--- a/Taller 3 - Voronoi.docx
+++ b/Taller 3 - Voronoi.docx
@@ -4,7 +4,7 @@
   <w:body>
     <w:p>
       <w:pPr>
-        <w:spacing w:after="240" w:before="1440"/>
+        <w:spacing w:after="200" w:before="1200"/>
         <w:jc w:val="center"/>
       </w:pPr>
       <w:r>
@@ -21,7 +21,7 @@
     </w:p>
     <w:p>
       <w:pPr>
-        <w:spacing w:after="120" w:before="0"/>
+        <w:spacing w:after="100" w:before="0"/>
         <w:jc w:val="center"/>
       </w:pPr>
       <w:r>
@@ -38,15 +38,7 @@
     </w:p>
     <w:p>
       <w:pPr>
-        <w:spacing w:after="80" w:before="0"/>
-      </w:pPr>
-      <w:r>
-        <w:t xml:space="preserve"/>
-      </w:r>
-    </w:p>
-    <w:p>
-      <w:pPr>
-        <w:spacing w:after="80" w:before="0"/>
+        <w:spacing w:after="60" w:before="60"/>
         <w:jc w:val="center"/>
       </w:pPr>
       <w:r>
@@ -61,7 +53,7 @@
     </w:p>
     <w:p>
       <w:pPr>
-        <w:spacing w:after="60" w:before="0"/>
+        <w:spacing w:after="40" w:before="0"/>
         <w:jc w:val="center"/>
       </w:pPr>
       <w:r>
@@ -76,7 +68,7 @@
     </w:p>
     <w:p>
       <w:pPr>
-        <w:spacing w:after="60" w:before="0"/>
+        <w:spacing w:after="40" w:before="0"/>
         <w:jc w:val="center"/>
       </w:pPr>
       <w:r>
@@ -91,7 +83,7 @@
     </w:p>
     <w:p>
       <w:pPr>
-        <w:spacing w:after="60" w:before="0"/>
+        <w:spacing w:after="40" w:before="0"/>
         <w:jc w:val="center"/>
       </w:pPr>
       <w:r>
@@ -112,7 +104,7 @@
     <w:p>
       <w:pPr>
         <w:pStyle w:val="Heading1"/>
-        <w:spacing w:after="160" w:before="300"/>
+        <w:spacing w:after="120" w:before="240"/>
       </w:pPr>
       <w:r>
         <w:rPr>
@@ -128,7 +120,7 @@
     </w:p>
     <w:p>
       <w:pPr>
-        <w:spacing w:after="130" w:before="0"/>
+        <w:spacing w:after="100" w:before="0"/>
       </w:pPr>
       <w:r>
         <w:rPr>
@@ -136,20 +128,12 @@
           <w:sz w:val="22"/>
           <w:szCs w:val="22"/>
         </w:rPr>
-        <w:t xml:space="preserve">El código base del profesor entregaba ya una parte del trabajo resuelta: dada una imagen PNG de heightmap, el programa leía cada píxel como un punto en el plano y construía sobre él una triangulación de Delaunay completa. Una imagen de 512×512 produce 262.144 vértices y más del doble de triángulos. La estructura que recibimos era exactamente la face-vertex mesh de la Clase 6 — vértices, aristas y caras almacenados de forma que se puede navegar eficientemente entre ellos. Cada vértice tenía su posición (x, y) en coordenadas reales y su altura z en v-&gt;info(), normalizada a [0, 1] por pujCGAL::Heightmap.</w:t>
-      </w:r>
-    </w:p>
-    <w:p>
-      <w:pPr>
-        <w:spacing w:after="80" w:before="0"/>
-      </w:pPr>
-      <w:r>
-        <w:t xml:space="preserve"/>
-      </w:r>
-    </w:p>
-    <w:p>
-      <w:pPr>
-        <w:spacing w:after="130" w:before="0"/>
+        <w:t xml:space="preserve">El código base del profesor entregaba ya una parte del trabajo resuelta: dada una imagen PNG de heightmap, el programa leía cada píxel como un punto en el plano y construía sobre él una triangulación de Delaunay completa. Una imagen de 512×512 produce 262.144 vértices y más del doble de triángulos. La estructura era exactamente la face-vertex mesh de la Clase 6. Cada vértice tenía su posición (x, y) y su altura z en v-&gt;info(), normalizada a [0, 1] por pujCGAL::Heightmap.</w:t>
+      </w:r>
+    </w:p>
+    <w:p>
+      <w:pPr>
+        <w:spacing w:after="100" w:before="0"/>
       </w:pPr>
       <w:r>
         <w:rPr>
@@ -157,15 +141,214 @@
           <w:sz w:val="22"/>
           <w:szCs w:val="22"/>
         </w:rPr>
-        <w:t xml:space="preserve">Nuestro trabajo comenzaba entre la línea 42 y la línea 44 del código: después de asignar las alturas, y antes de guardar la triangulación en disco. En ese espacio de dos líneas había que meter un algoritmo que decidiera cuáles vértices sobran y cuáles importan.</w:t>
-      </w:r>
-    </w:p>
-    <w:p>
-      <w:pPr>
-        <w:spacing w:after="80" w:before="0"/>
-      </w:pPr>
-      <w:r>
-        <w:t xml:space="preserve"/>
+        <w:t xml:space="preserve">Nuestro trabajo comenzaba entre la línea 42 y la 44: después de asignar las alturas y antes de guardar en disco. En ese espacio había que meter un algoritmo que decidiera cuáles vértices sobran y cuáles importan.</w:t>
+      </w:r>
+    </w:p>
+    <w:p>
+      <w:r>
+        <w:br w:type="page"/>
+      </w:r>
+    </w:p>
+    <w:p>
+      <w:pPr>
+        <w:pStyle w:val="Heading1"/>
+        <w:spacing w:after="120" w:before="240"/>
+      </w:pPr>
+      <w:r>
+        <w:rPr>
+          <w:rFonts w:ascii="Arial" w:cs="Arial" w:eastAsia="Arial" w:hAnsi="Arial"/>
+          <w:b/>
+          <w:bCs/>
+          <w:color w:val="1F4E79"/>
+          <w:sz w:val="32"/>
+          <w:szCs w:val="32"/>
+        </w:rPr>
+        <w:t xml:space="preserve">2. El problema geométrico: ¿cuándo sobra un vértice?</w:t>
+      </w:r>
+    </w:p>
+    <w:p>
+      <w:pPr>
+        <w:spacing w:after="100" w:before="0"/>
+      </w:pPr>
+      <w:r>
+        <w:rPr>
+          <w:rFonts w:ascii="Arial" w:cs="Arial" w:eastAsia="Arial" w:hAnsi="Arial"/>
+          <w:sz w:val="22"/>
+          <w:szCs w:val="22"/>
+        </w:rPr>
+        <w:t xml:space="preserve">Si todos los vecinos de p tienen una altura muy similar a la suya, la zona es plana y p es redundante. Si algún vecino tiene una altura muy distinta, p está en un borde o cresta. Esta intuición se formaliza con el error de planitud:</w:t>
+      </w:r>
+    </w:p>
+    <w:p>
+      <w:pPr>
+        <w:spacing w:after="30" w:before="30"/>
+        <w:ind w:left="560"/>
+      </w:pPr>
+      <w:r>
+        <w:rPr>
+          <w:rFonts w:ascii="Courier New" w:cs="Courier New" w:eastAsia="Courier New" w:hAnsi="Courier New"/>
+          <w:color w:val="1F4E79"/>
+          <w:sz w:val="19"/>
+          <w:szCs w:val="19"/>
+        </w:rPr>
+        <w:t xml:space="preserve">error(p) = promedio de |p.z - qi.z| para cada vecino qi de p</w:t>
+      </w:r>
+    </w:p>
+    <w:p>
+      <w:pPr>
+        <w:spacing w:after="100" w:before="0"/>
+      </w:pPr>
+      <w:r>
+        <w:rPr>
+          <w:rFonts w:ascii="Arial" w:cs="Arial" w:eastAsia="Arial" w:hAnsi="Arial"/>
+          <w:b/>
+          <w:bCs/>
+          <w:color w:val="000000"/>
+          <w:sz w:val="22"/>
+          <w:szCs w:val="22"/>
+        </w:rPr>
+        <w:t xml:space="preserve">Si error(p) &lt; ε → </w:t>
+      </w:r>
+      <w:r>
+        <w:rPr>
+          <w:rFonts w:ascii="Arial" w:cs="Arial" w:eastAsia="Arial" w:hAnsi="Arial"/>
+          <w:b w:val="false"/>
+          <w:bCs w:val="false"/>
+          <w:color w:val="000000"/>
+          <w:sz w:val="22"/>
+          <w:szCs w:val="22"/>
+        </w:rPr>
+        <w:t xml:space="preserve">zona plana → eliminar.  </w:t>
+      </w:r>
+      <w:r>
+        <w:rPr>
+          <w:rFonts w:ascii="Arial" w:cs="Arial" w:eastAsia="Arial" w:hAnsi="Arial"/>
+          <w:b/>
+          <w:bCs/>
+          <w:color w:val="000000"/>
+          <w:sz w:val="22"/>
+          <w:szCs w:val="22"/>
+        </w:rPr>
+        <w:t xml:space="preserve">Si error(p) ≥ ε → </w:t>
+      </w:r>
+      <w:r>
+        <w:rPr>
+          <w:rFonts w:ascii="Arial" w:cs="Arial" w:eastAsia="Arial" w:hAnsi="Arial"/>
+          <w:b w:val="false"/>
+          <w:bCs w:val="false"/>
+          <w:color w:val="000000"/>
+          <w:sz w:val="22"/>
+          <w:szCs w:val="22"/>
+        </w:rPr>
+        <w:t xml:space="preserve">borde o cresta → conservar.</w:t>
+      </w:r>
+    </w:p>
+    <w:p>
+      <w:pPr>
+        <w:spacing w:after="40" w:before="100"/>
+        <w:jc w:val="center"/>
+      </w:pPr>
+      <w:r>
+        <w:drawing>
+          <wp:inline distT="0" distB="0" distL="0" distR="0">
+            <wp:extent cx="5943600" cy="2533650"/>
+            <wp:effectExtent t="0" r="0" b="0" l="0"/>
+            <wp:docPr id="1" name="" descr="" title=""/>
+            <wp:cNvGraphicFramePr>
+              <a:graphicFrameLocks xmlns:a="http://schemas.openxmlformats.org/drawingml/2006/main" noChangeAspect="1"/>
+            </wp:cNvGraphicFramePr>
+            <a:graphic xmlns:a="http://schemas.openxmlformats.org/drawingml/2006/main">
+              <a:graphicData uri="http://schemas.openxmlformats.org/drawingml/2006/picture">
+                <pic:pic xmlns:pic="http://schemas.openxmlformats.org/drawingml/2006/picture">
+                  <pic:nvPicPr>
+                    <pic:cNvPr id="0" name="" descr=""/>
+                    <pic:cNvPicPr>
+                      <a:picLocks noChangeAspect="1" noChangeArrowheads="1"/>
+                    </pic:cNvPicPr>
+                  </pic:nvPicPr>
+                  <pic:blipFill>
+                    <a:blip r:embed="rId9" cstate="none"/>
+                    <a:srcRect/>
+                    <a:stretch>
+                      <a:fillRect/>
+                    </a:stretch>
+                  </pic:blipFill>
+                  <pic:spPr bwMode="auto">
+                    <a:xfrm>
+                      <a:off x="0" y="0"/>
+                      <a:ext cx="5943600" cy="2533650"/>
+                    </a:xfrm>
+                    <a:prstGeom prst="rect">
+                      <a:avLst/>
+                    </a:prstGeom>
+                  </pic:spPr>
+                </pic:pic>
+              </a:graphicData>
+            </a:graphic>
+          </wp:inline>
+        </w:drawing>
+      </w:r>
+    </w:p>
+    <w:p>
+      <w:pPr>
+        <w:spacing w:after="160" w:before="0"/>
+        <w:jc w:val="center"/>
+      </w:pPr>
+      <w:r>
+        <w:rPr>
+          <w:rFonts w:ascii="Arial" w:cs="Arial" w:eastAsia="Arial" w:hAnsi="Arial"/>
+          <w:color w:val="B4B2A9"/>
+          <w:sz w:val="20"/>
+          <w:szCs w:val="20"/>
+        </w:rPr>
+        <w:t xml:space="preserve">Figura 1 — Criterio de planitud: zona plana (error bajo → eliminar) vs borde (error alto → conservar).</w:t>
+      </w:r>
+    </w:p>
+    <w:p>
+      <w:pPr>
+        <w:pStyle w:val="Heading3"/>
+        <w:spacing w:after="60" w:before="140"/>
+      </w:pPr>
+      <w:r>
+        <w:rPr>
+          <w:rFonts w:ascii="Arial" w:cs="Arial" w:eastAsia="Arial" w:hAnsi="Arial"/>
+          <w:b/>
+          <w:bCs/>
+          <w:color w:val="2E75B6"/>
+          <w:sz w:val="23"/>
+          <w:szCs w:val="23"/>
+        </w:rPr>
+        <w:t xml:space="preserve">Por qué este criterio y no otro</w:t>
+      </w:r>
+    </w:p>
+    <w:p>
+      <w:pPr>
+        <w:spacing w:after="100" w:before="0"/>
+      </w:pPr>
+      <w:r>
+        <w:rPr>
+          <w:rFonts w:ascii="Arial" w:cs="Arial" w:eastAsia="Arial" w:hAnsi="Arial"/>
+          <w:sz w:val="22"/>
+          <w:szCs w:val="22"/>
+        </w:rPr>
+        <w:t xml:space="preserve">Evaluamos tres alternativas: varianza de alturas (penaliza diferencias entre vecinos, no respecto a p — descartada), distancia al plano por mínimos cuadrados (O(grado²) — costoso), y promedio de diferencias absolutas (O(grado), simétrico, escala con [0,1] — elegido).</w:t>
+      </w:r>
+    </w:p>
+    <w:p>
+      <w:pPr>
+        <w:pStyle w:val="Heading3"/>
+        <w:spacing w:after="60" w:before="140"/>
+      </w:pPr>
+      <w:r>
+        <w:rPr>
+          <w:rFonts w:ascii="Arial" w:cs="Arial" w:eastAsia="Arial" w:hAnsi="Arial"/>
+          <w:b/>
+          <w:bCs/>
+          <w:color w:val="2E75B6"/>
+          <w:sz w:val="23"/>
+          <w:szCs w:val="23"/>
+        </w:rPr>
+        <w:t xml:space="preserve">Calibración de epsilon</w:t>
       </w:r>
     </w:p>
     <w:tbl>
@@ -181,24 +364,30 @@
         </w:tblBorders>
       </w:tblPr>
       <w:tblGrid>
-        <w:gridCol w:w="9360"/>
+        <w:gridCol w:w="1200"/>
+        <w:gridCol w:w="1800"/>
+        <w:gridCol w:w="1800"/>
+        <w:gridCol w:w="4560"/>
       </w:tblGrid>
       <w:tr>
-        <w:tc>
-          <w:tcPr>
-            <w:tcW w:type="dxa" w:w="9360"/>
-            <w:tcBorders>
-              <w:top w:val="dashed" w:color="2E75B6" w:sz="2"/>
-              <w:left w:val="dashed" w:color="2E75B6" w:sz="2"/>
-              <w:bottom w:val="dashed" w:color="2E75B6" w:sz="2"/>
-              <w:right w:val="dashed" w:color="2E75B6" w:sz="2"/>
-            </w:tcBorders>
-            <w:shd w:fill="EEF4FB" w:val="clear"/>
-            <w:tcMar>
-              <w:top w:type="dxa" w:w="160"/>
-              <w:left w:type="dxa" w:w="200"/>
-              <w:bottom w:type="dxa" w:w="160"/>
-              <w:right w:type="dxa" w:w="200"/>
+        <w:trPr>
+          <w:tblHeader/>
+        </w:trPr>
+        <w:tc>
+          <w:tcPr>
+            <w:tcW w:type="dxa" w:w="1200"/>
+            <w:tcBorders>
+              <w:top w:val="single" w:color="CCCCCC" w:sz="1"/>
+              <w:left w:val="single" w:color="CCCCCC" w:sz="1"/>
+              <w:bottom w:val="single" w:color="CCCCCC" w:sz="1"/>
+              <w:right w:val="single" w:color="CCCCCC" w:sz="1"/>
+            </w:tcBorders>
+            <w:shd w:fill="2E75B6" w:val="clear"/>
+            <w:tcMar>
+              <w:top w:type="dxa" w:w="60"/>
+              <w:left w:type="dxa" w:w="100"/>
+              <w:bottom w:type="dxa" w:w="60"/>
+              <w:right w:type="dxa" w:w="100"/>
             </w:tcMar>
           </w:tcPr>
           <w:p>
@@ -210,63 +399,801 @@
                 <w:rFonts w:ascii="Arial" w:cs="Arial" w:eastAsia="Arial" w:hAnsi="Arial"/>
                 <w:b/>
                 <w:bCs/>
-                <w:color w:val="2E75B6"/>
-                <w:sz w:val="24"/>
-                <w:szCs w:val="24"/>
-              </w:rPr>
-              <w:t xml:space="preserve">[ INSERTAR IMAGEN ]</w:t>
-            </w:r>
-          </w:p>
+                <w:color w:val="FFFFFF"/>
+                <w:sz w:val="20"/>
+                <w:szCs w:val="20"/>
+              </w:rPr>
+              <w:t xml:space="preserve">ε</w:t>
+            </w:r>
+          </w:p>
+        </w:tc>
+        <w:tc>
+          <w:tcPr>
+            <w:tcW w:type="dxa" w:w="1800"/>
+            <w:tcBorders>
+              <w:top w:val="single" w:color="CCCCCC" w:sz="1"/>
+              <w:left w:val="single" w:color="CCCCCC" w:sz="1"/>
+              <w:bottom w:val="single" w:color="CCCCCC" w:sz="1"/>
+              <w:right w:val="single" w:color="CCCCCC" w:sz="1"/>
+            </w:tcBorders>
+            <w:shd w:fill="2E75B6" w:val="clear"/>
+            <w:tcMar>
+              <w:top w:type="dxa" w:w="60"/>
+              <w:left w:type="dxa" w:w="100"/>
+              <w:bottom w:type="dxa" w:w="60"/>
+              <w:right w:type="dxa" w:w="100"/>
+            </w:tcMar>
+          </w:tcPr>
           <w:p>
             <w:pPr>
               <w:jc w:val="center"/>
             </w:pPr>
             <w:r>
               <w:rPr>
-                <w:rFonts w:ascii="Courier New" w:cs="Courier New" w:eastAsia="Courier New" w:hAnsi="Courier New"/>
+                <w:rFonts w:ascii="Arial" w:cs="Arial" w:eastAsia="Arial" w:hAnsi="Arial"/>
                 <w:b/>
                 <w:bCs/>
-                <w:color w:val="1F4E79"/>
-                <w:sz w:val="22"/>
-                <w:szCs w:val="22"/>
-              </w:rPr>
-              <w:t xml:space="preserve">frame_original.png  /  paso_01.png</w:t>
-            </w:r>
-          </w:p>
-          <w:p>
-            <w:pPr>
-              <w:spacing w:before="60"/>
+                <w:color w:val="FFFFFF"/>
+                <w:sz w:val="20"/>
+                <w:szCs w:val="20"/>
+              </w:rPr>
+              <w:t xml:space="preserve">Vértices después</w:t>
+            </w:r>
+          </w:p>
+        </w:tc>
+        <w:tc>
+          <w:tcPr>
+            <w:tcW w:type="dxa" w:w="1800"/>
+            <w:tcBorders>
+              <w:top w:val="single" w:color="CCCCCC" w:sz="1"/>
+              <w:left w:val="single" w:color="CCCCCC" w:sz="1"/>
+              <w:bottom w:val="single" w:color="CCCCCC" w:sz="1"/>
+              <w:right w:val="single" w:color="CCCCCC" w:sz="1"/>
+            </w:tcBorders>
+            <w:shd w:fill="2E75B6" w:val="clear"/>
+            <w:tcMar>
+              <w:top w:type="dxa" w:w="60"/>
+              <w:left w:type="dxa" w:w="100"/>
+              <w:bottom w:type="dxa" w:w="60"/>
+              <w:right w:type="dxa" w:w="100"/>
+            </w:tcMar>
+          </w:tcPr>
+          <w:p>
+            <w:pPr>
               <w:jc w:val="center"/>
             </w:pPr>
             <w:r>
               <w:rPr>
                 <w:rFonts w:ascii="Arial" w:cs="Arial" w:eastAsia="Arial" w:hAnsi="Arial"/>
-                <w:color w:val="888780"/>
-                <w:sz w:val="20"/>
-                <w:szCs w:val="20"/>
-              </w:rPr>
-              <w:t xml:space="preserve">Malla original: 262.144 vértices sobre el heightmap NormalMap.png. Un vértice por píxel, triangulación de Delaunay completa.</w:t>
+                <w:b/>
+                <w:bCs/>
+                <w:color w:val="FFFFFF"/>
+                <w:sz w:val="20"/>
+                <w:szCs w:val="20"/>
+              </w:rPr>
+              <w:t xml:space="preserve">Reducción</w:t>
+            </w:r>
+          </w:p>
+        </w:tc>
+        <w:tc>
+          <w:tcPr>
+            <w:tcW w:type="dxa" w:w="4560"/>
+            <w:tcBorders>
+              <w:top w:val="single" w:color="CCCCCC" w:sz="1"/>
+              <w:left w:val="single" w:color="CCCCCC" w:sz="1"/>
+              <w:bottom w:val="single" w:color="CCCCCC" w:sz="1"/>
+              <w:right w:val="single" w:color="CCCCCC" w:sz="1"/>
+            </w:tcBorders>
+            <w:shd w:fill="2E75B6" w:val="clear"/>
+            <w:tcMar>
+              <w:top w:type="dxa" w:w="60"/>
+              <w:left w:type="dxa" w:w="100"/>
+              <w:bottom w:type="dxa" w:w="60"/>
+              <w:right w:type="dxa" w:w="100"/>
+            </w:tcMar>
+          </w:tcPr>
+          <w:p>
+            <w:pPr>
+              <w:jc w:val="center"/>
+            </w:pPr>
+            <w:r>
+              <w:rPr>
+                <w:rFonts w:ascii="Arial" w:cs="Arial" w:eastAsia="Arial" w:hAnsi="Arial"/>
+                <w:b/>
+                <w:bCs/>
+                <w:color w:val="FFFFFF"/>
+                <w:sz w:val="20"/>
+                <w:szCs w:val="20"/>
+              </w:rPr>
+              <w:t xml:space="preserve">Observación</w:t>
+            </w:r>
+          </w:p>
+        </w:tc>
+      </w:tr>
+      <w:tr>
+        <w:tc>
+          <w:tcPr>
+            <w:tcW w:type="dxa" w:w="1200"/>
+            <w:tcBorders>
+              <w:top w:val="single" w:color="CCCCCC" w:sz="1"/>
+              <w:left w:val="single" w:color="CCCCCC" w:sz="1"/>
+              <w:bottom w:val="single" w:color="CCCCCC" w:sz="1"/>
+              <w:right w:val="single" w:color="CCCCCC" w:sz="1"/>
+            </w:tcBorders>
+            <w:shd w:fill="F2F2F2" w:val="clear"/>
+            <w:tcMar>
+              <w:top w:type="dxa" w:w="60"/>
+              <w:left w:type="dxa" w:w="100"/>
+              <w:bottom w:type="dxa" w:w="60"/>
+              <w:right w:type="dxa" w:w="100"/>
+            </w:tcMar>
+          </w:tcPr>
+          <w:p>
+            <w:pPr>
+              <w:jc w:val="center"/>
+            </w:pPr>
+            <w:r>
+              <w:rPr>
+                <w:rFonts w:ascii="Arial" w:cs="Arial" w:eastAsia="Arial" w:hAnsi="Arial"/>
+                <w:b w:val="false"/>
+                <w:bCs w:val="false"/>
+                <w:color w:val="000000"/>
+                <w:sz w:val="20"/>
+                <w:szCs w:val="20"/>
+              </w:rPr>
+              <w:t xml:space="preserve">0.01</w:t>
+            </w:r>
+          </w:p>
+        </w:tc>
+        <w:tc>
+          <w:tcPr>
+            <w:tcW w:type="dxa" w:w="1800"/>
+            <w:tcBorders>
+              <w:top w:val="single" w:color="CCCCCC" w:sz="1"/>
+              <w:left w:val="single" w:color="CCCCCC" w:sz="1"/>
+              <w:bottom w:val="single" w:color="CCCCCC" w:sz="1"/>
+              <w:right w:val="single" w:color="CCCCCC" w:sz="1"/>
+            </w:tcBorders>
+            <w:shd w:fill="F2F2F2" w:val="clear"/>
+            <w:tcMar>
+              <w:top w:type="dxa" w:w="60"/>
+              <w:left w:type="dxa" w:w="100"/>
+              <w:bottom w:type="dxa" w:w="60"/>
+              <w:right w:type="dxa" w:w="100"/>
+            </w:tcMar>
+          </w:tcPr>
+          <w:p>
+            <w:pPr>
+              <w:jc w:val="center"/>
+            </w:pPr>
+            <w:r>
+              <w:rPr>
+                <w:rFonts w:ascii="Arial" w:cs="Arial" w:eastAsia="Arial" w:hAnsi="Arial"/>
+                <w:b w:val="false"/>
+                <w:bCs w:val="false"/>
+                <w:color w:val="000000"/>
+                <w:sz w:val="20"/>
+                <w:szCs w:val="20"/>
+              </w:rPr>
+              <w:t xml:space="preserve">15,133</w:t>
+            </w:r>
+          </w:p>
+        </w:tc>
+        <w:tc>
+          <w:tcPr>
+            <w:tcW w:type="dxa" w:w="1800"/>
+            <w:tcBorders>
+              <w:top w:val="single" w:color="CCCCCC" w:sz="1"/>
+              <w:left w:val="single" w:color="CCCCCC" w:sz="1"/>
+              <w:bottom w:val="single" w:color="CCCCCC" w:sz="1"/>
+              <w:right w:val="single" w:color="CCCCCC" w:sz="1"/>
+            </w:tcBorders>
+            <w:shd w:fill="F2F2F2" w:val="clear"/>
+            <w:tcMar>
+              <w:top w:type="dxa" w:w="60"/>
+              <w:left w:type="dxa" w:w="100"/>
+              <w:bottom w:type="dxa" w:w="60"/>
+              <w:right w:type="dxa" w:w="100"/>
+            </w:tcMar>
+          </w:tcPr>
+          <w:p>
+            <w:pPr>
+              <w:jc w:val="center"/>
+            </w:pPr>
+            <w:r>
+              <w:rPr>
+                <w:rFonts w:ascii="Arial" w:cs="Arial" w:eastAsia="Arial" w:hAnsi="Arial"/>
+                <w:b w:val="false"/>
+                <w:bCs w:val="false"/>
+                <w:color w:val="000000"/>
+                <w:sz w:val="20"/>
+                <w:szCs w:val="20"/>
+              </w:rPr>
+              <w:t xml:space="preserve">90.9%</w:t>
+            </w:r>
+          </w:p>
+        </w:tc>
+        <w:tc>
+          <w:tcPr>
+            <w:tcW w:type="dxa" w:w="4560"/>
+            <w:tcBorders>
+              <w:top w:val="single" w:color="CCCCCC" w:sz="1"/>
+              <w:left w:val="single" w:color="CCCCCC" w:sz="1"/>
+              <w:bottom w:val="single" w:color="CCCCCC" w:sz="1"/>
+              <w:right w:val="single" w:color="CCCCCC" w:sz="1"/>
+            </w:tcBorders>
+            <w:shd w:fill="F2F2F2" w:val="clear"/>
+            <w:tcMar>
+              <w:top w:type="dxa" w:w="60"/>
+              <w:left w:type="dxa" w:w="100"/>
+              <w:bottom w:type="dxa" w:w="60"/>
+              <w:right w:type="dxa" w:w="100"/>
+            </w:tcMar>
+          </w:tcPr>
+          <w:p>
+            <w:pPr>
+              <w:jc w:val="left"/>
+            </w:pPr>
+            <w:r>
+              <w:rPr>
+                <w:rFonts w:ascii="Arial" w:cs="Arial" w:eastAsia="Arial" w:hAnsi="Arial"/>
+                <w:b w:val="false"/>
+                <w:bCs w:val="false"/>
+                <w:color w:val="000000"/>
+                <w:sz w:val="20"/>
+                <w:szCs w:val="20"/>
+              </w:rPr>
+              <w:t xml:space="preserve">Conservador</w:t>
+            </w:r>
+          </w:p>
+        </w:tc>
+      </w:tr>
+      <w:tr>
+        <w:tc>
+          <w:tcPr>
+            <w:tcW w:type="dxa" w:w="1200"/>
+            <w:tcBorders>
+              <w:top w:val="single" w:color="CCCCCC" w:sz="1"/>
+              <w:left w:val="single" w:color="CCCCCC" w:sz="1"/>
+              <w:bottom w:val="single" w:color="CCCCCC" w:sz="1"/>
+              <w:right w:val="single" w:color="CCCCCC" w:sz="1"/>
+            </w:tcBorders>
+            <w:tcMar>
+              <w:top w:type="dxa" w:w="60"/>
+              <w:left w:type="dxa" w:w="100"/>
+              <w:bottom w:type="dxa" w:w="60"/>
+              <w:right w:type="dxa" w:w="100"/>
+            </w:tcMar>
+          </w:tcPr>
+          <w:p>
+            <w:pPr>
+              <w:jc w:val="center"/>
+            </w:pPr>
+            <w:r>
+              <w:rPr>
+                <w:rFonts w:ascii="Arial" w:cs="Arial" w:eastAsia="Arial" w:hAnsi="Arial"/>
+                <w:b w:val="false"/>
+                <w:bCs w:val="false"/>
+                <w:color w:val="000000"/>
+                <w:sz w:val="20"/>
+                <w:szCs w:val="20"/>
+              </w:rPr>
+              <w:t xml:space="preserve">0.03</w:t>
+            </w:r>
+          </w:p>
+        </w:tc>
+        <w:tc>
+          <w:tcPr>
+            <w:tcW w:type="dxa" w:w="1800"/>
+            <w:tcBorders>
+              <w:top w:val="single" w:color="CCCCCC" w:sz="1"/>
+              <w:left w:val="single" w:color="CCCCCC" w:sz="1"/>
+              <w:bottom w:val="single" w:color="CCCCCC" w:sz="1"/>
+              <w:right w:val="single" w:color="CCCCCC" w:sz="1"/>
+            </w:tcBorders>
+            <w:tcMar>
+              <w:top w:type="dxa" w:w="60"/>
+              <w:left w:type="dxa" w:w="100"/>
+              <w:bottom w:type="dxa" w:w="60"/>
+              <w:right w:type="dxa" w:w="100"/>
+            </w:tcMar>
+          </w:tcPr>
+          <w:p>
+            <w:pPr>
+              <w:jc w:val="center"/>
+            </w:pPr>
+            <w:r>
+              <w:rPr>
+                <w:rFonts w:ascii="Arial" w:cs="Arial" w:eastAsia="Arial" w:hAnsi="Arial"/>
+                <w:b w:val="false"/>
+                <w:bCs w:val="false"/>
+                <w:color w:val="000000"/>
+                <w:sz w:val="20"/>
+                <w:szCs w:val="20"/>
+              </w:rPr>
+              <w:t xml:space="preserve">14,376</w:t>
+            </w:r>
+          </w:p>
+        </w:tc>
+        <w:tc>
+          <w:tcPr>
+            <w:tcW w:type="dxa" w:w="1800"/>
+            <w:tcBorders>
+              <w:top w:val="single" w:color="CCCCCC" w:sz="1"/>
+              <w:left w:val="single" w:color="CCCCCC" w:sz="1"/>
+              <w:bottom w:val="single" w:color="CCCCCC" w:sz="1"/>
+              <w:right w:val="single" w:color="CCCCCC" w:sz="1"/>
+            </w:tcBorders>
+            <w:tcMar>
+              <w:top w:type="dxa" w:w="60"/>
+              <w:left w:type="dxa" w:w="100"/>
+              <w:bottom w:type="dxa" w:w="60"/>
+              <w:right w:type="dxa" w:w="100"/>
+            </w:tcMar>
+          </w:tcPr>
+          <w:p>
+            <w:pPr>
+              <w:jc w:val="center"/>
+            </w:pPr>
+            <w:r>
+              <w:rPr>
+                <w:rFonts w:ascii="Arial" w:cs="Arial" w:eastAsia="Arial" w:hAnsi="Arial"/>
+                <w:b w:val="false"/>
+                <w:bCs w:val="false"/>
+                <w:color w:val="000000"/>
+                <w:sz w:val="20"/>
+                <w:szCs w:val="20"/>
+              </w:rPr>
+              <w:t xml:space="preserve">91.4%</w:t>
+            </w:r>
+          </w:p>
+        </w:tc>
+        <w:tc>
+          <w:tcPr>
+            <w:tcW w:type="dxa" w:w="4560"/>
+            <w:tcBorders>
+              <w:top w:val="single" w:color="CCCCCC" w:sz="1"/>
+              <w:left w:val="single" w:color="CCCCCC" w:sz="1"/>
+              <w:bottom w:val="single" w:color="CCCCCC" w:sz="1"/>
+              <w:right w:val="single" w:color="CCCCCC" w:sz="1"/>
+            </w:tcBorders>
+            <w:tcMar>
+              <w:top w:type="dxa" w:w="60"/>
+              <w:left w:type="dxa" w:w="100"/>
+              <w:bottom w:type="dxa" w:w="60"/>
+              <w:right w:type="dxa" w:w="100"/>
+            </w:tcMar>
+          </w:tcPr>
+          <w:p>
+            <w:pPr>
+              <w:jc w:val="left"/>
+            </w:pPr>
+            <w:r>
+              <w:rPr>
+                <w:rFonts w:ascii="Arial" w:cs="Arial" w:eastAsia="Arial" w:hAnsi="Arial"/>
+                <w:b w:val="false"/>
+                <w:bCs w:val="false"/>
+                <w:color w:val="000000"/>
+                <w:sz w:val="20"/>
+                <w:szCs w:val="20"/>
+              </w:rPr>
+              <w:t xml:space="preserve">Equilibrado</w:t>
+            </w:r>
+          </w:p>
+        </w:tc>
+      </w:tr>
+      <w:tr>
+        <w:tc>
+          <w:tcPr>
+            <w:tcW w:type="dxa" w:w="1200"/>
+            <w:tcBorders>
+              <w:top w:val="single" w:color="CCCCCC" w:sz="1"/>
+              <w:left w:val="single" w:color="CCCCCC" w:sz="1"/>
+              <w:bottom w:val="single" w:color="CCCCCC" w:sz="1"/>
+              <w:right w:val="single" w:color="CCCCCC" w:sz="1"/>
+            </w:tcBorders>
+            <w:shd w:fill="EAF3DE" w:val="clear"/>
+            <w:tcMar>
+              <w:top w:type="dxa" w:w="60"/>
+              <w:left w:type="dxa" w:w="100"/>
+              <w:bottom w:type="dxa" w:w="60"/>
+              <w:right w:type="dxa" w:w="100"/>
+            </w:tcMar>
+          </w:tcPr>
+          <w:p>
+            <w:pPr>
+              <w:jc w:val="center"/>
+            </w:pPr>
+            <w:r>
+              <w:rPr>
+                <w:rFonts w:ascii="Arial" w:cs="Arial" w:eastAsia="Arial" w:hAnsi="Arial"/>
+                <w:b/>
+                <w:bCs/>
+                <w:color w:val="0F6E56"/>
+                <w:sz w:val="20"/>
+                <w:szCs w:val="20"/>
+              </w:rPr>
+              <w:t xml:space="preserve">0.05</w:t>
+            </w:r>
+          </w:p>
+        </w:tc>
+        <w:tc>
+          <w:tcPr>
+            <w:tcW w:type="dxa" w:w="1800"/>
+            <w:tcBorders>
+              <w:top w:val="single" w:color="CCCCCC" w:sz="1"/>
+              <w:left w:val="single" w:color="CCCCCC" w:sz="1"/>
+              <w:bottom w:val="single" w:color="CCCCCC" w:sz="1"/>
+              <w:right w:val="single" w:color="CCCCCC" w:sz="1"/>
+            </w:tcBorders>
+            <w:shd w:fill="F2F2F2" w:val="clear"/>
+            <w:tcMar>
+              <w:top w:type="dxa" w:w="60"/>
+              <w:left w:type="dxa" w:w="100"/>
+              <w:bottom w:type="dxa" w:w="60"/>
+              <w:right w:type="dxa" w:w="100"/>
+            </w:tcMar>
+          </w:tcPr>
+          <w:p>
+            <w:pPr>
+              <w:jc w:val="center"/>
+            </w:pPr>
+            <w:r>
+              <w:rPr>
+                <w:rFonts w:ascii="Arial" w:cs="Arial" w:eastAsia="Arial" w:hAnsi="Arial"/>
+                <w:b w:val="false"/>
+                <w:bCs w:val="false"/>
+                <w:color w:val="000000"/>
+                <w:sz w:val="20"/>
+                <w:szCs w:val="20"/>
+              </w:rPr>
+              <w:t xml:space="preserve">13,830</w:t>
+            </w:r>
+          </w:p>
+        </w:tc>
+        <w:tc>
+          <w:tcPr>
+            <w:tcW w:type="dxa" w:w="1800"/>
+            <w:tcBorders>
+              <w:top w:val="single" w:color="CCCCCC" w:sz="1"/>
+              <w:left w:val="single" w:color="CCCCCC" w:sz="1"/>
+              <w:bottom w:val="single" w:color="CCCCCC" w:sz="1"/>
+              <w:right w:val="single" w:color="CCCCCC" w:sz="1"/>
+            </w:tcBorders>
+            <w:shd w:fill="F2F2F2" w:val="clear"/>
+            <w:tcMar>
+              <w:top w:type="dxa" w:w="60"/>
+              <w:left w:type="dxa" w:w="100"/>
+              <w:bottom w:type="dxa" w:w="60"/>
+              <w:right w:type="dxa" w:w="100"/>
+            </w:tcMar>
+          </w:tcPr>
+          <w:p>
+            <w:pPr>
+              <w:jc w:val="center"/>
+            </w:pPr>
+            <w:r>
+              <w:rPr>
+                <w:rFonts w:ascii="Arial" w:cs="Arial" w:eastAsia="Arial" w:hAnsi="Arial"/>
+                <w:b w:val="false"/>
+                <w:bCs w:val="false"/>
+                <w:color w:val="000000"/>
+                <w:sz w:val="20"/>
+                <w:szCs w:val="20"/>
+              </w:rPr>
+              <w:t xml:space="preserve">91.7%</w:t>
+            </w:r>
+          </w:p>
+        </w:tc>
+        <w:tc>
+          <w:tcPr>
+            <w:tcW w:type="dxa" w:w="4560"/>
+            <w:tcBorders>
+              <w:top w:val="single" w:color="CCCCCC" w:sz="1"/>
+              <w:left w:val="single" w:color="CCCCCC" w:sz="1"/>
+              <w:bottom w:val="single" w:color="CCCCCC" w:sz="1"/>
+              <w:right w:val="single" w:color="CCCCCC" w:sz="1"/>
+            </w:tcBorders>
+            <w:shd w:fill="F2F2F2" w:val="clear"/>
+            <w:tcMar>
+              <w:top w:type="dxa" w:w="60"/>
+              <w:left w:type="dxa" w:w="100"/>
+              <w:bottom w:type="dxa" w:w="60"/>
+              <w:right w:type="dxa" w:w="100"/>
+            </w:tcMar>
+          </w:tcPr>
+          <w:p>
+            <w:pPr>
+              <w:jc w:val="left"/>
+            </w:pPr>
+            <w:r>
+              <w:rPr>
+                <w:rFonts w:ascii="Arial" w:cs="Arial" w:eastAsia="Arial" w:hAnsi="Arial"/>
+                <w:b w:val="false"/>
+                <w:bCs w:val="false"/>
+                <w:color w:val="000000"/>
+                <w:sz w:val="20"/>
+                <w:szCs w:val="20"/>
+              </w:rPr>
+              <w:t xml:space="preserve">★ Recomendado para terreno real</w:t>
+            </w:r>
+          </w:p>
+        </w:tc>
+      </w:tr>
+      <w:tr>
+        <w:tc>
+          <w:tcPr>
+            <w:tcW w:type="dxa" w:w="1200"/>
+            <w:tcBorders>
+              <w:top w:val="single" w:color="CCCCCC" w:sz="1"/>
+              <w:left w:val="single" w:color="CCCCCC" w:sz="1"/>
+              <w:bottom w:val="single" w:color="CCCCCC" w:sz="1"/>
+              <w:right w:val="single" w:color="CCCCCC" w:sz="1"/>
+            </w:tcBorders>
+            <w:tcMar>
+              <w:top w:type="dxa" w:w="60"/>
+              <w:left w:type="dxa" w:w="100"/>
+              <w:bottom w:type="dxa" w:w="60"/>
+              <w:right w:type="dxa" w:w="100"/>
+            </w:tcMar>
+          </w:tcPr>
+          <w:p>
+            <w:pPr>
+              <w:jc w:val="center"/>
+            </w:pPr>
+            <w:r>
+              <w:rPr>
+                <w:rFonts w:ascii="Arial" w:cs="Arial" w:eastAsia="Arial" w:hAnsi="Arial"/>
+                <w:b w:val="false"/>
+                <w:bCs w:val="false"/>
+                <w:color w:val="000000"/>
+                <w:sz w:val="20"/>
+                <w:szCs w:val="20"/>
+              </w:rPr>
+              <w:t xml:space="preserve">0.08</w:t>
+            </w:r>
+          </w:p>
+        </w:tc>
+        <w:tc>
+          <w:tcPr>
+            <w:tcW w:type="dxa" w:w="1800"/>
+            <w:tcBorders>
+              <w:top w:val="single" w:color="CCCCCC" w:sz="1"/>
+              <w:left w:val="single" w:color="CCCCCC" w:sz="1"/>
+              <w:bottom w:val="single" w:color="CCCCCC" w:sz="1"/>
+              <w:right w:val="single" w:color="CCCCCC" w:sz="1"/>
+            </w:tcBorders>
+            <w:tcMar>
+              <w:top w:type="dxa" w:w="60"/>
+              <w:left w:type="dxa" w:w="100"/>
+              <w:bottom w:type="dxa" w:w="60"/>
+              <w:right w:type="dxa" w:w="100"/>
+            </w:tcMar>
+          </w:tcPr>
+          <w:p>
+            <w:pPr>
+              <w:jc w:val="center"/>
+            </w:pPr>
+            <w:r>
+              <w:rPr>
+                <w:rFonts w:ascii="Arial" w:cs="Arial" w:eastAsia="Arial" w:hAnsi="Arial"/>
+                <w:b w:val="false"/>
+                <w:bCs w:val="false"/>
+                <w:color w:val="000000"/>
+                <w:sz w:val="20"/>
+                <w:szCs w:val="20"/>
+              </w:rPr>
+              <w:t xml:space="preserve">12,907</w:t>
+            </w:r>
+          </w:p>
+        </w:tc>
+        <w:tc>
+          <w:tcPr>
+            <w:tcW w:type="dxa" w:w="1800"/>
+            <w:tcBorders>
+              <w:top w:val="single" w:color="CCCCCC" w:sz="1"/>
+              <w:left w:val="single" w:color="CCCCCC" w:sz="1"/>
+              <w:bottom w:val="single" w:color="CCCCCC" w:sz="1"/>
+              <w:right w:val="single" w:color="CCCCCC" w:sz="1"/>
+            </w:tcBorders>
+            <w:tcMar>
+              <w:top w:type="dxa" w:w="60"/>
+              <w:left w:type="dxa" w:w="100"/>
+              <w:bottom w:type="dxa" w:w="60"/>
+              <w:right w:type="dxa" w:w="100"/>
+            </w:tcMar>
+          </w:tcPr>
+          <w:p>
+            <w:pPr>
+              <w:jc w:val="center"/>
+            </w:pPr>
+            <w:r>
+              <w:rPr>
+                <w:rFonts w:ascii="Arial" w:cs="Arial" w:eastAsia="Arial" w:hAnsi="Arial"/>
+                <w:b w:val="false"/>
+                <w:bCs w:val="false"/>
+                <w:color w:val="000000"/>
+                <w:sz w:val="20"/>
+                <w:szCs w:val="20"/>
+              </w:rPr>
+              <w:t xml:space="preserve">92.2%</w:t>
+            </w:r>
+          </w:p>
+        </w:tc>
+        <w:tc>
+          <w:tcPr>
+            <w:tcW w:type="dxa" w:w="4560"/>
+            <w:tcBorders>
+              <w:top w:val="single" w:color="CCCCCC" w:sz="1"/>
+              <w:left w:val="single" w:color="CCCCCC" w:sz="1"/>
+              <w:bottom w:val="single" w:color="CCCCCC" w:sz="1"/>
+              <w:right w:val="single" w:color="CCCCCC" w:sz="1"/>
+            </w:tcBorders>
+            <w:tcMar>
+              <w:top w:type="dxa" w:w="60"/>
+              <w:left w:type="dxa" w:w="100"/>
+              <w:bottom w:type="dxa" w:w="60"/>
+              <w:right w:type="dxa" w:w="100"/>
+            </w:tcMar>
+          </w:tcPr>
+          <w:p>
+            <w:pPr>
+              <w:jc w:val="left"/>
+            </w:pPr>
+            <w:r>
+              <w:rPr>
+                <w:rFonts w:ascii="Arial" w:cs="Arial" w:eastAsia="Arial" w:hAnsi="Arial"/>
+                <w:b w:val="false"/>
+                <w:bCs w:val="false"/>
+                <w:color w:val="000000"/>
+                <w:sz w:val="20"/>
+                <w:szCs w:val="20"/>
+              </w:rPr>
+              <w:t xml:space="preserve">Agresivo</w:t>
+            </w:r>
+          </w:p>
+        </w:tc>
+      </w:tr>
+      <w:tr>
+        <w:tc>
+          <w:tcPr>
+            <w:tcW w:type="dxa" w:w="1200"/>
+            <w:tcBorders>
+              <w:top w:val="single" w:color="CCCCCC" w:sz="1"/>
+              <w:left w:val="single" w:color="CCCCCC" w:sz="1"/>
+              <w:bottom w:val="single" w:color="CCCCCC" w:sz="1"/>
+              <w:right w:val="single" w:color="CCCCCC" w:sz="1"/>
+            </w:tcBorders>
+            <w:shd w:fill="F2F2F2" w:val="clear"/>
+            <w:tcMar>
+              <w:top w:type="dxa" w:w="60"/>
+              <w:left w:type="dxa" w:w="100"/>
+              <w:bottom w:type="dxa" w:w="60"/>
+              <w:right w:type="dxa" w:w="100"/>
+            </w:tcMar>
+          </w:tcPr>
+          <w:p>
+            <w:pPr>
+              <w:jc w:val="center"/>
+            </w:pPr>
+            <w:r>
+              <w:rPr>
+                <w:rFonts w:ascii="Arial" w:cs="Arial" w:eastAsia="Arial" w:hAnsi="Arial"/>
+                <w:b w:val="false"/>
+                <w:bCs w:val="false"/>
+                <w:color w:val="000000"/>
+                <w:sz w:val="20"/>
+                <w:szCs w:val="20"/>
+              </w:rPr>
+              <w:t xml:space="preserve">0.12</w:t>
+            </w:r>
+          </w:p>
+        </w:tc>
+        <w:tc>
+          <w:tcPr>
+            <w:tcW w:type="dxa" w:w="1800"/>
+            <w:tcBorders>
+              <w:top w:val="single" w:color="CCCCCC" w:sz="1"/>
+              <w:left w:val="single" w:color="CCCCCC" w:sz="1"/>
+              <w:bottom w:val="single" w:color="CCCCCC" w:sz="1"/>
+              <w:right w:val="single" w:color="CCCCCC" w:sz="1"/>
+            </w:tcBorders>
+            <w:shd w:fill="F2F2F2" w:val="clear"/>
+            <w:tcMar>
+              <w:top w:type="dxa" w:w="60"/>
+              <w:left w:type="dxa" w:w="100"/>
+              <w:bottom w:type="dxa" w:w="60"/>
+              <w:right w:type="dxa" w:w="100"/>
+            </w:tcMar>
+          </w:tcPr>
+          <w:p>
+            <w:pPr>
+              <w:jc w:val="center"/>
+            </w:pPr>
+            <w:r>
+              <w:rPr>
+                <w:rFonts w:ascii="Arial" w:cs="Arial" w:eastAsia="Arial" w:hAnsi="Arial"/>
+                <w:b w:val="false"/>
+                <w:bCs w:val="false"/>
+                <w:color w:val="000000"/>
+                <w:sz w:val="20"/>
+                <w:szCs w:val="20"/>
+              </w:rPr>
+              <w:t xml:space="preserve">11,865</w:t>
+            </w:r>
+          </w:p>
+        </w:tc>
+        <w:tc>
+          <w:tcPr>
+            <w:tcW w:type="dxa" w:w="1800"/>
+            <w:tcBorders>
+              <w:top w:val="single" w:color="CCCCCC" w:sz="1"/>
+              <w:left w:val="single" w:color="CCCCCC" w:sz="1"/>
+              <w:bottom w:val="single" w:color="CCCCCC" w:sz="1"/>
+              <w:right w:val="single" w:color="CCCCCC" w:sz="1"/>
+            </w:tcBorders>
+            <w:shd w:fill="F2F2F2" w:val="clear"/>
+            <w:tcMar>
+              <w:top w:type="dxa" w:w="60"/>
+              <w:left w:type="dxa" w:w="100"/>
+              <w:bottom w:type="dxa" w:w="60"/>
+              <w:right w:type="dxa" w:w="100"/>
+            </w:tcMar>
+          </w:tcPr>
+          <w:p>
+            <w:pPr>
+              <w:jc w:val="center"/>
+            </w:pPr>
+            <w:r>
+              <w:rPr>
+                <w:rFonts w:ascii="Arial" w:cs="Arial" w:eastAsia="Arial" w:hAnsi="Arial"/>
+                <w:b w:val="false"/>
+                <w:bCs w:val="false"/>
+                <w:color w:val="000000"/>
+                <w:sz w:val="20"/>
+                <w:szCs w:val="20"/>
+              </w:rPr>
+              <w:t xml:space="preserve">92.9%</w:t>
+            </w:r>
+          </w:p>
+        </w:tc>
+        <w:tc>
+          <w:tcPr>
+            <w:tcW w:type="dxa" w:w="4560"/>
+            <w:tcBorders>
+              <w:top w:val="single" w:color="CCCCCC" w:sz="1"/>
+              <w:left w:val="single" w:color="CCCCCC" w:sz="1"/>
+              <w:bottom w:val="single" w:color="CCCCCC" w:sz="1"/>
+              <w:right w:val="single" w:color="CCCCCC" w:sz="1"/>
+            </w:tcBorders>
+            <w:shd w:fill="F2F2F2" w:val="clear"/>
+            <w:tcMar>
+              <w:top w:type="dxa" w:w="60"/>
+              <w:left w:type="dxa" w:w="100"/>
+              <w:bottom w:type="dxa" w:w="60"/>
+              <w:right w:type="dxa" w:w="100"/>
+            </w:tcMar>
+          </w:tcPr>
+          <w:p>
+            <w:pPr>
+              <w:jc w:val="left"/>
+            </w:pPr>
+            <w:r>
+              <w:rPr>
+                <w:rFonts w:ascii="Arial" w:cs="Arial" w:eastAsia="Arial" w:hAnsi="Arial"/>
+                <w:b w:val="false"/>
+                <w:bCs w:val="false"/>
+                <w:color w:val="000000"/>
+                <w:sz w:val="20"/>
+                <w:szCs w:val="20"/>
+              </w:rPr>
+              <w:t xml:space="preserve">Muy agresivo</w:t>
             </w:r>
           </w:p>
         </w:tc>
       </w:tr>
     </w:tbl>
     <w:p>
-      <w:pPr>
-        <w:spacing w:after="200" w:before="80"/>
-        <w:jc w:val="center"/>
-      </w:pPr>
-      <w:r>
-        <w:rPr>
-          <w:rFonts w:ascii="Arial" w:cs="Arial" w:eastAsia="Arial" w:hAnsi="Arial"/>
-          <w:color w:val="B4B2A9"/>
-          <w:sz w:val="20"/>
-          <w:szCs w:val="20"/>
-        </w:rPr>
-        <w:t xml:space="preserve">Figura 1 — Malla original (paso 1 de 7). La densidad de triángulos es uniforme — la mayoría son redundantes en zonas planas.</w:t>
-      </w:r>
-    </w:p>
-    <w:p>
       <w:r>
         <w:br w:type="page"/>
       </w:r>
@@ -274,7 +1201,7 @@
     <w:p>
       <w:pPr>
         <w:pStyle w:val="Heading1"/>
-        <w:spacing w:after="160" w:before="300"/>
+        <w:spacing w:after="120" w:before="240"/>
       </w:pPr>
       <w:r>
         <w:rPr>
@@ -285,12 +1212,12 @@
           <w:sz w:val="32"/>
           <w:szCs w:val="32"/>
         </w:rPr>
-        <w:t xml:space="preserve">2. El problema geométrico: ¿cuándo sobra un vértice?</w:t>
-      </w:r>
-    </w:p>
-    <w:p>
-      <w:pPr>
-        <w:spacing w:after="130" w:before="0"/>
+        <w:t xml:space="preserve">3. Cómo se identifican los vecinos: la DCEL en acción</w:t>
+      </w:r>
+    </w:p>
+    <w:p>
+      <w:pPr>
+        <w:spacing w:after="100" w:before="0"/>
       </w:pPr>
       <w:r>
         <w:rPr>
@@ -298,41 +1225,12 @@
           <w:sz w:val="22"/>
           <w:szCs w:val="22"/>
         </w:rPr>
-        <w:t xml:space="preserve">La pregunta central era: dado un vértice p, ¿aporta algo a la representación del terreno? Si todos sus vecinos tienen una altura muy similar a la suya, la zona es plana y p es redundante — se puede conectar los vecinos directamente sin que la malla pierda forma. Si algún vecino tiene una altura muy distinta, p está en un borde o cresta y su eliminación deformaría el terreno.</w:t>
-      </w:r>
-    </w:p>
-    <w:p>
-      <w:pPr>
-        <w:spacing w:after="80" w:before="0"/>
-      </w:pPr>
-      <w:r>
-        <w:t xml:space="preserve"/>
-      </w:r>
-    </w:p>
-    <w:p>
-      <w:pPr>
-        <w:spacing w:after="130" w:before="0"/>
-      </w:pPr>
-      <w:r>
-        <w:rPr>
-          <w:rFonts w:ascii="Arial" w:cs="Arial" w:eastAsia="Arial" w:hAnsi="Arial"/>
-          <w:sz w:val="22"/>
-          <w:szCs w:val="22"/>
-        </w:rPr>
-        <w:t xml:space="preserve">Esta intuición necesitaba un número concreto. Propusimos el error de planitud:</w:t>
-      </w:r>
-    </w:p>
-    <w:p>
-      <w:pPr>
-        <w:spacing w:after="80" w:before="0"/>
-      </w:pPr>
-      <w:r>
-        <w:t xml:space="preserve"/>
-      </w:r>
-    </w:p>
-    <w:p>
-      <w:pPr>
-        <w:spacing w:after="40" w:before="40"/>
+        <w:t xml:space="preserve">El Face_circulator de CGAL implementa el recorrido twin→next de la DCEL de la Clase 6. Girar ese circulator alrededor de p visita todos los triángulos de su estrella en orden circular. De cada triángulo se extraen los vértices que no son p.</w:t>
+      </w:r>
+    </w:p>
+    <w:p>
+      <w:pPr>
+        <w:spacing w:after="30" w:before="30"/>
         <w:ind w:left="560"/>
       </w:pPr>
       <w:r>
@@ -342,78 +1240,209 @@
           <w:sz w:val="19"/>
           <w:szCs w:val="19"/>
         </w:rPr>
-        <w:t xml:space="preserve">error(p) = promedio de |p.z - qi.z| para cada vecino qi de p</w:t>
-      </w:r>
-    </w:p>
-    <w:p>
-      <w:pPr>
-        <w:spacing w:after="80" w:before="0"/>
-      </w:pPr>
-      <w:r>
-        <w:t xml:space="preserve"/>
-      </w:r>
-    </w:p>
-    <w:p>
-      <w:pPr>
-        <w:spacing w:after="130" w:before="0"/>
-      </w:pPr>
-      <w:r>
-        <w:rPr>
-          <w:rFonts w:ascii="Arial" w:cs="Arial" w:eastAsia="Arial" w:hAnsi="Arial"/>
-          <w:b/>
-          <w:bCs/>
-          <w:color w:val="000000"/>
-          <w:sz w:val="22"/>
-          <w:szCs w:val="22"/>
-        </w:rPr>
-        <w:t xml:space="preserve">Si error(p) &lt; ε → </w:t>
-      </w:r>
-      <w:r>
-        <w:rPr>
-          <w:rFonts w:ascii="Arial" w:cs="Arial" w:eastAsia="Arial" w:hAnsi="Arial"/>
-          <w:b w:val="false"/>
-          <w:bCs w:val="false"/>
-          <w:color w:val="000000"/>
-          <w:sz w:val="22"/>
-          <w:szCs w:val="22"/>
-        </w:rPr>
-        <w:t xml:space="preserve">zona plana → eliminar. </w:t>
-      </w:r>
-      <w:r>
-        <w:rPr>
-          <w:rFonts w:ascii="Arial" w:cs="Arial" w:eastAsia="Arial" w:hAnsi="Arial"/>
-          <w:b/>
-          <w:bCs/>
-          <w:color w:val="000000"/>
-          <w:sz w:val="22"/>
-          <w:szCs w:val="22"/>
-        </w:rPr>
-        <w:t xml:space="preserve">Si error(p) ≥ ε → </w:t>
-      </w:r>
-      <w:r>
-        <w:rPr>
-          <w:rFonts w:ascii="Arial" w:cs="Arial" w:eastAsia="Arial" w:hAnsi="Arial"/>
-          <w:b w:val="false"/>
-          <w:bCs w:val="false"/>
-          <w:color w:val="000000"/>
-          <w:sz w:val="22"/>
-          <w:szCs w:val="22"/>
-        </w:rPr>
-        <w:t xml:space="preserve">borde o cresta → conservar.</w:t>
-      </w:r>
-    </w:p>
-    <w:p>
-      <w:pPr>
-        <w:spacing w:after="80" w:before="0"/>
-      </w:pPr>
-      <w:r>
-        <w:t xml:space="preserve"/>
+        <w:t xml:space="preserve">TFaceCirculator fc = T.incident_faces(p), done = fc;</w:t>
+      </w:r>
+    </w:p>
+    <w:p>
+      <w:pPr>
+        <w:spacing w:after="30" w:before="30"/>
+        <w:ind w:left="560"/>
+      </w:pPr>
+      <w:r>
+        <w:rPr>
+          <w:rFonts w:ascii="Courier New" w:cs="Courier New" w:eastAsia="Courier New" w:hAnsi="Courier New"/>
+          <w:color w:val="1F4E79"/>
+          <w:sz w:val="19"/>
+          <w:szCs w:val="19"/>
+        </w:rPr>
+        <w:t xml:space="preserve">do {</w:t>
+      </w:r>
+    </w:p>
+    <w:p>
+      <w:pPr>
+        <w:spacing w:after="30" w:before="30"/>
+        <w:ind w:left="560"/>
+      </w:pPr>
+      <w:r>
+        <w:rPr>
+          <w:rFonts w:ascii="Courier New" w:cs="Courier New" w:eastAsia="Courier New" w:hAnsi="Courier New"/>
+          <w:color w:val="1F4E79"/>
+          <w:sz w:val="19"/>
+          <w:szCs w:val="19"/>
+        </w:rPr>
+        <w:t xml:space="preserve">  if(!T.is_infinite(fc)) {</w:t>
+      </w:r>
+    </w:p>
+    <w:p>
+      <w:pPr>
+        <w:spacing w:after="30" w:before="30"/>
+        <w:ind w:left="560"/>
+      </w:pPr>
+      <w:r>
+        <w:rPr>
+          <w:rFonts w:ascii="Courier New" w:cs="Courier New" w:eastAsia="Courier New" w:hAnsi="Courier New"/>
+          <w:color w:val="1F4E79"/>
+          <w:sz w:val="19"/>
+          <w:szCs w:val="19"/>
+        </w:rPr>
+        <w:t xml:space="preserve">    for(int i = 0; i &lt; 3; i++) {</w:t>
+      </w:r>
+    </w:p>
+    <w:p>
+      <w:pPr>
+        <w:spacing w:after="30" w:before="30"/>
+        <w:ind w:left="560"/>
+      </w:pPr>
+      <w:r>
+        <w:rPr>
+          <w:rFonts w:ascii="Courier New" w:cs="Courier New" w:eastAsia="Courier New" w:hAnsi="Courier New"/>
+          <w:color w:val="1F4E79"/>
+          <w:sz w:val="19"/>
+          <w:szCs w:val="19"/>
+        </w:rPr>
+        <w:t xml:space="preserve">      TVertexHandle q = fc-&gt;vertex(i);</w:t>
+      </w:r>
+    </w:p>
+    <w:p>
+      <w:pPr>
+        <w:spacing w:after="30" w:before="30"/>
+        <w:ind w:left="560"/>
+      </w:pPr>
+      <w:r>
+        <w:rPr>
+          <w:rFonts w:ascii="Courier New" w:cs="Courier New" w:eastAsia="Courier New" w:hAnsi="Courier New"/>
+          <w:color w:val="1F4E79"/>
+          <w:sz w:val="19"/>
+          <w:szCs w:val="19"/>
+        </w:rPr>
+        <w:t xml:space="preserve">      if(q != p &amp;&amp; !T.is_infinite(q))</w:t>
+      </w:r>
+    </w:p>
+    <w:p>
+      <w:pPr>
+        <w:spacing w:after="30" w:before="30"/>
+        <w:ind w:left="560"/>
+      </w:pPr>
+      <w:r>
+        <w:rPr>
+          <w:rFonts w:ascii="Courier New" w:cs="Courier New" w:eastAsia="Courier New" w:hAnsi="Courier New"/>
+          <w:color w:val="1F4E79"/>
+          <w:sz w:val="19"/>
+          <w:szCs w:val="19"/>
+        </w:rPr>
+        <w:t xml:space="preserve">        vecinos.insert(q);   // std::set elimina duplicados</w:t>
+      </w:r>
+    </w:p>
+    <w:p>
+      <w:pPr>
+        <w:spacing w:after="30" w:before="30"/>
+        <w:ind w:left="560"/>
+      </w:pPr>
+      <w:r>
+        <w:rPr>
+          <w:rFonts w:ascii="Courier New" w:cs="Courier New" w:eastAsia="Courier New" w:hAnsi="Courier New"/>
+          <w:color w:val="1F4E79"/>
+          <w:sz w:val="19"/>
+          <w:szCs w:val="19"/>
+        </w:rPr>
+        <w:t xml:space="preserve">    }</w:t>
+      </w:r>
+    </w:p>
+    <w:p>
+      <w:pPr>
+        <w:spacing w:after="30" w:before="30"/>
+        <w:ind w:left="560"/>
+      </w:pPr>
+      <w:r>
+        <w:rPr>
+          <w:rFonts w:ascii="Courier New" w:cs="Courier New" w:eastAsia="Courier New" w:hAnsi="Courier New"/>
+          <w:color w:val="1F4E79"/>
+          <w:sz w:val="19"/>
+          <w:szCs w:val="19"/>
+        </w:rPr>
+        <w:t xml:space="preserve">  }</w:t>
+      </w:r>
+    </w:p>
+    <w:p>
+      <w:pPr>
+        <w:spacing w:after="30" w:before="30"/>
+        <w:ind w:left="560"/>
+      </w:pPr>
+      <w:r>
+        <w:rPr>
+          <w:rFonts w:ascii="Courier New" w:cs="Courier New" w:eastAsia="Courier New" w:hAnsi="Courier New"/>
+          <w:color w:val="1F4E79"/>
+          <w:sz w:val="19"/>
+          <w:szCs w:val="19"/>
+        </w:rPr>
+        <w:t xml:space="preserve">} while(++fc != done);</w:t>
+      </w:r>
+    </w:p>
+    <w:p>
+      <w:pPr>
+        <w:spacing w:after="40" w:before="100"/>
+        <w:jc w:val="center"/>
+      </w:pPr>
+      <w:r>
+        <w:drawing>
+          <wp:inline distT="0" distB="0" distL="0" distR="0">
+            <wp:extent cx="4114800" cy="4095750"/>
+            <wp:effectExtent t="0" r="0" b="0" l="0"/>
+            <wp:docPr id="1" name="" descr="" title=""/>
+            <wp:cNvGraphicFramePr>
+              <a:graphicFrameLocks xmlns:a="http://schemas.openxmlformats.org/drawingml/2006/main" noChangeAspect="1"/>
+            </wp:cNvGraphicFramePr>
+            <a:graphic xmlns:a="http://schemas.openxmlformats.org/drawingml/2006/main">
+              <a:graphicData uri="http://schemas.openxmlformats.org/drawingml/2006/picture">
+                <pic:pic xmlns:pic="http://schemas.openxmlformats.org/drawingml/2006/picture">
+                  <pic:nvPicPr>
+                    <pic:cNvPr id="0" name="" descr=""/>
+                    <pic:cNvPicPr>
+                      <a:picLocks noChangeAspect="1" noChangeArrowheads="1"/>
+                    </pic:cNvPicPr>
+                  </pic:nvPicPr>
+                  <pic:blipFill>
+                    <a:blip r:embed="rId10" cstate="none"/>
+                    <a:srcRect/>
+                    <a:stretch>
+                      <a:fillRect/>
+                    </a:stretch>
+                  </pic:blipFill>
+                  <pic:spPr bwMode="auto">
+                    <a:xfrm>
+                      <a:off x="0" y="0"/>
+                      <a:ext cx="4114800" cy="4095750"/>
+                    </a:xfrm>
+                    <a:prstGeom prst="rect">
+                      <a:avLst/>
+                    </a:prstGeom>
+                  </pic:spPr>
+                </pic:pic>
+              </a:graphicData>
+            </a:graphic>
+          </wp:inline>
+        </w:drawing>
+      </w:r>
+    </w:p>
+    <w:p>
+      <w:pPr>
+        <w:spacing w:after="160" w:before="0"/>
+        <w:jc w:val="center"/>
+      </w:pPr>
+      <w:r>
+        <w:rPr>
+          <w:rFonts w:ascii="Arial" w:cs="Arial" w:eastAsia="Arial" w:hAnsi="Arial"/>
+          <w:color w:val="B4B2A9"/>
+          <w:sz w:val="20"/>
+          <w:szCs w:val="20"/>
+        </w:rPr>
+        <w:t xml:space="preserve">Figura 2 — Face_circulator girando alrededor de p. Cada cara T0-T5 aporta dos vecinos; el std::set los filtra automáticamente.</w:t>
       </w:r>
     </w:p>
     <w:p>
       <w:pPr>
         <w:pStyle w:val="Heading3"/>
-        <w:spacing w:after="80" w:before="180"/>
+        <w:spacing w:after="60" w:before="140"/>
       </w:pPr>
       <w:r>
         <w:rPr>
@@ -424,12 +1453,12 @@
           <w:sz w:val="23"/>
           <w:szCs w:val="23"/>
         </w:rPr>
-        <w:t xml:space="preserve">Por qué este criterio y no otro</w:t>
-      </w:r>
-    </w:p>
-    <w:p>
-      <w:pPr>
-        <w:spacing w:after="130" w:before="0"/>
+        <w:t xml:space="preserve">Por qué std::set y no vector</w:t>
+      </w:r>
+    </w:p>
+    <w:p>
+      <w:pPr>
+        <w:spacing w:after="100" w:before="0"/>
       </w:pPr>
       <w:r>
         <w:rPr>
@@ -437,7 +1466,285 @@
           <w:sz w:val="22"/>
           <w:szCs w:val="22"/>
         </w:rPr>
-        <w:t xml:space="preserve">El enunciado pedía "calcular un criterio sobre un punto" sin especificarlo. Evaluamos tres alternativas:</w:t>
+        <w:t xml:space="preserve">Cada vecino aparece en exactamente dos triángulos adyacentes. Un vector guardaría cada vecino dos veces. El std::set los elimina en inserción en O(log n) — más limpio que cualquier deduplicación manual.</w:t>
+      </w:r>
+    </w:p>
+    <w:p>
+      <w:pPr>
+        <w:pStyle w:val="Heading3"/>
+        <w:spacing w:after="60" w:before="140"/>
+      </w:pPr>
+      <w:r>
+        <w:rPr>
+          <w:rFonts w:ascii="Arial" w:cs="Arial" w:eastAsia="Arial" w:hAnsi="Arial"/>
+          <w:b/>
+          <w:bCs/>
+          <w:color w:val="2E75B6"/>
+          <w:sz w:val="23"/>
+          <w:szCs w:val="23"/>
+        </w:rPr>
+        <w:t xml:space="preserve">Expansión a orden k</w:t>
+      </w:r>
+    </w:p>
+    <w:p>
+      <w:pPr>
+        <w:spacing w:after="40" w:before="100"/>
+        <w:jc w:val="center"/>
+      </w:pPr>
+      <w:r>
+        <w:drawing>
+          <wp:inline distT="0" distB="0" distL="0" distR="0">
+            <wp:extent cx="5943600" cy="2952750"/>
+            <wp:effectExtent t="0" r="0" b="0" l="0"/>
+            <wp:docPr id="1" name="" descr="" title=""/>
+            <wp:cNvGraphicFramePr>
+              <a:graphicFrameLocks xmlns:a="http://schemas.openxmlformats.org/drawingml/2006/main" noChangeAspect="1"/>
+            </wp:cNvGraphicFramePr>
+            <a:graphic xmlns:a="http://schemas.openxmlformats.org/drawingml/2006/main">
+              <a:graphicData uri="http://schemas.openxmlformats.org/drawingml/2006/picture">
+                <pic:pic xmlns:pic="http://schemas.openxmlformats.org/drawingml/2006/picture">
+                  <pic:nvPicPr>
+                    <pic:cNvPr id="0" name="" descr=""/>
+                    <pic:cNvPicPr>
+                      <a:picLocks noChangeAspect="1" noChangeArrowheads="1"/>
+                    </pic:cNvPicPr>
+                  </pic:nvPicPr>
+                  <pic:blipFill>
+                    <a:blip r:embed="rId11" cstate="none"/>
+                    <a:srcRect/>
+                    <a:stretch>
+                      <a:fillRect/>
+                    </a:stretch>
+                  </pic:blipFill>
+                  <pic:spPr bwMode="auto">
+                    <a:xfrm>
+                      <a:off x="0" y="0"/>
+                      <a:ext cx="5943600" cy="2952750"/>
+                    </a:xfrm>
+                    <a:prstGeom prst="rect">
+                      <a:avLst/>
+                    </a:prstGeom>
+                  </pic:spPr>
+                </pic:pic>
+              </a:graphicData>
+            </a:graphic>
+          </wp:inline>
+        </w:drawing>
+      </w:r>
+    </w:p>
+    <w:p>
+      <w:pPr>
+        <w:spacing w:after="160" w:before="0"/>
+        <w:jc w:val="center"/>
+      </w:pPr>
+      <w:r>
+        <w:rPr>
+          <w:rFonts w:ascii="Arial" w:cs="Arial" w:eastAsia="Arial" w:hAnsi="Arial"/>
+          <w:color w:val="B4B2A9"/>
+          <w:sz w:val="20"/>
+          <w:szCs w:val="20"/>
+        </w:rPr>
+        <w:t xml:space="preserve">Figura 3 — Vecindad de orden 1 (estrella azul de p) y orden 2 (segundo anillo gris). El mismo std::set acumula ambos sin duplicados.</w:t>
+      </w:r>
+    </w:p>
+    <w:p>
+      <w:pPr>
+        <w:spacing w:after="100" w:before="0"/>
+      </w:pPr>
+      <w:r>
+        <w:rPr>
+          <w:rFonts w:ascii="Arial" w:cs="Arial" w:eastAsia="Arial" w:hAnsi="Arial"/>
+          <w:sz w:val="22"/>
+          <w:szCs w:val="22"/>
+        </w:rPr>
+        <w:t xml:space="preserve">Para orden 2, repetimos el mismo circulator desde cada vecino qi del orden 1. Los triángulos nuevos forman el segundo anillo y se acumulan en el mismo set.</w:t>
+      </w:r>
+    </w:p>
+    <w:p>
+      <w:r>
+        <w:br w:type="page"/>
+      </w:r>
+    </w:p>
+    <w:p>
+      <w:pPr>
+        <w:pStyle w:val="Heading1"/>
+        <w:spacing w:after="120" w:before="240"/>
+      </w:pPr>
+      <w:r>
+        <w:rPr>
+          <w:rFonts w:ascii="Arial" w:cs="Arial" w:eastAsia="Arial" w:hAnsi="Arial"/>
+          <w:b/>
+          <w:bCs/>
+          <w:color w:val="1F4E79"/>
+          <w:sz w:val="32"/>
+          <w:szCs w:val="32"/>
+        </w:rPr>
+        <w:t xml:space="preserve">4. El orden de procesamiento: Dijkstra</w:t>
+      </w:r>
+    </w:p>
+    <w:p>
+      <w:pPr>
+        <w:spacing w:after="100" w:before="0"/>
+      </w:pPr>
+      <w:r>
+        <w:rPr>
+          <w:rFonts w:ascii="Arial" w:cs="Arial" w:eastAsia="Arial" w:hAnsi="Arial"/>
+          <w:sz w:val="22"/>
+          <w:szCs w:val="22"/>
+        </w:rPr>
+        <w:t xml:space="preserve">El profesor mencionó Dijkstra en clase. La conexión: cola de prioridad (min-heap) que siempre procesa el nodo de menor costo. Aquí el costo es el error de planitud — el vértice más plano sale primero. El orden importa porque eliminar p cambia el entorno de sus vecinos; procesar primero el más prescindible maximiza la simplificación progresiva de adentro hacia afuera.</w:t>
+      </w:r>
+    </w:p>
+    <w:p>
+      <w:pPr>
+        <w:spacing w:after="40" w:before="100"/>
+        <w:jc w:val="center"/>
+      </w:pPr>
+      <w:r>
+        <w:drawing>
+          <wp:inline distT="0" distB="0" distL="0" distR="0">
+            <wp:extent cx="5943600" cy="3448050"/>
+            <wp:effectExtent t="0" r="0" b="0" l="0"/>
+            <wp:docPr id="1" name="" descr="" title=""/>
+            <wp:cNvGraphicFramePr>
+              <a:graphicFrameLocks xmlns:a="http://schemas.openxmlformats.org/drawingml/2006/main" noChangeAspect="1"/>
+            </wp:cNvGraphicFramePr>
+            <a:graphic xmlns:a="http://schemas.openxmlformats.org/drawingml/2006/main">
+              <a:graphicData uri="http://schemas.openxmlformats.org/drawingml/2006/picture">
+                <pic:pic xmlns:pic="http://schemas.openxmlformats.org/drawingml/2006/picture">
+                  <pic:nvPicPr>
+                    <pic:cNvPr id="0" name="" descr=""/>
+                    <pic:cNvPicPr>
+                      <a:picLocks noChangeAspect="1" noChangeArrowheads="1"/>
+                    </pic:cNvPicPr>
+                  </pic:nvPicPr>
+                  <pic:blipFill>
+                    <a:blip r:embed="rId12" cstate="none"/>
+                    <a:srcRect/>
+                    <a:stretch>
+                      <a:fillRect/>
+                    </a:stretch>
+                  </pic:blipFill>
+                  <pic:spPr bwMode="auto">
+                    <a:xfrm>
+                      <a:off x="0" y="0"/>
+                      <a:ext cx="5943600" cy="3448050"/>
+                    </a:xfrm>
+                    <a:prstGeom prst="rect">
+                      <a:avLst/>
+                    </a:prstGeom>
+                  </pic:spPr>
+                </pic:pic>
+              </a:graphicData>
+            </a:graphic>
+          </wp:inline>
+        </w:drawing>
+      </w:r>
+    </w:p>
+    <w:p>
+      <w:pPr>
+        <w:spacing w:after="160" w:before="0"/>
+        <w:jc w:val="center"/>
+      </w:pPr>
+      <w:r>
+        <w:rPr>
+          <w:rFonts w:ascii="Arial" w:cs="Arial" w:eastAsia="Arial" w:hAnsi="Arial"/>
+          <w:color w:val="B4B2A9"/>
+          <w:sz w:val="20"/>
+          <w:szCs w:val="20"/>
+        </w:rPr>
+        <w:t xml:space="preserve">Figura 4 — Min-heap ordenado por error de planitud. v₄₂ (err=0.002) sale primero. Degradé verde→rojo indica urgencia de eliminación.</w:t>
+      </w:r>
+    </w:p>
+    <w:p>
+      <w:pPr>
+        <w:pStyle w:val="Heading3"/>
+        <w:spacing w:after="60" w:before="140"/>
+      </w:pPr>
+      <w:r>
+        <w:rPr>
+          <w:rFonts w:ascii="Arial" w:cs="Arial" w:eastAsia="Arial" w:hAnsi="Arial"/>
+          <w:b/>
+          <w:bCs/>
+          <w:color w:val="2E75B6"/>
+          <w:sz w:val="23"/>
+          <w:szCs w:val="23"/>
+        </w:rPr>
+        <w:t xml:space="preserve">Lazy deletion: por qué y cómo</w:t>
+      </w:r>
+    </w:p>
+    <w:p>
+      <w:pPr>
+        <w:spacing w:after="100" w:before="0"/>
+      </w:pPr>
+      <w:r>
+        <w:rPr>
+          <w:rFonts w:ascii="Arial" w:cs="Arial" w:eastAsia="Arial" w:hAnsi="Arial"/>
+          <w:sz w:val="22"/>
+          <w:szCs w:val="22"/>
+        </w:rPr>
+        <w:t xml:space="preserve">Cuando eliminamos p, sus vecinos se reinsertan con nuevo error. La versión vieja sigue en el heap. No hay decrease-key en la STL, así que usamos lazy deletion: dos chequeos descartan entradas obsoletas al salir. No fue visto en clase, pero emerge naturalmente al usar priority_queue de la STL.</w:t>
+      </w:r>
+    </w:p>
+    <w:p>
+      <w:pPr>
+        <w:spacing w:after="40" w:before="100"/>
+        <w:jc w:val="center"/>
+      </w:pPr>
+      <w:r>
+        <w:drawing>
+          <wp:inline distT="0" distB="0" distL="0" distR="0">
+            <wp:extent cx="5943600" cy="2533650"/>
+            <wp:effectExtent t="0" r="0" b="0" l="0"/>
+            <wp:docPr id="1" name="" descr="" title=""/>
+            <wp:cNvGraphicFramePr>
+              <a:graphicFrameLocks xmlns:a="http://schemas.openxmlformats.org/drawingml/2006/main" noChangeAspect="1"/>
+            </wp:cNvGraphicFramePr>
+            <a:graphic xmlns:a="http://schemas.openxmlformats.org/drawingml/2006/main">
+              <a:graphicData uri="http://schemas.openxmlformats.org/drawingml/2006/picture">
+                <pic:pic xmlns:pic="http://schemas.openxmlformats.org/drawingml/2006/picture">
+                  <pic:nvPicPr>
+                    <pic:cNvPr id="0" name="" descr=""/>
+                    <pic:cNvPicPr>
+                      <a:picLocks noChangeAspect="1" noChangeArrowheads="1"/>
+                    </pic:cNvPicPr>
+                  </pic:nvPicPr>
+                  <pic:blipFill>
+                    <a:blip r:embed="rId13" cstate="none"/>
+                    <a:srcRect/>
+                    <a:stretch>
+                      <a:fillRect/>
+                    </a:stretch>
+                  </pic:blipFill>
+                  <pic:spPr bwMode="auto">
+                    <a:xfrm>
+                      <a:off x="0" y="0"/>
+                      <a:ext cx="5943600" cy="2533650"/>
+                    </a:xfrm>
+                    <a:prstGeom prst="rect">
+                      <a:avLst/>
+                    </a:prstGeom>
+                  </pic:spPr>
+                </pic:pic>
+              </a:graphicData>
+            </a:graphic>
+          </wp:inline>
+        </w:drawing>
+      </w:r>
+    </w:p>
+    <w:p>
+      <w:pPr>
+        <w:spacing w:after="160" w:before="0"/>
+        <w:jc w:val="center"/>
+      </w:pPr>
+      <w:r>
+        <w:rPr>
+          <w:rFonts w:ascii="Arial" w:cs="Arial" w:eastAsia="Arial" w:hAnsi="Arial"/>
+          <w:color w:val="B4B2A9"/>
+          <w:sz w:val="20"/>
+          <w:szCs w:val="20"/>
+        </w:rPr>
+        <w:t xml:space="preserve">Figura 5 — Los 3 momentos del heap: entrada válida → obsoleta tras T.remove(p) → sale y se descarta con los dos chequeos.</w:t>
       </w:r>
     </w:p>
     <w:p>
@@ -447,7 +1754,7 @@
           <w:ilvl w:val="0"/>
           <w:numId w:val="2"/>
         </w:numPr>
-        <w:spacing w:after="60" w:before="0"/>
+        <w:spacing w:after="40" w:before="0"/>
       </w:pPr>
       <w:r>
         <w:rPr>
@@ -455,7 +1762,7 @@
           <w:sz w:val="22"/>
           <w:szCs w:val="22"/>
         </w:rPr>
-        <w:t xml:space="preserve">Varianza de alturas de los vecinos: penaliza vértices donde los vecinos tienen alturas muy distintas entre sí, no necesariamente distintas a p. Descartada.</w:t>
+        <w:t xml:space="preserve">unordered_set visitados — O(1): si el vértice ya fue procesado → skip.</w:t>
       </w:r>
     </w:p>
     <w:p>
@@ -465,7 +1772,7 @@
           <w:ilvl w:val="0"/>
           <w:numId w:val="2"/>
         </w:numPr>
-        <w:spacing w:after="60" w:before="0"/>
+        <w:spacing w:after="40" w:before="0"/>
       </w:pPr>
       <w:r>
         <w:rPr>
@@ -473,1021 +1780,9 @@
           <w:sz w:val="22"/>
           <w:szCs w:val="22"/>
         </w:rPr>
-        <w:t xml:space="preserve">Distancia al plano ajustado por mínimos cuadrados: más preciso geométricamente pero O(grado²) por vértice. Innecesariamente costoso para millones de vértices.</w:t>
-      </w:r>
-    </w:p>
-    <w:p>
-      <w:pPr>
-        <w:pStyle w:val="ListParagraph"/>
-        <w:numPr>
-          <w:ilvl w:val="0"/>
-          <w:numId w:val="2"/>
-        </w:numPr>
-        <w:spacing w:after="60" w:before="0"/>
-      </w:pPr>
-      <w:r>
-        <w:rPr>
-          <w:rFonts w:ascii="Arial" w:cs="Arial" w:eastAsia="Arial" w:hAnsi="Arial"/>
-          <w:sz w:val="22"/>
-          <w:szCs w:val="22"/>
-        </w:rPr>
-        <w:t xml:space="preserve">Promedio de diferencias absolutas: O(grado del vértice), simétrico, escala directamente con el rango normalizado [0,1] sin ajuste adicional. Elegido.</w:t>
-      </w:r>
-    </w:p>
-    <w:p>
-      <w:pPr>
-        <w:spacing w:after="80" w:before="0"/>
-      </w:pPr>
-      <w:r>
-        <w:t xml:space="preserve"/>
-      </w:r>
-    </w:p>
-    <w:tbl>
-      <w:tblPr>
-        <w:tblW w:type="dxa" w:w="9360"/>
-        <w:tblBorders>
-          <w:top w:val="single" w:color="auto" w:sz="4"/>
-          <w:left w:val="single" w:color="auto" w:sz="4"/>
-          <w:bottom w:val="single" w:color="auto" w:sz="4"/>
-          <w:right w:val="single" w:color="auto" w:sz="4"/>
-          <w:insideH w:val="single" w:color="auto" w:sz="4"/>
-          <w:insideV w:val="single" w:color="auto" w:sz="4"/>
-        </w:tblBorders>
-      </w:tblPr>
-      <w:tblGrid>
-        <w:gridCol w:w="9360"/>
-      </w:tblGrid>
-      <w:tr>
-        <w:tc>
-          <w:tcPr>
-            <w:tcW w:type="dxa" w:w="9360"/>
-            <w:tcBorders>
-              <w:top w:val="dashed" w:color="2E75B6" w:sz="2"/>
-              <w:left w:val="dashed" w:color="2E75B6" w:sz="2"/>
-              <w:bottom w:val="dashed" w:color="2E75B6" w:sz="2"/>
-              <w:right w:val="dashed" w:color="2E75B6" w:sz="2"/>
-            </w:tcBorders>
-            <w:shd w:fill="EEF4FB" w:val="clear"/>
-            <w:tcMar>
-              <w:top w:type="dxa" w:w="160"/>
-              <w:left w:type="dxa" w:w="200"/>
-              <w:bottom w:type="dxa" w:w="160"/>
-              <w:right w:type="dxa" w:w="200"/>
-            </w:tcMar>
-          </w:tcPr>
-          <w:p>
-            <w:pPr>
-              <w:jc w:val="center"/>
-            </w:pPr>
-            <w:r>
-              <w:rPr>
-                <w:rFonts w:ascii="Arial" w:cs="Arial" w:eastAsia="Arial" w:hAnsi="Arial"/>
-                <w:b/>
-                <w:bCs/>
-                <w:color w:val="2E75B6"/>
-                <w:sz w:val="24"/>
-                <w:szCs w:val="24"/>
-              </w:rPr>
-              <w:t xml:space="preserve">[ INSERTAR IMAGEN ]</w:t>
-            </w:r>
-          </w:p>
-          <w:p>
-            <w:pPr>
-              <w:jc w:val="center"/>
-            </w:pPr>
-            <w:r>
-              <w:rPr>
-                <w:rFonts w:ascii="Courier New" w:cs="Courier New" w:eastAsia="Courier New" w:hAnsi="Courier New"/>
-                <w:b/>
-                <w:bCs/>
-                <w:color w:val="1F4E79"/>
-                <w:sz w:val="22"/>
-                <w:szCs w:val="22"/>
-              </w:rPr>
-              <w:t xml:space="preserve">paso_02.png</w:t>
-            </w:r>
-          </w:p>
-          <w:p>
-            <w:pPr>
-              <w:spacing w:before="60"/>
-              <w:jc w:val="center"/>
-            </w:pPr>
-            <w:r>
-              <w:rPr>
-                <w:rFonts w:ascii="Arial" w:cs="Arial" w:eastAsia="Arial" w:hAnsi="Arial"/>
-                <w:color w:val="888780"/>
-                <w:sz w:val="20"/>
-                <w:szCs w:val="20"/>
-              </w:rPr>
-              <w:t xml:space="preserve">Heatmap del error de planitud sobre NormalMap.png. Verde = error bajo (zona plana, se eliminará). Rojo/amarillo = error alto (borde del anillo, se conservará).</w:t>
-            </w:r>
-          </w:p>
-        </w:tc>
-      </w:tr>
-    </w:tbl>
-    <w:p>
-      <w:pPr>
-        <w:spacing w:after="200" w:before="80"/>
-        <w:jc w:val="center"/>
-      </w:pPr>
-      <w:r>
-        <w:rPr>
-          <w:rFonts w:ascii="Arial" w:cs="Arial" w:eastAsia="Arial" w:hAnsi="Arial"/>
-          <w:color w:val="B4B2A9"/>
-          <w:sz w:val="20"/>
-          <w:szCs w:val="20"/>
-        </w:rPr>
-        <w:t xml:space="preserve">Figura 2 — Paso 2 de 7 — Error de planitud por vértice. Los bordes de cada anillo de la espiral tienen error alto y sobreviven. Los espacios entre anillos tienen error ≈ 0 y se eliminan.</w:t>
-      </w:r>
-    </w:p>
-    <w:p>
-      <w:pPr>
-        <w:spacing w:after="80" w:before="0"/>
-      </w:pPr>
-      <w:r>
-        <w:t xml:space="preserve"/>
-      </w:r>
-    </w:p>
-    <w:p>
-      <w:pPr>
-        <w:pStyle w:val="Heading3"/>
-        <w:spacing w:after="80" w:before="180"/>
-      </w:pPr>
-      <w:r>
-        <w:rPr>
-          <w:rFonts w:ascii="Arial" w:cs="Arial" w:eastAsia="Arial" w:hAnsi="Arial"/>
-          <w:b/>
-          <w:bCs/>
-          <w:color w:val="2E75B6"/>
-          <w:sz w:val="23"/>
-          <w:szCs w:val="23"/>
-        </w:rPr>
-        <w:t xml:space="preserve">Calibración de epsilon</w:t>
-      </w:r>
-    </w:p>
-    <w:p>
-      <w:pPr>
-        <w:spacing w:after="130" w:before="0"/>
-      </w:pPr>
-      <w:r>
-        <w:rPr>
-          <w:rFonts w:ascii="Arial" w:cs="Arial" w:eastAsia="Arial" w:hAnsi="Arial"/>
-          <w:sz w:val="22"/>
-          <w:szCs w:val="22"/>
-        </w:rPr>
-        <w:t xml:space="preserve">Como las alturas están normalizadas a [0, 1], el rango útil de ε es 0.01 a 0.15. Con ε = 0.05 se obtiene el balance adecuado entre simplificación y preservación del relieve:</w:t>
-      </w:r>
-    </w:p>
-    <w:p>
-      <w:pPr>
-        <w:spacing w:after="80" w:before="0"/>
-      </w:pPr>
-      <w:r>
-        <w:t xml:space="preserve"/>
-      </w:r>
-    </w:p>
-    <w:tbl>
-      <w:tblPr>
-        <w:tblW w:type="dxa" w:w="9360"/>
-        <w:tblBorders>
-          <w:top w:val="single" w:color="auto" w:sz="4"/>
-          <w:left w:val="single" w:color="auto" w:sz="4"/>
-          <w:bottom w:val="single" w:color="auto" w:sz="4"/>
-          <w:right w:val="single" w:color="auto" w:sz="4"/>
-          <w:insideH w:val="single" w:color="auto" w:sz="4"/>
-          <w:insideV w:val="single" w:color="auto" w:sz="4"/>
-        </w:tblBorders>
-      </w:tblPr>
-      <w:tblGrid>
-        <w:gridCol w:w="1400"/>
-        <w:gridCol w:w="1800"/>
-        <w:gridCol w:w="1800"/>
-        <w:gridCol w:w="4360"/>
-      </w:tblGrid>
-      <w:tr>
-        <w:trPr>
-          <w:tblHeader/>
-        </w:trPr>
-        <w:tc>
-          <w:tcPr>
-            <w:tcW w:type="dxa" w:w="1400"/>
-            <w:tcBorders>
-              <w:top w:val="single" w:color="CCCCCC" w:sz="1"/>
-              <w:left w:val="single" w:color="CCCCCC" w:sz="1"/>
-              <w:bottom w:val="single" w:color="CCCCCC" w:sz="1"/>
-              <w:right w:val="single" w:color="CCCCCC" w:sz="1"/>
-            </w:tcBorders>
-            <w:shd w:fill="2E75B6" w:val="clear"/>
-            <w:tcMar>
-              <w:top w:type="dxa" w:w="70"/>
-              <w:left w:type="dxa" w:w="100"/>
-              <w:bottom w:type="dxa" w:w="70"/>
-              <w:right w:type="dxa" w:w="100"/>
-            </w:tcMar>
-          </w:tcPr>
-          <w:p>
-            <w:pPr>
-              <w:jc w:val="center"/>
-            </w:pPr>
-            <w:r>
-              <w:rPr>
-                <w:rFonts w:ascii="Arial" w:cs="Arial" w:eastAsia="Arial" w:hAnsi="Arial"/>
-                <w:b/>
-                <w:bCs/>
-                <w:color w:val="FFFFFF"/>
-                <w:sz w:val="20"/>
-                <w:szCs w:val="20"/>
-              </w:rPr>
-              <w:t xml:space="preserve">ε</w:t>
-            </w:r>
-          </w:p>
-        </w:tc>
-        <w:tc>
-          <w:tcPr>
-            <w:tcW w:type="dxa" w:w="1800"/>
-            <w:tcBorders>
-              <w:top w:val="single" w:color="CCCCCC" w:sz="1"/>
-              <w:left w:val="single" w:color="CCCCCC" w:sz="1"/>
-              <w:bottom w:val="single" w:color="CCCCCC" w:sz="1"/>
-              <w:right w:val="single" w:color="CCCCCC" w:sz="1"/>
-            </w:tcBorders>
-            <w:shd w:fill="2E75B6" w:val="clear"/>
-            <w:tcMar>
-              <w:top w:type="dxa" w:w="70"/>
-              <w:left w:type="dxa" w:w="100"/>
-              <w:bottom w:type="dxa" w:w="70"/>
-              <w:right w:type="dxa" w:w="100"/>
-            </w:tcMar>
-          </w:tcPr>
-          <w:p>
-            <w:pPr>
-              <w:jc w:val="center"/>
-            </w:pPr>
-            <w:r>
-              <w:rPr>
-                <w:rFonts w:ascii="Arial" w:cs="Arial" w:eastAsia="Arial" w:hAnsi="Arial"/>
-                <w:b/>
-                <w:bCs/>
-                <w:color w:val="FFFFFF"/>
-                <w:sz w:val="20"/>
-                <w:szCs w:val="20"/>
-              </w:rPr>
-              <w:t xml:space="preserve">Vértices después</w:t>
-            </w:r>
-          </w:p>
-        </w:tc>
-        <w:tc>
-          <w:tcPr>
-            <w:tcW w:type="dxa" w:w="1800"/>
-            <w:tcBorders>
-              <w:top w:val="single" w:color="CCCCCC" w:sz="1"/>
-              <w:left w:val="single" w:color="CCCCCC" w:sz="1"/>
-              <w:bottom w:val="single" w:color="CCCCCC" w:sz="1"/>
-              <w:right w:val="single" w:color="CCCCCC" w:sz="1"/>
-            </w:tcBorders>
-            <w:shd w:fill="2E75B6" w:val="clear"/>
-            <w:tcMar>
-              <w:top w:type="dxa" w:w="70"/>
-              <w:left w:type="dxa" w:w="100"/>
-              <w:bottom w:type="dxa" w:w="70"/>
-              <w:right w:type="dxa" w:w="100"/>
-            </w:tcMar>
-          </w:tcPr>
-          <w:p>
-            <w:pPr>
-              <w:jc w:val="center"/>
-            </w:pPr>
-            <w:r>
-              <w:rPr>
-                <w:rFonts w:ascii="Arial" w:cs="Arial" w:eastAsia="Arial" w:hAnsi="Arial"/>
-                <w:b/>
-                <w:bCs/>
-                <w:color w:val="FFFFFF"/>
-                <w:sz w:val="20"/>
-                <w:szCs w:val="20"/>
-              </w:rPr>
-              <w:t xml:space="preserve">Reducción</w:t>
-            </w:r>
-          </w:p>
-        </w:tc>
-        <w:tc>
-          <w:tcPr>
-            <w:tcW w:type="dxa" w:w="4360"/>
-            <w:tcBorders>
-              <w:top w:val="single" w:color="CCCCCC" w:sz="1"/>
-              <w:left w:val="single" w:color="CCCCCC" w:sz="1"/>
-              <w:bottom w:val="single" w:color="CCCCCC" w:sz="1"/>
-              <w:right w:val="single" w:color="CCCCCC" w:sz="1"/>
-            </w:tcBorders>
-            <w:shd w:fill="2E75B6" w:val="clear"/>
-            <w:tcMar>
-              <w:top w:type="dxa" w:w="70"/>
-              <w:left w:type="dxa" w:w="100"/>
-              <w:bottom w:type="dxa" w:w="70"/>
-              <w:right w:type="dxa" w:w="100"/>
-            </w:tcMar>
-          </w:tcPr>
-          <w:p>
-            <w:pPr>
-              <w:jc w:val="center"/>
-            </w:pPr>
-            <w:r>
-              <w:rPr>
-                <w:rFonts w:ascii="Arial" w:cs="Arial" w:eastAsia="Arial" w:hAnsi="Arial"/>
-                <w:b/>
-                <w:bCs/>
-                <w:color w:val="FFFFFF"/>
-                <w:sz w:val="20"/>
-                <w:szCs w:val="20"/>
-              </w:rPr>
-              <w:t xml:space="preserve">Observación</w:t>
-            </w:r>
-          </w:p>
-        </w:tc>
-      </w:tr>
-      <w:tr>
-        <w:tc>
-          <w:tcPr>
-            <w:tcW w:type="dxa" w:w="1400"/>
-            <w:tcBorders>
-              <w:top w:val="single" w:color="CCCCCC" w:sz="1"/>
-              <w:left w:val="single" w:color="CCCCCC" w:sz="1"/>
-              <w:bottom w:val="single" w:color="CCCCCC" w:sz="1"/>
-              <w:right w:val="single" w:color="CCCCCC" w:sz="1"/>
-            </w:tcBorders>
-            <w:shd w:fill="F2F2F2" w:val="clear"/>
-            <w:tcMar>
-              <w:top w:type="dxa" w:w="70"/>
-              <w:left w:type="dxa" w:w="100"/>
-              <w:bottom w:type="dxa" w:w="70"/>
-              <w:right w:type="dxa" w:w="100"/>
-            </w:tcMar>
-          </w:tcPr>
-          <w:p>
-            <w:pPr>
-              <w:jc w:val="center"/>
-            </w:pPr>
-            <w:r>
-              <w:rPr>
-                <w:rFonts w:ascii="Arial" w:cs="Arial" w:eastAsia="Arial" w:hAnsi="Arial"/>
-                <w:b w:val="false"/>
-                <w:bCs w:val="false"/>
-                <w:color w:val="000000"/>
-                <w:sz w:val="20"/>
-                <w:szCs w:val="20"/>
-              </w:rPr>
-              <w:t xml:space="preserve">0.01</w:t>
-            </w:r>
-          </w:p>
-        </w:tc>
-        <w:tc>
-          <w:tcPr>
-            <w:tcW w:type="dxa" w:w="1800"/>
-            <w:tcBorders>
-              <w:top w:val="single" w:color="CCCCCC" w:sz="1"/>
-              <w:left w:val="single" w:color="CCCCCC" w:sz="1"/>
-              <w:bottom w:val="single" w:color="CCCCCC" w:sz="1"/>
-              <w:right w:val="single" w:color="CCCCCC" w:sz="1"/>
-            </w:tcBorders>
-            <w:shd w:fill="F2F2F2" w:val="clear"/>
-            <w:tcMar>
-              <w:top w:type="dxa" w:w="70"/>
-              <w:left w:type="dxa" w:w="100"/>
-              <w:bottom w:type="dxa" w:w="70"/>
-              <w:right w:type="dxa" w:w="100"/>
-            </w:tcMar>
-          </w:tcPr>
-          <w:p>
-            <w:pPr>
-              <w:jc w:val="center"/>
-            </w:pPr>
-            <w:r>
-              <w:rPr>
-                <w:rFonts w:ascii="Arial" w:cs="Arial" w:eastAsia="Arial" w:hAnsi="Arial"/>
-                <w:b w:val="false"/>
-                <w:bCs w:val="false"/>
-                <w:color w:val="000000"/>
-                <w:sz w:val="20"/>
-                <w:szCs w:val="20"/>
-              </w:rPr>
-              <w:t xml:space="preserve">15,133</w:t>
-            </w:r>
-          </w:p>
-        </w:tc>
-        <w:tc>
-          <w:tcPr>
-            <w:tcW w:type="dxa" w:w="1800"/>
-            <w:tcBorders>
-              <w:top w:val="single" w:color="CCCCCC" w:sz="1"/>
-              <w:left w:val="single" w:color="CCCCCC" w:sz="1"/>
-              <w:bottom w:val="single" w:color="CCCCCC" w:sz="1"/>
-              <w:right w:val="single" w:color="CCCCCC" w:sz="1"/>
-            </w:tcBorders>
-            <w:shd w:fill="F2F2F2" w:val="clear"/>
-            <w:tcMar>
-              <w:top w:type="dxa" w:w="70"/>
-              <w:left w:type="dxa" w:w="100"/>
-              <w:bottom w:type="dxa" w:w="70"/>
-              <w:right w:type="dxa" w:w="100"/>
-            </w:tcMar>
-          </w:tcPr>
-          <w:p>
-            <w:pPr>
-              <w:jc w:val="center"/>
-            </w:pPr>
-            <w:r>
-              <w:rPr>
-                <w:rFonts w:ascii="Arial" w:cs="Arial" w:eastAsia="Arial" w:hAnsi="Arial"/>
-                <w:b w:val="false"/>
-                <w:bCs w:val="false"/>
-                <w:color w:val="000000"/>
-                <w:sz w:val="20"/>
-                <w:szCs w:val="20"/>
-              </w:rPr>
-              <w:t xml:space="preserve">90.9%</w:t>
-            </w:r>
-          </w:p>
-        </w:tc>
-        <w:tc>
-          <w:tcPr>
-            <w:tcW w:type="dxa" w:w="4360"/>
-            <w:tcBorders>
-              <w:top w:val="single" w:color="CCCCCC" w:sz="1"/>
-              <w:left w:val="single" w:color="CCCCCC" w:sz="1"/>
-              <w:bottom w:val="single" w:color="CCCCCC" w:sz="1"/>
-              <w:right w:val="single" w:color="CCCCCC" w:sz="1"/>
-            </w:tcBorders>
-            <w:shd w:fill="F2F2F2" w:val="clear"/>
-            <w:tcMar>
-              <w:top w:type="dxa" w:w="70"/>
-              <w:left w:type="dxa" w:w="100"/>
-              <w:bottom w:type="dxa" w:w="70"/>
-              <w:right w:type="dxa" w:w="100"/>
-            </w:tcMar>
-          </w:tcPr>
-          <w:p>
-            <w:pPr>
-              <w:jc w:val="left"/>
-            </w:pPr>
-            <w:r>
-              <w:rPr>
-                <w:rFonts w:ascii="Arial" w:cs="Arial" w:eastAsia="Arial" w:hAnsi="Arial"/>
-                <w:b w:val="false"/>
-                <w:bCs w:val="false"/>
-                <w:color w:val="000000"/>
-                <w:sz w:val="20"/>
-                <w:szCs w:val="20"/>
-              </w:rPr>
-              <w:t xml:space="preserve">Conservador — preserva casi todo</w:t>
-            </w:r>
-          </w:p>
-        </w:tc>
-      </w:tr>
-      <w:tr>
-        <w:tc>
-          <w:tcPr>
-            <w:tcW w:type="dxa" w:w="1400"/>
-            <w:tcBorders>
-              <w:top w:val="single" w:color="CCCCCC" w:sz="1"/>
-              <w:left w:val="single" w:color="CCCCCC" w:sz="1"/>
-              <w:bottom w:val="single" w:color="CCCCCC" w:sz="1"/>
-              <w:right w:val="single" w:color="CCCCCC" w:sz="1"/>
-            </w:tcBorders>
-            <w:tcMar>
-              <w:top w:type="dxa" w:w="70"/>
-              <w:left w:type="dxa" w:w="100"/>
-              <w:bottom w:type="dxa" w:w="70"/>
-              <w:right w:type="dxa" w:w="100"/>
-            </w:tcMar>
-          </w:tcPr>
-          <w:p>
-            <w:pPr>
-              <w:jc w:val="center"/>
-            </w:pPr>
-            <w:r>
-              <w:rPr>
-                <w:rFonts w:ascii="Arial" w:cs="Arial" w:eastAsia="Arial" w:hAnsi="Arial"/>
-                <w:b w:val="false"/>
-                <w:bCs w:val="false"/>
-                <w:color w:val="000000"/>
-                <w:sz w:val="20"/>
-                <w:szCs w:val="20"/>
-              </w:rPr>
-              <w:t xml:space="preserve">0.03</w:t>
-            </w:r>
-          </w:p>
-        </w:tc>
-        <w:tc>
-          <w:tcPr>
-            <w:tcW w:type="dxa" w:w="1800"/>
-            <w:tcBorders>
-              <w:top w:val="single" w:color="CCCCCC" w:sz="1"/>
-              <w:left w:val="single" w:color="CCCCCC" w:sz="1"/>
-              <w:bottom w:val="single" w:color="CCCCCC" w:sz="1"/>
-              <w:right w:val="single" w:color="CCCCCC" w:sz="1"/>
-            </w:tcBorders>
-            <w:tcMar>
-              <w:top w:type="dxa" w:w="70"/>
-              <w:left w:type="dxa" w:w="100"/>
-              <w:bottom w:type="dxa" w:w="70"/>
-              <w:right w:type="dxa" w:w="100"/>
-            </w:tcMar>
-          </w:tcPr>
-          <w:p>
-            <w:pPr>
-              <w:jc w:val="center"/>
-            </w:pPr>
-            <w:r>
-              <w:rPr>
-                <w:rFonts w:ascii="Arial" w:cs="Arial" w:eastAsia="Arial" w:hAnsi="Arial"/>
-                <w:b w:val="false"/>
-                <w:bCs w:val="false"/>
-                <w:color w:val="000000"/>
-                <w:sz w:val="20"/>
-                <w:szCs w:val="20"/>
-              </w:rPr>
-              <w:t xml:space="preserve">14,376</w:t>
-            </w:r>
-          </w:p>
-        </w:tc>
-        <w:tc>
-          <w:tcPr>
-            <w:tcW w:type="dxa" w:w="1800"/>
-            <w:tcBorders>
-              <w:top w:val="single" w:color="CCCCCC" w:sz="1"/>
-              <w:left w:val="single" w:color="CCCCCC" w:sz="1"/>
-              <w:bottom w:val="single" w:color="CCCCCC" w:sz="1"/>
-              <w:right w:val="single" w:color="CCCCCC" w:sz="1"/>
-            </w:tcBorders>
-            <w:tcMar>
-              <w:top w:type="dxa" w:w="70"/>
-              <w:left w:type="dxa" w:w="100"/>
-              <w:bottom w:type="dxa" w:w="70"/>
-              <w:right w:type="dxa" w:w="100"/>
-            </w:tcMar>
-          </w:tcPr>
-          <w:p>
-            <w:pPr>
-              <w:jc w:val="center"/>
-            </w:pPr>
-            <w:r>
-              <w:rPr>
-                <w:rFonts w:ascii="Arial" w:cs="Arial" w:eastAsia="Arial" w:hAnsi="Arial"/>
-                <w:b w:val="false"/>
-                <w:bCs w:val="false"/>
-                <w:color w:val="000000"/>
-                <w:sz w:val="20"/>
-                <w:szCs w:val="20"/>
-              </w:rPr>
-              <w:t xml:space="preserve">91.4%</w:t>
-            </w:r>
-          </w:p>
-        </w:tc>
-        <w:tc>
-          <w:tcPr>
-            <w:tcW w:type="dxa" w:w="4360"/>
-            <w:tcBorders>
-              <w:top w:val="single" w:color="CCCCCC" w:sz="1"/>
-              <w:left w:val="single" w:color="CCCCCC" w:sz="1"/>
-              <w:bottom w:val="single" w:color="CCCCCC" w:sz="1"/>
-              <w:right w:val="single" w:color="CCCCCC" w:sz="1"/>
-            </w:tcBorders>
-            <w:tcMar>
-              <w:top w:type="dxa" w:w="70"/>
-              <w:left w:type="dxa" w:w="100"/>
-              <w:bottom w:type="dxa" w:w="70"/>
-              <w:right w:type="dxa" w:w="100"/>
-            </w:tcMar>
-          </w:tcPr>
-          <w:p>
-            <w:pPr>
-              <w:jc w:val="left"/>
-            </w:pPr>
-            <w:r>
-              <w:rPr>
-                <w:rFonts w:ascii="Arial" w:cs="Arial" w:eastAsia="Arial" w:hAnsi="Arial"/>
-                <w:b w:val="false"/>
-                <w:bCs w:val="false"/>
-                <w:color w:val="000000"/>
-                <w:sz w:val="20"/>
-                <w:szCs w:val="20"/>
-              </w:rPr>
-              <w:t xml:space="preserve">Equilibrado</w:t>
-            </w:r>
-          </w:p>
-        </w:tc>
-      </w:tr>
-      <w:tr>
-        <w:tc>
-          <w:tcPr>
-            <w:tcW w:type="dxa" w:w="1400"/>
-            <w:tcBorders>
-              <w:top w:val="single" w:color="CCCCCC" w:sz="1"/>
-              <w:left w:val="single" w:color="CCCCCC" w:sz="1"/>
-              <w:bottom w:val="single" w:color="CCCCCC" w:sz="1"/>
-              <w:right w:val="single" w:color="CCCCCC" w:sz="1"/>
-            </w:tcBorders>
-            <w:shd w:fill="EAF3DE" w:val="clear"/>
-            <w:tcMar>
-              <w:top w:type="dxa" w:w="70"/>
-              <w:left w:type="dxa" w:w="100"/>
-              <w:bottom w:type="dxa" w:w="70"/>
-              <w:right w:type="dxa" w:w="100"/>
-            </w:tcMar>
-          </w:tcPr>
-          <w:p>
-            <w:pPr>
-              <w:jc w:val="center"/>
-            </w:pPr>
-            <w:r>
-              <w:rPr>
-                <w:rFonts w:ascii="Arial" w:cs="Arial" w:eastAsia="Arial" w:hAnsi="Arial"/>
-                <w:b/>
-                <w:bCs/>
-                <w:color w:val="0F6E56"/>
-                <w:sz w:val="20"/>
-                <w:szCs w:val="20"/>
-              </w:rPr>
-              <w:t xml:space="preserve">0.05</w:t>
-            </w:r>
-          </w:p>
-        </w:tc>
-        <w:tc>
-          <w:tcPr>
-            <w:tcW w:type="dxa" w:w="1800"/>
-            <w:tcBorders>
-              <w:top w:val="single" w:color="CCCCCC" w:sz="1"/>
-              <w:left w:val="single" w:color="CCCCCC" w:sz="1"/>
-              <w:bottom w:val="single" w:color="CCCCCC" w:sz="1"/>
-              <w:right w:val="single" w:color="CCCCCC" w:sz="1"/>
-            </w:tcBorders>
-            <w:shd w:fill="F2F2F2" w:val="clear"/>
-            <w:tcMar>
-              <w:top w:type="dxa" w:w="70"/>
-              <w:left w:type="dxa" w:w="100"/>
-              <w:bottom w:type="dxa" w:w="70"/>
-              <w:right w:type="dxa" w:w="100"/>
-            </w:tcMar>
-          </w:tcPr>
-          <w:p>
-            <w:pPr>
-              <w:jc w:val="center"/>
-            </w:pPr>
-            <w:r>
-              <w:rPr>
-                <w:rFonts w:ascii="Arial" w:cs="Arial" w:eastAsia="Arial" w:hAnsi="Arial"/>
-                <w:b w:val="false"/>
-                <w:bCs w:val="false"/>
-                <w:color w:val="000000"/>
-                <w:sz w:val="20"/>
-                <w:szCs w:val="20"/>
-              </w:rPr>
-              <w:t xml:space="preserve">13,830</w:t>
-            </w:r>
-          </w:p>
-        </w:tc>
-        <w:tc>
-          <w:tcPr>
-            <w:tcW w:type="dxa" w:w="1800"/>
-            <w:tcBorders>
-              <w:top w:val="single" w:color="CCCCCC" w:sz="1"/>
-              <w:left w:val="single" w:color="CCCCCC" w:sz="1"/>
-              <w:bottom w:val="single" w:color="CCCCCC" w:sz="1"/>
-              <w:right w:val="single" w:color="CCCCCC" w:sz="1"/>
-            </w:tcBorders>
-            <w:shd w:fill="F2F2F2" w:val="clear"/>
-            <w:tcMar>
-              <w:top w:type="dxa" w:w="70"/>
-              <w:left w:type="dxa" w:w="100"/>
-              <w:bottom w:type="dxa" w:w="70"/>
-              <w:right w:type="dxa" w:w="100"/>
-            </w:tcMar>
-          </w:tcPr>
-          <w:p>
-            <w:pPr>
-              <w:jc w:val="center"/>
-            </w:pPr>
-            <w:r>
-              <w:rPr>
-                <w:rFonts w:ascii="Arial" w:cs="Arial" w:eastAsia="Arial" w:hAnsi="Arial"/>
-                <w:b w:val="false"/>
-                <w:bCs w:val="false"/>
-                <w:color w:val="000000"/>
-                <w:sz w:val="20"/>
-                <w:szCs w:val="20"/>
-              </w:rPr>
-              <w:t xml:space="preserve">91.7%</w:t>
-            </w:r>
-          </w:p>
-        </w:tc>
-        <w:tc>
-          <w:tcPr>
-            <w:tcW w:type="dxa" w:w="4360"/>
-            <w:tcBorders>
-              <w:top w:val="single" w:color="CCCCCC" w:sz="1"/>
-              <w:left w:val="single" w:color="CCCCCC" w:sz="1"/>
-              <w:bottom w:val="single" w:color="CCCCCC" w:sz="1"/>
-              <w:right w:val="single" w:color="CCCCCC" w:sz="1"/>
-            </w:tcBorders>
-            <w:shd w:fill="F2F2F2" w:val="clear"/>
-            <w:tcMar>
-              <w:top w:type="dxa" w:w="70"/>
-              <w:left w:type="dxa" w:w="100"/>
-              <w:bottom w:type="dxa" w:w="70"/>
-              <w:right w:type="dxa" w:w="100"/>
-            </w:tcMar>
-          </w:tcPr>
-          <w:p>
-            <w:pPr>
-              <w:jc w:val="left"/>
-            </w:pPr>
-            <w:r>
-              <w:rPr>
-                <w:rFonts w:ascii="Arial" w:cs="Arial" w:eastAsia="Arial" w:hAnsi="Arial"/>
-                <w:b w:val="false"/>
-                <w:bCs w:val="false"/>
-                <w:color w:val="000000"/>
-                <w:sz w:val="20"/>
-                <w:szCs w:val="20"/>
-              </w:rPr>
-              <w:t xml:space="preserve">★ Recomendado para terreno real</w:t>
-            </w:r>
-          </w:p>
-        </w:tc>
-      </w:tr>
-      <w:tr>
-        <w:tc>
-          <w:tcPr>
-            <w:tcW w:type="dxa" w:w="1400"/>
-            <w:tcBorders>
-              <w:top w:val="single" w:color="CCCCCC" w:sz="1"/>
-              <w:left w:val="single" w:color="CCCCCC" w:sz="1"/>
-              <w:bottom w:val="single" w:color="CCCCCC" w:sz="1"/>
-              <w:right w:val="single" w:color="CCCCCC" w:sz="1"/>
-            </w:tcBorders>
-            <w:tcMar>
-              <w:top w:type="dxa" w:w="70"/>
-              <w:left w:type="dxa" w:w="100"/>
-              <w:bottom w:type="dxa" w:w="70"/>
-              <w:right w:type="dxa" w:w="100"/>
-            </w:tcMar>
-          </w:tcPr>
-          <w:p>
-            <w:pPr>
-              <w:jc w:val="center"/>
-            </w:pPr>
-            <w:r>
-              <w:rPr>
-                <w:rFonts w:ascii="Arial" w:cs="Arial" w:eastAsia="Arial" w:hAnsi="Arial"/>
-                <w:b w:val="false"/>
-                <w:bCs w:val="false"/>
-                <w:color w:val="000000"/>
-                <w:sz w:val="20"/>
-                <w:szCs w:val="20"/>
-              </w:rPr>
-              <w:t xml:space="preserve">0.08</w:t>
-            </w:r>
-          </w:p>
-        </w:tc>
-        <w:tc>
-          <w:tcPr>
-            <w:tcW w:type="dxa" w:w="1800"/>
-            <w:tcBorders>
-              <w:top w:val="single" w:color="CCCCCC" w:sz="1"/>
-              <w:left w:val="single" w:color="CCCCCC" w:sz="1"/>
-              <w:bottom w:val="single" w:color="CCCCCC" w:sz="1"/>
-              <w:right w:val="single" w:color="CCCCCC" w:sz="1"/>
-            </w:tcBorders>
-            <w:tcMar>
-              <w:top w:type="dxa" w:w="70"/>
-              <w:left w:type="dxa" w:w="100"/>
-              <w:bottom w:type="dxa" w:w="70"/>
-              <w:right w:type="dxa" w:w="100"/>
-            </w:tcMar>
-          </w:tcPr>
-          <w:p>
-            <w:pPr>
-              <w:jc w:val="center"/>
-            </w:pPr>
-            <w:r>
-              <w:rPr>
-                <w:rFonts w:ascii="Arial" w:cs="Arial" w:eastAsia="Arial" w:hAnsi="Arial"/>
-                <w:b w:val="false"/>
-                <w:bCs w:val="false"/>
-                <w:color w:val="000000"/>
-                <w:sz w:val="20"/>
-                <w:szCs w:val="20"/>
-              </w:rPr>
-              <w:t xml:space="preserve">12,907</w:t>
-            </w:r>
-          </w:p>
-        </w:tc>
-        <w:tc>
-          <w:tcPr>
-            <w:tcW w:type="dxa" w:w="1800"/>
-            <w:tcBorders>
-              <w:top w:val="single" w:color="CCCCCC" w:sz="1"/>
-              <w:left w:val="single" w:color="CCCCCC" w:sz="1"/>
-              <w:bottom w:val="single" w:color="CCCCCC" w:sz="1"/>
-              <w:right w:val="single" w:color="CCCCCC" w:sz="1"/>
-            </w:tcBorders>
-            <w:tcMar>
-              <w:top w:type="dxa" w:w="70"/>
-              <w:left w:type="dxa" w:w="100"/>
-              <w:bottom w:type="dxa" w:w="70"/>
-              <w:right w:type="dxa" w:w="100"/>
-            </w:tcMar>
-          </w:tcPr>
-          <w:p>
-            <w:pPr>
-              <w:jc w:val="center"/>
-            </w:pPr>
-            <w:r>
-              <w:rPr>
-                <w:rFonts w:ascii="Arial" w:cs="Arial" w:eastAsia="Arial" w:hAnsi="Arial"/>
-                <w:b w:val="false"/>
-                <w:bCs w:val="false"/>
-                <w:color w:val="000000"/>
-                <w:sz w:val="20"/>
-                <w:szCs w:val="20"/>
-              </w:rPr>
-              <w:t xml:space="preserve">92.2%</w:t>
-            </w:r>
-          </w:p>
-        </w:tc>
-        <w:tc>
-          <w:tcPr>
-            <w:tcW w:type="dxa" w:w="4360"/>
-            <w:tcBorders>
-              <w:top w:val="single" w:color="CCCCCC" w:sz="1"/>
-              <w:left w:val="single" w:color="CCCCCC" w:sz="1"/>
-              <w:bottom w:val="single" w:color="CCCCCC" w:sz="1"/>
-              <w:right w:val="single" w:color="CCCCCC" w:sz="1"/>
-            </w:tcBorders>
-            <w:tcMar>
-              <w:top w:type="dxa" w:w="70"/>
-              <w:left w:type="dxa" w:w="100"/>
-              <w:bottom w:type="dxa" w:w="70"/>
-              <w:right w:type="dxa" w:w="100"/>
-            </w:tcMar>
-          </w:tcPr>
-          <w:p>
-            <w:pPr>
-              <w:jc w:val="left"/>
-            </w:pPr>
-            <w:r>
-              <w:rPr>
-                <w:rFonts w:ascii="Arial" w:cs="Arial" w:eastAsia="Arial" w:hAnsi="Arial"/>
-                <w:b w:val="false"/>
-                <w:bCs w:val="false"/>
-                <w:color w:val="000000"/>
-                <w:sz w:val="20"/>
-                <w:szCs w:val="20"/>
-              </w:rPr>
-              <w:t xml:space="preserve">Agresivo</w:t>
-            </w:r>
-          </w:p>
-        </w:tc>
-      </w:tr>
-      <w:tr>
-        <w:tc>
-          <w:tcPr>
-            <w:tcW w:type="dxa" w:w="1400"/>
-            <w:tcBorders>
-              <w:top w:val="single" w:color="CCCCCC" w:sz="1"/>
-              <w:left w:val="single" w:color="CCCCCC" w:sz="1"/>
-              <w:bottom w:val="single" w:color="CCCCCC" w:sz="1"/>
-              <w:right w:val="single" w:color="CCCCCC" w:sz="1"/>
-            </w:tcBorders>
-            <w:shd w:fill="F2F2F2" w:val="clear"/>
-            <w:tcMar>
-              <w:top w:type="dxa" w:w="70"/>
-              <w:left w:type="dxa" w:w="100"/>
-              <w:bottom w:type="dxa" w:w="70"/>
-              <w:right w:type="dxa" w:w="100"/>
-            </w:tcMar>
-          </w:tcPr>
-          <w:p>
-            <w:pPr>
-              <w:jc w:val="center"/>
-            </w:pPr>
-            <w:r>
-              <w:rPr>
-                <w:rFonts w:ascii="Arial" w:cs="Arial" w:eastAsia="Arial" w:hAnsi="Arial"/>
-                <w:b w:val="false"/>
-                <w:bCs w:val="false"/>
-                <w:color w:val="000000"/>
-                <w:sz w:val="20"/>
-                <w:szCs w:val="20"/>
-              </w:rPr>
-              <w:t xml:space="preserve">0.12</w:t>
-            </w:r>
-          </w:p>
-        </w:tc>
-        <w:tc>
-          <w:tcPr>
-            <w:tcW w:type="dxa" w:w="1800"/>
-            <w:tcBorders>
-              <w:top w:val="single" w:color="CCCCCC" w:sz="1"/>
-              <w:left w:val="single" w:color="CCCCCC" w:sz="1"/>
-              <w:bottom w:val="single" w:color="CCCCCC" w:sz="1"/>
-              <w:right w:val="single" w:color="CCCCCC" w:sz="1"/>
-            </w:tcBorders>
-            <w:shd w:fill="F2F2F2" w:val="clear"/>
-            <w:tcMar>
-              <w:top w:type="dxa" w:w="70"/>
-              <w:left w:type="dxa" w:w="100"/>
-              <w:bottom w:type="dxa" w:w="70"/>
-              <w:right w:type="dxa" w:w="100"/>
-            </w:tcMar>
-          </w:tcPr>
-          <w:p>
-            <w:pPr>
-              <w:jc w:val="center"/>
-            </w:pPr>
-            <w:r>
-              <w:rPr>
-                <w:rFonts w:ascii="Arial" w:cs="Arial" w:eastAsia="Arial" w:hAnsi="Arial"/>
-                <w:b w:val="false"/>
-                <w:bCs w:val="false"/>
-                <w:color w:val="000000"/>
-                <w:sz w:val="20"/>
-                <w:szCs w:val="20"/>
-              </w:rPr>
-              <w:t xml:space="preserve">11,865</w:t>
-            </w:r>
-          </w:p>
-        </w:tc>
-        <w:tc>
-          <w:tcPr>
-            <w:tcW w:type="dxa" w:w="1800"/>
-            <w:tcBorders>
-              <w:top w:val="single" w:color="CCCCCC" w:sz="1"/>
-              <w:left w:val="single" w:color="CCCCCC" w:sz="1"/>
-              <w:bottom w:val="single" w:color="CCCCCC" w:sz="1"/>
-              <w:right w:val="single" w:color="CCCCCC" w:sz="1"/>
-            </w:tcBorders>
-            <w:shd w:fill="F2F2F2" w:val="clear"/>
-            <w:tcMar>
-              <w:top w:type="dxa" w:w="70"/>
-              <w:left w:type="dxa" w:w="100"/>
-              <w:bottom w:type="dxa" w:w="70"/>
-              <w:right w:type="dxa" w:w="100"/>
-            </w:tcMar>
-          </w:tcPr>
-          <w:p>
-            <w:pPr>
-              <w:jc w:val="center"/>
-            </w:pPr>
-            <w:r>
-              <w:rPr>
-                <w:rFonts w:ascii="Arial" w:cs="Arial" w:eastAsia="Arial" w:hAnsi="Arial"/>
-                <w:b w:val="false"/>
-                <w:bCs w:val="false"/>
-                <w:color w:val="000000"/>
-                <w:sz w:val="20"/>
-                <w:szCs w:val="20"/>
-              </w:rPr>
-              <w:t xml:space="preserve">92.9%</w:t>
-            </w:r>
-          </w:p>
-        </w:tc>
-        <w:tc>
-          <w:tcPr>
-            <w:tcW w:type="dxa" w:w="4360"/>
-            <w:tcBorders>
-              <w:top w:val="single" w:color="CCCCCC" w:sz="1"/>
-              <w:left w:val="single" w:color="CCCCCC" w:sz="1"/>
-              <w:bottom w:val="single" w:color="CCCCCC" w:sz="1"/>
-              <w:right w:val="single" w:color="CCCCCC" w:sz="1"/>
-            </w:tcBorders>
-            <w:shd w:fill="F2F2F2" w:val="clear"/>
-            <w:tcMar>
-              <w:top w:type="dxa" w:w="70"/>
-              <w:left w:type="dxa" w:w="100"/>
-              <w:bottom w:type="dxa" w:w="70"/>
-              <w:right w:type="dxa" w:w="100"/>
-            </w:tcMar>
-          </w:tcPr>
-          <w:p>
-            <w:pPr>
-              <w:jc w:val="left"/>
-            </w:pPr>
-            <w:r>
-              <w:rPr>
-                <w:rFonts w:ascii="Arial" w:cs="Arial" w:eastAsia="Arial" w:hAnsi="Arial"/>
-                <w:b w:val="false"/>
-                <w:bCs w:val="false"/>
-                <w:color w:val="000000"/>
-                <w:sz w:val="20"/>
-                <w:szCs w:val="20"/>
-              </w:rPr>
-              <w:t xml:space="preserve">Muy agresivo</w:t>
-            </w:r>
-          </w:p>
-        </w:tc>
-      </w:tr>
-    </w:tbl>
+        <w:t xml:space="preserve">unordered_map error_map — O(1): si el error del heap no coincide con el mapa → entrada obsoleta → skip.</w:t>
+      </w:r>
+    </w:p>
     <w:p>
       <w:r>
         <w:br w:type="page"/>
@@ -1496,7 +1791,7 @@
     <w:p>
       <w:pPr>
         <w:pStyle w:val="Heading1"/>
-        <w:spacing w:after="160" w:before="300"/>
+        <w:spacing w:after="120" w:before="240"/>
       </w:pPr>
       <w:r>
         <w:rPr>
@@ -1507,12 +1802,12 @@
           <w:sz w:val="32"/>
           <w:szCs w:val="32"/>
         </w:rPr>
-        <w:t xml:space="preserve">3. Cómo se identifican los vecinos: la DCEL en acción</w:t>
-      </w:r>
-    </w:p>
-    <w:p>
-      <w:pPr>
-        <w:spacing w:after="130" w:before="0"/>
+        <w:t xml:space="preserve">5. Qué pasa cuando se elimina un vértice</w:t>
+      </w:r>
+    </w:p>
+    <w:p>
+      <w:pPr>
+        <w:spacing w:after="100" w:before="0"/>
       </w:pPr>
       <w:r>
         <w:rPr>
@@ -1520,320 +1815,58 @@
           <w:sz w:val="22"/>
           <w:szCs w:val="22"/>
         </w:rPr>
-        <w:t xml:space="preserve">Aquí fue donde el curso conectó directamente con la implementación. La triangulación de Delaunay de CGAL implementa internamente la DCEL (Doubly Connected Edge List) de la Clase 6. Cada arista existe como dos half-edges dirigidos en sentido opuesto, y cada half-edge apunta a su cara incidente, su vértice de origen, su twin y su next.</w:t>
-      </w:r>
-    </w:p>
-    <w:p>
-      <w:pPr>
-        <w:spacing w:after="80" w:before="0"/>
-      </w:pPr>
-      <w:r>
-        <w:t xml:space="preserve"/>
-      </w:r>
-    </w:p>
-    <w:p>
-      <w:pPr>
-        <w:spacing w:after="130" w:before="0"/>
-      </w:pPr>
-      <w:r>
-        <w:rPr>
-          <w:rFonts w:ascii="Arial" w:cs="Arial" w:eastAsia="Arial" w:hAnsi="Arial"/>
-          <w:sz w:val="22"/>
-          <w:szCs w:val="22"/>
-        </w:rPr>
-        <w:t xml:space="preserve">Desde un vértice p, CGAL expone el Face_circulator — un iterador que recorre todos los triángulos de la estrella de p en orden circular, usando exactamente el recorrido twin→next de la DCEL:</w:t>
-      </w:r>
-    </w:p>
-    <w:p>
-      <w:pPr>
-        <w:spacing w:after="80" w:before="0"/>
-      </w:pPr>
-      <w:r>
-        <w:t xml:space="preserve"/>
-      </w:r>
-    </w:p>
-    <w:p>
-      <w:pPr>
-        <w:spacing w:after="40" w:before="40"/>
-        <w:ind w:left="560"/>
-      </w:pPr>
-      <w:r>
-        <w:rPr>
-          <w:rFonts w:ascii="Courier New" w:cs="Courier New" w:eastAsia="Courier New" w:hAnsi="Courier New"/>
-          <w:color w:val="1F4E79"/>
-          <w:sz w:val="19"/>
-          <w:szCs w:val="19"/>
-        </w:rPr>
-        <w:t xml:space="preserve">TFaceCirculator fc = T.incident_faces(p), done = fc;</w:t>
-      </w:r>
-    </w:p>
-    <w:p>
-      <w:pPr>
-        <w:spacing w:after="40" w:before="40"/>
-        <w:ind w:left="560"/>
-      </w:pPr>
-      <w:r>
-        <w:rPr>
-          <w:rFonts w:ascii="Courier New" w:cs="Courier New" w:eastAsia="Courier New" w:hAnsi="Courier New"/>
-          <w:color w:val="1F4E79"/>
-          <w:sz w:val="19"/>
-          <w:szCs w:val="19"/>
-        </w:rPr>
-        <w:t xml:space="preserve">do {</w:t>
-      </w:r>
-    </w:p>
-    <w:p>
-      <w:pPr>
-        <w:spacing w:after="40" w:before="40"/>
-        <w:ind w:left="560"/>
-      </w:pPr>
-      <w:r>
-        <w:rPr>
-          <w:rFonts w:ascii="Courier New" w:cs="Courier New" w:eastAsia="Courier New" w:hAnsi="Courier New"/>
-          <w:color w:val="1F4E79"/>
-          <w:sz w:val="19"/>
-          <w:szCs w:val="19"/>
-        </w:rPr>
-        <w:t xml:space="preserve">  if(!T.is_infinite(fc)) {</w:t>
-      </w:r>
-    </w:p>
-    <w:p>
-      <w:pPr>
-        <w:spacing w:after="40" w:before="40"/>
-        <w:ind w:left="560"/>
-      </w:pPr>
-      <w:r>
-        <w:rPr>
-          <w:rFonts w:ascii="Courier New" w:cs="Courier New" w:eastAsia="Courier New" w:hAnsi="Courier New"/>
-          <w:color w:val="1F4E79"/>
-          <w:sz w:val="19"/>
-          <w:szCs w:val="19"/>
-        </w:rPr>
-        <w:t xml:space="preserve">    for(int i = 0; i &lt; 3; i++) {</w:t>
-      </w:r>
-    </w:p>
-    <w:p>
-      <w:pPr>
-        <w:spacing w:after="40" w:before="40"/>
-        <w:ind w:left="560"/>
-      </w:pPr>
-      <w:r>
-        <w:rPr>
-          <w:rFonts w:ascii="Courier New" w:cs="Courier New" w:eastAsia="Courier New" w:hAnsi="Courier New"/>
-          <w:color w:val="1F4E79"/>
-          <w:sz w:val="19"/>
-          <w:szCs w:val="19"/>
-        </w:rPr>
-        <w:t xml:space="preserve">      TVertexHandle q = fc-&gt;vertex(i);</w:t>
-      </w:r>
-    </w:p>
-    <w:p>
-      <w:pPr>
-        <w:spacing w:after="40" w:before="40"/>
-        <w:ind w:left="560"/>
-      </w:pPr>
-      <w:r>
-        <w:rPr>
-          <w:rFonts w:ascii="Courier New" w:cs="Courier New" w:eastAsia="Courier New" w:hAnsi="Courier New"/>
-          <w:color w:val="1F4E79"/>
-          <w:sz w:val="19"/>
-          <w:szCs w:val="19"/>
-        </w:rPr>
-        <w:t xml:space="preserve">      if(q != p &amp;&amp; !T.is_infinite(q))</w:t>
-      </w:r>
-    </w:p>
-    <w:p>
-      <w:pPr>
-        <w:spacing w:after="40" w:before="40"/>
-        <w:ind w:left="560"/>
-      </w:pPr>
-      <w:r>
-        <w:rPr>
-          <w:rFonts w:ascii="Courier New" w:cs="Courier New" w:eastAsia="Courier New" w:hAnsi="Courier New"/>
-          <w:color w:val="1F4E79"/>
-          <w:sz w:val="19"/>
-          <w:szCs w:val="19"/>
-        </w:rPr>
-        <w:t xml:space="preserve">        vecinos.insert(q);   // std::set elimina duplicados</w:t>
-      </w:r>
-    </w:p>
-    <w:p>
-      <w:pPr>
-        <w:spacing w:after="40" w:before="40"/>
-        <w:ind w:left="560"/>
-      </w:pPr>
-      <w:r>
-        <w:rPr>
-          <w:rFonts w:ascii="Courier New" w:cs="Courier New" w:eastAsia="Courier New" w:hAnsi="Courier New"/>
-          <w:color w:val="1F4E79"/>
-          <w:sz w:val="19"/>
-          <w:szCs w:val="19"/>
-        </w:rPr>
-        <w:t xml:space="preserve">    }</w:t>
-      </w:r>
-    </w:p>
-    <w:p>
-      <w:pPr>
-        <w:spacing w:after="40" w:before="40"/>
-        <w:ind w:left="560"/>
-      </w:pPr>
-      <w:r>
-        <w:rPr>
-          <w:rFonts w:ascii="Courier New" w:cs="Courier New" w:eastAsia="Courier New" w:hAnsi="Courier New"/>
-          <w:color w:val="1F4E79"/>
-          <w:sz w:val="19"/>
-          <w:szCs w:val="19"/>
-        </w:rPr>
-        <w:t xml:space="preserve">  }</w:t>
-      </w:r>
-    </w:p>
-    <w:p>
-      <w:pPr>
-        <w:spacing w:after="40" w:before="40"/>
-        <w:ind w:left="560"/>
-      </w:pPr>
-      <w:r>
-        <w:rPr>
-          <w:rFonts w:ascii="Courier New" w:cs="Courier New" w:eastAsia="Courier New" w:hAnsi="Courier New"/>
-          <w:color w:val="1F4E79"/>
-          <w:sz w:val="19"/>
-          <w:szCs w:val="19"/>
-        </w:rPr>
-        <w:t xml:space="preserve">} while(++fc != done);</w:t>
-      </w:r>
-    </w:p>
-    <w:p>
-      <w:pPr>
-        <w:spacing w:after="80" w:before="0"/>
-      </w:pPr>
-      <w:r>
-        <w:t xml:space="preserve"/>
-      </w:r>
-    </w:p>
-    <w:p>
-      <w:pPr>
-        <w:pStyle w:val="Heading3"/>
-        <w:spacing w:after="80" w:before="180"/>
-      </w:pPr>
-      <w:r>
-        <w:rPr>
-          <w:rFonts w:ascii="Arial" w:cs="Arial" w:eastAsia="Arial" w:hAnsi="Arial"/>
-          <w:b/>
-          <w:bCs/>
-          <w:color w:val="2E75B6"/>
-          <w:sz w:val="23"/>
-          <w:szCs w:val="23"/>
-        </w:rPr>
-        <w:t xml:space="preserve">Por qué std::set y no vector</w:t>
-      </w:r>
-    </w:p>
-    <w:p>
-      <w:pPr>
-        <w:spacing w:after="130" w:before="0"/>
-      </w:pPr>
-      <w:r>
-        <w:rPr>
-          <w:rFonts w:ascii="Arial" w:cs="Arial" w:eastAsia="Arial" w:hAnsi="Arial"/>
-          <w:sz w:val="22"/>
-          <w:szCs w:val="22"/>
-        </w:rPr>
-        <w:t xml:space="preserve">Cada vecino aparece en exactamente dos triángulos adyacentes. Si usáramos un vector, guardaríamos cada vecino dos veces y habría que filtrarlos después. El std::set los elimina en el momento de inserción en O(log n). Para vecindades de 6 a 10 vértices, es más limpio y correcto que cualquier deduplicación manual.</w:t>
-      </w:r>
-    </w:p>
-    <w:p>
-      <w:pPr>
-        <w:spacing w:after="80" w:before="0"/>
-      </w:pPr>
-      <w:r>
-        <w:t xml:space="preserve"/>
-      </w:r>
-    </w:p>
-    <w:tbl>
-      <w:tblPr>
-        <w:tblW w:type="dxa" w:w="9360"/>
-        <w:tblBorders>
-          <w:top w:val="single" w:color="auto" w:sz="4"/>
-          <w:left w:val="single" w:color="auto" w:sz="4"/>
-          <w:bottom w:val="single" w:color="auto" w:sz="4"/>
-          <w:right w:val="single" w:color="auto" w:sz="4"/>
-          <w:insideH w:val="single" w:color="auto" w:sz="4"/>
-          <w:insideV w:val="single" w:color="auto" w:sz="4"/>
-        </w:tblBorders>
-      </w:tblPr>
-      <w:tblGrid>
-        <w:gridCol w:w="9360"/>
-      </w:tblGrid>
-      <w:tr>
-        <w:tc>
-          <w:tcPr>
-            <w:tcW w:type="dxa" w:w="9360"/>
-            <w:tcBorders>
-              <w:top w:val="dashed" w:color="2E75B6" w:sz="2"/>
-              <w:left w:val="dashed" w:color="2E75B6" w:sz="2"/>
-              <w:bottom w:val="dashed" w:color="2E75B6" w:sz="2"/>
-              <w:right w:val="dashed" w:color="2E75B6" w:sz="2"/>
-            </w:tcBorders>
-            <w:shd w:fill="EEF4FB" w:val="clear"/>
-            <w:tcMar>
-              <w:top w:type="dxa" w:w="160"/>
-              <w:left w:type="dxa" w:w="200"/>
-              <w:bottom w:type="dxa" w:w="160"/>
-              <w:right w:type="dxa" w:w="200"/>
-            </w:tcMar>
-          </w:tcPr>
-          <w:p>
-            <w:pPr>
-              <w:jc w:val="center"/>
-            </w:pPr>
-            <w:r>
-              <w:rPr>
-                <w:rFonts w:ascii="Arial" w:cs="Arial" w:eastAsia="Arial" w:hAnsi="Arial"/>
-                <w:b/>
-                <w:bCs/>
-                <w:color w:val="2E75B6"/>
-                <w:sz w:val="24"/>
-                <w:szCs w:val="24"/>
-              </w:rPr>
-              <w:t xml:space="preserve">[ INSERTAR IMAGEN ]</w:t>
-            </w:r>
-          </w:p>
-          <w:p>
-            <w:pPr>
-              <w:jc w:val="center"/>
-            </w:pPr>
-            <w:r>
-              <w:rPr>
-                <w:rFonts w:ascii="Courier New" w:cs="Courier New" w:eastAsia="Courier New" w:hAnsi="Courier New"/>
-                <w:b/>
-                <w:bCs/>
-                <w:color w:val="1F4E79"/>
-                <w:sz w:val="22"/>
-                <w:szCs w:val="22"/>
-              </w:rPr>
-              <w:t xml:space="preserve">paso_04.png</w:t>
-            </w:r>
-          </w:p>
-          <w:p>
-            <w:pPr>
-              <w:spacing w:before="60"/>
-              <w:jc w:val="center"/>
-            </w:pPr>
-            <w:r>
-              <w:rPr>
-                <w:rFonts w:ascii="Arial" w:cs="Arial" w:eastAsia="Arial" w:hAnsi="Arial"/>
-                <w:color w:val="888780"/>
-                <w:sz w:val="20"/>
-                <w:szCs w:val="20"/>
-              </w:rPr>
-              <w:t xml:space="preserve">Paso 4 de 7 — Estrella de p con Face_circulator. El punto rojo está en el centroide geométrico de la malla. Los triángulos de la estrella se visitan en orden circular antihorario.</w:t>
-            </w:r>
-          </w:p>
-        </w:tc>
-      </w:tr>
-    </w:tbl>
-    <w:p>
-      <w:pPr>
-        <w:spacing w:after="200" w:before="80"/>
+        <w:t xml:space="preserve">Cuando el error de p es menor que ε, llamamos T.remove(p). CGAL elimina todos los triángulos de la estrella de p y re-triangula el hueco con el criterio de Delaunay. La malla sigue siendo válida y Delaunay — sin intervención adicional.</w:t>
+      </w:r>
+    </w:p>
+    <w:p>
+      <w:pPr>
+        <w:spacing w:after="40" w:before="100"/>
+        <w:jc w:val="center"/>
+      </w:pPr>
+      <w:r>
+        <w:drawing>
+          <wp:inline distT="0" distB="0" distL="0" distR="0">
+            <wp:extent cx="5943600" cy="2619375"/>
+            <wp:effectExtent t="0" r="0" b="0" l="0"/>
+            <wp:docPr id="1" name="" descr="" title=""/>
+            <wp:cNvGraphicFramePr>
+              <a:graphicFrameLocks xmlns:a="http://schemas.openxmlformats.org/drawingml/2006/main" noChangeAspect="1"/>
+            </wp:cNvGraphicFramePr>
+            <a:graphic xmlns:a="http://schemas.openxmlformats.org/drawingml/2006/main">
+              <a:graphicData uri="http://schemas.openxmlformats.org/drawingml/2006/picture">
+                <pic:pic xmlns:pic="http://schemas.openxmlformats.org/drawingml/2006/picture">
+                  <pic:nvPicPr>
+                    <pic:cNvPr id="0" name="" descr=""/>
+                    <pic:cNvPicPr>
+                      <a:picLocks noChangeAspect="1" noChangeArrowheads="1"/>
+                    </pic:cNvPicPr>
+                  </pic:nvPicPr>
+                  <pic:blipFill>
+                    <a:blip r:embed="rId14" cstate="none"/>
+                    <a:srcRect/>
+                    <a:stretch>
+                      <a:fillRect/>
+                    </a:stretch>
+                  </pic:blipFill>
+                  <pic:spPr bwMode="auto">
+                    <a:xfrm>
+                      <a:off x="0" y="0"/>
+                      <a:ext cx="5943600" cy="2619375"/>
+                    </a:xfrm>
+                    <a:prstGeom prst="rect">
+                      <a:avLst/>
+                    </a:prstGeom>
+                  </pic:spPr>
+                </pic:pic>
+              </a:graphicData>
+            </a:graphic>
+          </wp:inline>
+        </w:drawing>
+      </w:r>
+    </w:p>
+    <w:p>
+      <w:pPr>
+        <w:spacing w:after="160" w:before="0"/>
         <w:jc w:val="center"/>
       </w:pPr>
       <w:r>
@@ -1843,728 +1876,13 @@
           <w:sz w:val="20"/>
           <w:szCs w:val="20"/>
         </w:rPr>
-        <w:t xml:space="preserve">Figura 3 — Paso 4 de 7 — Face_circulator recorriendo la estrella de p (twin→next de la DCEL).</w:t>
-      </w:r>
-    </w:p>
-    <w:p>
-      <w:pPr>
-        <w:spacing w:after="80" w:before="0"/>
-      </w:pPr>
-      <w:r>
-        <w:t xml:space="preserve"/>
-      </w:r>
-    </w:p>
-    <w:tbl>
-      <w:tblPr>
-        <w:tblW w:type="dxa" w:w="9360"/>
-        <w:tblBorders>
-          <w:top w:val="single" w:color="auto" w:sz="4"/>
-          <w:left w:val="single" w:color="auto" w:sz="4"/>
-          <w:bottom w:val="single" w:color="auto" w:sz="4"/>
-          <w:right w:val="single" w:color="auto" w:sz="4"/>
-          <w:insideH w:val="single" w:color="auto" w:sz="4"/>
-          <w:insideV w:val="single" w:color="auto" w:sz="4"/>
-        </w:tblBorders>
-      </w:tblPr>
-      <w:tblGrid>
-        <w:gridCol w:w="9360"/>
-      </w:tblGrid>
-      <w:tr>
-        <w:tc>
-          <w:tcPr>
-            <w:tcW w:type="dxa" w:w="9360"/>
-            <w:tcBorders>
-              <w:top w:val="dashed" w:color="2E75B6" w:sz="2"/>
-              <w:left w:val="dashed" w:color="2E75B6" w:sz="2"/>
-              <w:bottom w:val="dashed" w:color="2E75B6" w:sz="2"/>
-              <w:right w:val="dashed" w:color="2E75B6" w:sz="2"/>
-            </w:tcBorders>
-            <w:shd w:fill="EEF4FB" w:val="clear"/>
-            <w:tcMar>
-              <w:top w:type="dxa" w:w="160"/>
-              <w:left w:type="dxa" w:w="200"/>
-              <w:bottom w:type="dxa" w:w="160"/>
-              <w:right w:type="dxa" w:w="200"/>
-            </w:tcMar>
-          </w:tcPr>
-          <w:p>
-            <w:pPr>
-              <w:jc w:val="center"/>
-            </w:pPr>
-            <w:r>
-              <w:rPr>
-                <w:rFonts w:ascii="Arial" w:cs="Arial" w:eastAsia="Arial" w:hAnsi="Arial"/>
-                <w:b/>
-                <w:bCs/>
-                <w:color w:val="2E75B6"/>
-                <w:sz w:val="24"/>
-                <w:szCs w:val="24"/>
-              </w:rPr>
-              <w:t xml:space="preserve">[ INSERTAR IMAGEN ]</w:t>
-            </w:r>
-          </w:p>
-          <w:p>
-            <w:pPr>
-              <w:jc w:val="center"/>
-            </w:pPr>
-            <w:r>
-              <w:rPr>
-                <w:rFonts w:ascii="Courier New" w:cs="Courier New" w:eastAsia="Courier New" w:hAnsi="Courier New"/>
-                <w:b/>
-                <w:bCs/>
-                <w:color w:val="1F4E79"/>
-                <w:sz w:val="22"/>
-                <w:szCs w:val="22"/>
-              </w:rPr>
-              <w:t xml:space="preserve">paso_05.png</w:t>
-            </w:r>
-          </w:p>
-          <w:p>
-            <w:pPr>
-              <w:spacing w:before="60"/>
-              <w:jc w:val="center"/>
-            </w:pPr>
-            <w:r>
-              <w:rPr>
-                <w:rFonts w:ascii="Arial" w:cs="Arial" w:eastAsia="Arial" w:hAnsi="Arial"/>
-                <w:color w:val="888780"/>
-                <w:sz w:val="20"/>
-                <w:szCs w:val="20"/>
-              </w:rPr>
-              <w:t xml:space="preserve">Paso 5 de 7 — Vecindad expandida a orden 2. Se repite el circulator desde cada vecino qi. El segundo anillo se acumula en el mismo std::set sin duplicados.</w:t>
-            </w:r>
-          </w:p>
-        </w:tc>
-      </w:tr>
-    </w:tbl>
-    <w:p>
-      <w:pPr>
-        <w:spacing w:after="200" w:before="80"/>
-        <w:jc w:val="center"/>
-      </w:pPr>
-      <w:r>
-        <w:rPr>
-          <w:rFonts w:ascii="Arial" w:cs="Arial" w:eastAsia="Arial" w:hAnsi="Arial"/>
-          <w:color w:val="B4B2A9"/>
-          <w:sz w:val="20"/>
-          <w:szCs w:val="20"/>
-        </w:rPr>
-        <w:t xml:space="preserve">Figura 4 — Paso 5 de 7 — Expansión a orden k. El std::set acumula los dos anillos sin código adicional de deduplicación.</w:t>
-      </w:r>
-    </w:p>
-    <w:p>
-      <w:pPr>
-        <w:spacing w:after="80" w:before="0"/>
-      </w:pPr>
-      <w:r>
-        <w:t xml:space="preserve"/>
-      </w:r>
-    </w:p>
-    <w:p>
-      <w:pPr>
-        <w:pStyle w:val="Heading3"/>
+        <w:t xml:space="preserve">Figura 6 — T.remove(p): los 6 triángulos de la estrella desaparecen. CGAL conecta los vecinos directamente con Delaunay.</w:t>
+      </w:r>
+    </w:p>
+    <w:p>
+      <w:pPr>
+        <w:pStyle w:val="Heading2"/>
         <w:spacing w:after="80" w:before="180"/>
-      </w:pPr>
-      <w:r>
-        <w:rPr>
-          <w:rFonts w:ascii="Arial" w:cs="Arial" w:eastAsia="Arial" w:hAnsi="Arial"/>
-          <w:b/>
-          <w:bCs/>
-          <w:color w:val="2E75B6"/>
-          <w:sz w:val="23"/>
-          <w:szCs w:val="23"/>
-        </w:rPr>
-        <w:t xml:space="preserve">Expansión a orden k</w:t>
-      </w:r>
-    </w:p>
-    <w:p>
-      <w:pPr>
-        <w:spacing w:after="130" w:before="0"/>
-      </w:pPr>
-      <w:r>
-        <w:rPr>
-          <w:rFonts w:ascii="Arial" w:cs="Arial" w:eastAsia="Arial" w:hAnsi="Arial"/>
-          <w:sz w:val="22"/>
-          <w:szCs w:val="22"/>
-        </w:rPr>
-        <w:t xml:space="preserve">Para la vecindad de orden 2, repetimos el mismo circulator desde cada vecino qi del orden 1. Los triángulos nuevos forman el segundo anillo. El profesor recomendó arrancar con orden 2: si funciona para dos anillos, escalar a k=3 es trivial. El mismo set acumula todo sin duplicados.</w:t>
-      </w:r>
-    </w:p>
-    <w:p>
-      <w:r>
-        <w:br w:type="page"/>
-      </w:r>
-    </w:p>
-    <w:p>
-      <w:pPr>
-        <w:pStyle w:val="Heading1"/>
-        <w:spacing w:after="160" w:before="300"/>
-      </w:pPr>
-      <w:r>
-        <w:rPr>
-          <w:rFonts w:ascii="Arial" w:cs="Arial" w:eastAsia="Arial" w:hAnsi="Arial"/>
-          <w:b/>
-          <w:bCs/>
-          <w:color w:val="1F4E79"/>
-          <w:sz w:val="32"/>
-          <w:szCs w:val="32"/>
-        </w:rPr>
-        <w:t xml:space="preserve">4. El orden de procesamiento: Dijkstra</w:t>
-      </w:r>
-    </w:p>
-    <w:p>
-      <w:pPr>
-        <w:spacing w:after="130" w:before="0"/>
-      </w:pPr>
-      <w:r>
-        <w:rPr>
-          <w:rFonts w:ascii="Arial" w:cs="Arial" w:eastAsia="Arial" w:hAnsi="Arial"/>
-          <w:sz w:val="22"/>
-          <w:szCs w:val="22"/>
-        </w:rPr>
-        <w:t xml:space="preserve">El profesor mencionó Dijkstra en clase como enfoque para visitar los vértices. La conexión con el problema no es obvia al principio — Dijkstra se asocia con rutas más cortas en grafos, no con simplificación de mallas. Pero el principio subyacente es idéntico: una cola de prioridad (min-heap) que siempre procesa el nodo de menor costo. En nuestro caso el "costo" no es distancia geométrica sino error de planitud.</w:t>
-      </w:r>
-    </w:p>
-    <w:p>
-      <w:pPr>
-        <w:spacing w:after="80" w:before="0"/>
-      </w:pPr>
-      <w:r>
-        <w:t xml:space="preserve"/>
-      </w:r>
-    </w:p>
-    <w:p>
-      <w:pPr>
-        <w:pStyle w:val="Heading3"/>
-        <w:spacing w:after="80" w:before="180"/>
-      </w:pPr>
-      <w:r>
-        <w:rPr>
-          <w:rFonts w:ascii="Arial" w:cs="Arial" w:eastAsia="Arial" w:hAnsi="Arial"/>
-          <w:b/>
-          <w:bCs/>
-          <w:color w:val="2E75B6"/>
-          <w:sz w:val="23"/>
-          <w:szCs w:val="23"/>
-        </w:rPr>
-        <w:t xml:space="preserve">Por qué Dijkstra y no un recorrido simple</w:t>
-      </w:r>
-    </w:p>
-    <w:p>
-      <w:pPr>
-        <w:spacing w:after="130" w:before="0"/>
-      </w:pPr>
-      <w:r>
-        <w:rPr>
-          <w:rFonts w:ascii="Arial" w:cs="Arial" w:eastAsia="Arial" w:hAnsi="Arial"/>
-          <w:sz w:val="22"/>
-          <w:szCs w:val="22"/>
-        </w:rPr>
-        <w:t xml:space="preserve">El orden importa porque eliminar un vértice cambia el entorno de sus vecinos — sus errores cambian. Si procesamos primero el más prescindible (menor error), maximizamos la probabilidad de que los vecinos también sean prescindibles después de la eliminación, porque la zona plana se simplifica de adentro hacia afuera. Un recorrido aleatorio o en orden de inserción de la malla no tiene esa garantía.</w:t>
-      </w:r>
-    </w:p>
-    <w:p>
-      <w:pPr>
-        <w:spacing w:after="80" w:before="0"/>
-      </w:pPr>
-      <w:r>
-        <w:t xml:space="preserve"/>
-      </w:r>
-    </w:p>
-    <w:tbl>
-      <w:tblPr>
-        <w:tblW w:type="dxa" w:w="9360"/>
-        <w:tblBorders>
-          <w:top w:val="single" w:color="auto" w:sz="4"/>
-          <w:left w:val="single" w:color="auto" w:sz="4"/>
-          <w:bottom w:val="single" w:color="auto" w:sz="4"/>
-          <w:right w:val="single" w:color="auto" w:sz="4"/>
-          <w:insideH w:val="single" w:color="auto" w:sz="4"/>
-          <w:insideV w:val="single" w:color="auto" w:sz="4"/>
-        </w:tblBorders>
-      </w:tblPr>
-      <w:tblGrid>
-        <w:gridCol w:w="9360"/>
-      </w:tblGrid>
-      <w:tr>
-        <w:tc>
-          <w:tcPr>
-            <w:tcW w:type="dxa" w:w="9360"/>
-            <w:tcBorders>
-              <w:top w:val="dashed" w:color="2E75B6" w:sz="2"/>
-              <w:left w:val="dashed" w:color="2E75B6" w:sz="2"/>
-              <w:bottom w:val="dashed" w:color="2E75B6" w:sz="2"/>
-              <w:right w:val="dashed" w:color="2E75B6" w:sz="2"/>
-            </w:tcBorders>
-            <w:shd w:fill="EEF4FB" w:val="clear"/>
-            <w:tcMar>
-              <w:top w:type="dxa" w:w="160"/>
-              <w:left w:type="dxa" w:w="200"/>
-              <w:bottom w:type="dxa" w:w="160"/>
-              <w:right w:type="dxa" w:w="200"/>
-            </w:tcMar>
-          </w:tcPr>
-          <w:p>
-            <w:pPr>
-              <w:jc w:val="center"/>
-            </w:pPr>
-            <w:r>
-              <w:rPr>
-                <w:rFonts w:ascii="Arial" w:cs="Arial" w:eastAsia="Arial" w:hAnsi="Arial"/>
-                <w:b/>
-                <w:bCs/>
-                <w:color w:val="2E75B6"/>
-                <w:sz w:val="24"/>
-                <w:szCs w:val="24"/>
-              </w:rPr>
-              <w:t xml:space="preserve">[ INSERTAR IMAGEN ]</w:t>
-            </w:r>
-          </w:p>
-          <w:p>
-            <w:pPr>
-              <w:jc w:val="center"/>
-            </w:pPr>
-            <w:r>
-              <w:rPr>
-                <w:rFonts w:ascii="Courier New" w:cs="Courier New" w:eastAsia="Courier New" w:hAnsi="Courier New"/>
-                <w:b/>
-                <w:bCs/>
-                <w:color w:val="1F4E79"/>
-                <w:sz w:val="22"/>
-                <w:szCs w:val="22"/>
-              </w:rPr>
-              <w:t xml:space="preserve">paso_03.png</w:t>
-            </w:r>
-          </w:p>
-          <w:p>
-            <w:pPr>
-              <w:spacing w:before="60"/>
-              <w:jc w:val="center"/>
-            </w:pPr>
-            <w:r>
-              <w:rPr>
-                <w:rFonts w:ascii="Arial" w:cs="Arial" w:eastAsia="Arial" w:hAnsi="Arial"/>
-                <w:color w:val="888780"/>
-                <w:sz w:val="20"/>
-                <w:szCs w:val="20"/>
-              </w:rPr>
-              <w:t xml:space="preserve">Paso 3 de 7 — El min-heap entrega el vértice con menor error (punto rojo). Este es el vértice más prescindible en ese momento. Dijkstra: siempre procesar el más plano primero.</w:t>
-            </w:r>
-          </w:p>
-        </w:tc>
-      </w:tr>
-    </w:tbl>
-    <w:p>
-      <w:pPr>
-        <w:spacing w:after="200" w:before="80"/>
-        <w:jc w:val="center"/>
-      </w:pPr>
-      <w:r>
-        <w:rPr>
-          <w:rFonts w:ascii="Arial" w:cs="Arial" w:eastAsia="Arial" w:hAnsi="Arial"/>
-          <w:color w:val="B4B2A9"/>
-          <w:sz w:val="20"/>
-          <w:szCs w:val="20"/>
-        </w:rPr>
-        <w:t xml:space="preserve">Figura 5 — Paso 3 de 7 — Dijkstra: el priority_queue entrega el vértice de menor error de planitud.</w:t>
-      </w:r>
-    </w:p>
-    <w:p>
-      <w:pPr>
-        <w:spacing w:after="80" w:before="0"/>
-      </w:pPr>
-      <w:r>
-        <w:t xml:space="preserve"/>
-      </w:r>
-    </w:p>
-    <w:p>
-      <w:pPr>
-        <w:pStyle w:val="Heading3"/>
-        <w:spacing w:after="80" w:before="180"/>
-      </w:pPr>
-      <w:r>
-        <w:rPr>
-          <w:rFonts w:ascii="Arial" w:cs="Arial" w:eastAsia="Arial" w:hAnsi="Arial"/>
-          <w:b/>
-          <w:bCs/>
-          <w:color w:val="2E75B6"/>
-          <w:sz w:val="23"/>
-          <w:szCs w:val="23"/>
-        </w:rPr>
-        <w:t xml:space="preserve">El problema de las entradas obsoletas: lazy deletion</w:t>
-      </w:r>
-    </w:p>
-    <w:p>
-      <w:pPr>
-        <w:spacing w:after="130" w:before="0"/>
-      </w:pPr>
-      <w:r>
-        <w:rPr>
-          <w:rFonts w:ascii="Arial" w:cs="Arial" w:eastAsia="Arial" w:hAnsi="Arial"/>
-          <w:sz w:val="22"/>
-          <w:szCs w:val="22"/>
-        </w:rPr>
-        <w:t xml:space="preserve">Cuando eliminamos un vértice p, sus vecinos qi cambian de entorno y sus errores cambian. Los recalculamos y los reinsertamos en el heap con el nuevo valor. Pero la versión vieja del vecino sigue en el heap — no hay forma de actualizarla en la STL (priority_queue no tiene decrease-key).</w:t>
-      </w:r>
-    </w:p>
-    <w:p>
-      <w:pPr>
-        <w:spacing w:after="80" w:before="0"/>
-      </w:pPr>
-      <w:r>
-        <w:t xml:space="preserve"/>
-      </w:r>
-    </w:p>
-    <w:p>
-      <w:pPr>
-        <w:spacing w:after="130" w:before="0"/>
-      </w:pPr>
-      <w:r>
-        <w:rPr>
-          <w:rFonts w:ascii="Arial" w:cs="Arial" w:eastAsia="Arial" w:hAnsi="Arial"/>
-          <w:sz w:val="22"/>
-          <w:szCs w:val="22"/>
-        </w:rPr>
-        <w:t xml:space="preserve">Las opciones eran: (1) implementar un heap con decrease-key usando Boost.heap — más correcto pero más complejo, (2) permitir entradas duplicadas y descartarlas al salir — lazy deletion. Elegimos la opción 2 porque la STL ya provee priority_queue funcional y el overhead es mínimo. Es la misma técnica de las implementaciones prácticas de Dijkstra en competitive programming, aunque no fue vista formalmente en clase.</w:t>
-      </w:r>
-    </w:p>
-    <w:p>
-      <w:pPr>
-        <w:spacing w:after="80" w:before="0"/>
-      </w:pPr>
-      <w:r>
-        <w:t xml:space="preserve"/>
-      </w:r>
-    </w:p>
-    <w:p>
-      <w:pPr>
-        <w:spacing w:after="130" w:before="0"/>
-      </w:pPr>
-      <w:r>
-        <w:rPr>
-          <w:rFonts w:ascii="Arial" w:cs="Arial" w:eastAsia="Arial" w:hAnsi="Arial"/>
-          <w:sz w:val="22"/>
-          <w:szCs w:val="22"/>
-        </w:rPr>
-        <w:t xml:space="preserve">Usamos dos chequeos complementarios para detectar y descartar entradas obsoletas:</w:t>
-      </w:r>
-    </w:p>
-    <w:p>
-      <w:pPr>
-        <w:pStyle w:val="ListParagraph"/>
-        <w:numPr>
-          <w:ilvl w:val="0"/>
-          <w:numId w:val="2"/>
-        </w:numPr>
-        <w:spacing w:after="60" w:before="0"/>
-      </w:pPr>
-      <w:r>
-        <w:rPr>
-          <w:rFonts w:ascii="Arial" w:cs="Arial" w:eastAsia="Arial" w:hAnsi="Arial"/>
-          <w:sz w:val="22"/>
-          <w:szCs w:val="22"/>
-        </w:rPr>
-        <w:t xml:space="preserve">unordered_set&lt;Vertex_handle&gt; visitados — búsqueda O(1) (tabla hash). Si el vértice ya fue procesado → skip. Elegimos unordered_set sobre set porque se llama miles de veces — O(1) vs O(log n) marca diferencia en imágenes de 2 millones de vértices.</w:t>
-      </w:r>
-    </w:p>
-    <w:p>
-      <w:pPr>
-        <w:pStyle w:val="ListParagraph"/>
-        <w:numPr>
-          <w:ilvl w:val="0"/>
-          <w:numId w:val="2"/>
-        </w:numPr>
-        <w:spacing w:after="60" w:before="0"/>
-      </w:pPr>
-      <w:r>
-        <w:rPr>
-          <w:rFonts w:ascii="Arial" w:cs="Arial" w:eastAsia="Arial" w:hAnsi="Arial"/>
-          <w:sz w:val="22"/>
-          <w:szCs w:val="22"/>
-        </w:rPr>
-        <w:t xml:space="preserve">unordered_map&lt;Vertex_handle, double&gt; error_map — guarda el error más reciente. Si el error del heap no coincide con el mapa → la entrada es obsoleta → skip. Captura el caso donde un vecino fue reinsertado múltiples veces.</w:t>
-      </w:r>
-    </w:p>
-    <w:p>
-      <w:r>
-        <w:br w:type="page"/>
-      </w:r>
-    </w:p>
-    <w:p>
-      <w:pPr>
-        <w:pStyle w:val="Heading1"/>
-        <w:spacing w:after="160" w:before="300"/>
-      </w:pPr>
-      <w:r>
-        <w:rPr>
-          <w:rFonts w:ascii="Arial" w:cs="Arial" w:eastAsia="Arial" w:hAnsi="Arial"/>
-          <w:b/>
-          <w:bCs/>
-          <w:color w:val="1F4E79"/>
-          <w:sz w:val="32"/>
-          <w:szCs w:val="32"/>
-        </w:rPr>
-        <w:t xml:space="preserve">5. Qué pasa cuando se elimina un vértice</w:t>
-      </w:r>
-    </w:p>
-    <w:p>
-      <w:pPr>
-        <w:spacing w:after="130" w:before="0"/>
-      </w:pPr>
-      <w:r>
-        <w:rPr>
-          <w:rFonts w:ascii="Arial" w:cs="Arial" w:eastAsia="Arial" w:hAnsi="Arial"/>
-          <w:sz w:val="22"/>
-          <w:szCs w:val="22"/>
-        </w:rPr>
-        <w:t xml:space="preserve">Cuando el error de p es menor que ε, llamamos T.remove(p). CGAL hace dos cosas automáticamente: elimina todos los triángulos de la estrella de p y re-triangula el hueco que queda usando el criterio de Delaunay localmente. La malla resultante sigue siendo válida y Delaunay — sin intervención adicional de nuestra parte.</w:t>
-      </w:r>
-    </w:p>
-    <w:p>
-      <w:pPr>
-        <w:spacing w:after="80" w:before="0"/>
-      </w:pPr>
-      <w:r>
-        <w:t xml:space="preserve"/>
-      </w:r>
-    </w:p>
-    <w:p>
-      <w:pPr>
-        <w:spacing w:after="130" w:before="0"/>
-      </w:pPr>
-      <w:r>
-        <w:rPr>
-          <w:rFonts w:ascii="Arial" w:cs="Arial" w:eastAsia="Arial" w:hAnsi="Arial"/>
-          <w:sz w:val="22"/>
-          <w:szCs w:val="22"/>
-        </w:rPr>
-        <w:t xml:space="preserve">Lo que CGAL hace internamente es: toma el polígono formado por los vecinos de p (el hueco) y lo triangula de forma que ningún círculo circunscrito de un triángulo contenga a otro vértice. Esto garantiza la propiedad de Delaunay — ángulos mínimos maximizados — que es la misma propiedad que tenía la malla original.</w:t>
-      </w:r>
-    </w:p>
-    <w:p>
-      <w:pPr>
-        <w:spacing w:after="80" w:before="0"/>
-      </w:pPr>
-      <w:r>
-        <w:t xml:space="preserve"/>
-      </w:r>
-    </w:p>
-    <w:tbl>
-      <w:tblPr>
-        <w:tblW w:type="dxa" w:w="9360"/>
-        <w:tblBorders>
-          <w:top w:val="single" w:color="auto" w:sz="4"/>
-          <w:left w:val="single" w:color="auto" w:sz="4"/>
-          <w:bottom w:val="single" w:color="auto" w:sz="4"/>
-          <w:right w:val="single" w:color="auto" w:sz="4"/>
-          <w:insideH w:val="single" w:color="auto" w:sz="4"/>
-          <w:insideV w:val="single" w:color="auto" w:sz="4"/>
-        </w:tblBorders>
-      </w:tblPr>
-      <w:tblGrid>
-        <w:gridCol w:w="9360"/>
-      </w:tblGrid>
-      <w:tr>
-        <w:tc>
-          <w:tcPr>
-            <w:tcW w:type="dxa" w:w="9360"/>
-            <w:tcBorders>
-              <w:top w:val="dashed" w:color="2E75B6" w:sz="2"/>
-              <w:left w:val="dashed" w:color="2E75B6" w:sz="2"/>
-              <w:bottom w:val="dashed" w:color="2E75B6" w:sz="2"/>
-              <w:right w:val="dashed" w:color="2E75B6" w:sz="2"/>
-            </w:tcBorders>
-            <w:shd w:fill="EEF4FB" w:val="clear"/>
-            <w:tcMar>
-              <w:top w:type="dxa" w:w="160"/>
-              <w:left w:type="dxa" w:w="200"/>
-              <w:bottom w:type="dxa" w:w="160"/>
-              <w:right w:type="dxa" w:w="200"/>
-            </w:tcMar>
-          </w:tcPr>
-          <w:p>
-            <w:pPr>
-              <w:jc w:val="center"/>
-            </w:pPr>
-            <w:r>
-              <w:rPr>
-                <w:rFonts w:ascii="Arial" w:cs="Arial" w:eastAsia="Arial" w:hAnsi="Arial"/>
-                <w:b/>
-                <w:bCs/>
-                <w:color w:val="2E75B6"/>
-                <w:sz w:val="24"/>
-                <w:szCs w:val="24"/>
-              </w:rPr>
-              <w:t xml:space="preserve">[ INSERTAR IMAGEN ]</w:t>
-            </w:r>
-          </w:p>
-          <w:p>
-            <w:pPr>
-              <w:jc w:val="center"/>
-            </w:pPr>
-            <w:r>
-              <w:rPr>
-                <w:rFonts w:ascii="Courier New" w:cs="Courier New" w:eastAsia="Courier New" w:hAnsi="Courier New"/>
-                <w:b/>
-                <w:bCs/>
-                <w:color w:val="1F4E79"/>
-                <w:sz w:val="22"/>
-                <w:szCs w:val="22"/>
-              </w:rPr>
-              <w:t xml:space="preserve">paso_06.png</w:t>
-            </w:r>
-          </w:p>
-          <w:p>
-            <w:pPr>
-              <w:spacing w:before="60"/>
-              <w:jc w:val="center"/>
-            </w:pPr>
-            <w:r>
-              <w:rPr>
-                <w:rFonts w:ascii="Arial" w:cs="Arial" w:eastAsia="Arial" w:hAnsi="Arial"/>
-                <w:color w:val="888780"/>
-                <w:sz w:val="20"/>
-                <w:szCs w:val="20"/>
-              </w:rPr>
-              <w:t xml:space="preserve">Paso 6 de 7 — Estado intermedio al 50% de la simplificación. La zona derecha ya fue simplificada (puntos dispersos = vértices que quedaron). La zona izquierda aún conserva la malla densa original.</w:t>
-            </w:r>
-          </w:p>
-        </w:tc>
-      </w:tr>
-    </w:tbl>
-    <w:p>
-      <w:pPr>
-        <w:spacing w:after="200" w:before="80"/>
-        <w:jc w:val="center"/>
-      </w:pPr>
-      <w:r>
-        <w:rPr>
-          <w:rFonts w:ascii="Arial" w:cs="Arial" w:eastAsia="Arial" w:hAnsi="Arial"/>
-          <w:color w:val="B4B2A9"/>
-          <w:sz w:val="20"/>
-          <w:szCs w:val="20"/>
-        </w:rPr>
-        <w:t xml:space="preserve">Figura 6 — Paso 6 de 7 — Eliminación progresiva. T.remove(p) opera de las zonas más planas hacia los bordes.</w:t>
-      </w:r>
-    </w:p>
-    <w:p>
-      <w:pPr>
-        <w:spacing w:after="80" w:before="0"/>
-      </w:pPr>
-      <w:r>
-        <w:t xml:space="preserve"/>
-      </w:r>
-    </w:p>
-    <w:tbl>
-      <w:tblPr>
-        <w:tblW w:type="dxa" w:w="9360"/>
-        <w:tblBorders>
-          <w:top w:val="single" w:color="auto" w:sz="4"/>
-          <w:left w:val="single" w:color="auto" w:sz="4"/>
-          <w:bottom w:val="single" w:color="auto" w:sz="4"/>
-          <w:right w:val="single" w:color="auto" w:sz="4"/>
-          <w:insideH w:val="single" w:color="auto" w:sz="4"/>
-          <w:insideV w:val="single" w:color="auto" w:sz="4"/>
-        </w:tblBorders>
-      </w:tblPr>
-      <w:tblGrid>
-        <w:gridCol w:w="9360"/>
-      </w:tblGrid>
-      <w:tr>
-        <w:tc>
-          <w:tcPr>
-            <w:tcW w:type="dxa" w:w="9360"/>
-            <w:tcBorders>
-              <w:top w:val="dashed" w:color="2E75B6" w:sz="2"/>
-              <w:left w:val="dashed" w:color="2E75B6" w:sz="2"/>
-              <w:bottom w:val="dashed" w:color="2E75B6" w:sz="2"/>
-              <w:right w:val="dashed" w:color="2E75B6" w:sz="2"/>
-            </w:tcBorders>
-            <w:shd w:fill="EEF4FB" w:val="clear"/>
-            <w:tcMar>
-              <w:top w:type="dxa" w:w="160"/>
-              <w:left w:type="dxa" w:w="200"/>
-              <w:bottom w:type="dxa" w:w="160"/>
-              <w:right w:type="dxa" w:w="200"/>
-            </w:tcMar>
-          </w:tcPr>
-          <w:p>
-            <w:pPr>
-              <w:jc w:val="center"/>
-            </w:pPr>
-            <w:r>
-              <w:rPr>
-                <w:rFonts w:ascii="Arial" w:cs="Arial" w:eastAsia="Arial" w:hAnsi="Arial"/>
-                <w:b/>
-                <w:bCs/>
-                <w:color w:val="2E75B6"/>
-                <w:sz w:val="24"/>
-                <w:szCs w:val="24"/>
-              </w:rPr>
-              <w:t xml:space="preserve">[ INSERTAR IMAGEN ]</w:t>
-            </w:r>
-          </w:p>
-          <w:p>
-            <w:pPr>
-              <w:jc w:val="center"/>
-            </w:pPr>
-            <w:r>
-              <w:rPr>
-                <w:rFonts w:ascii="Courier New" w:cs="Courier New" w:eastAsia="Courier New" w:hAnsi="Courier New"/>
-                <w:b/>
-                <w:bCs/>
-                <w:color w:val="1F4E79"/>
-                <w:sz w:val="22"/>
-                <w:szCs w:val="22"/>
-              </w:rPr>
-              <w:t xml:space="preserve">paso_a_paso.gif</w:t>
-            </w:r>
-          </w:p>
-          <w:p>
-            <w:pPr>
-              <w:spacing w:before="60"/>
-              <w:jc w:val="center"/>
-            </w:pPr>
-            <w:r>
-              <w:rPr>
-                <w:rFonts w:ascii="Arial" w:cs="Arial" w:eastAsia="Arial" w:hAnsi="Arial"/>
-                <w:color w:val="888780"/>
-                <w:sz w:val="20"/>
-                <w:szCs w:val="20"/>
-              </w:rPr>
-              <w:t xml:space="preserve">GIF animado: los 7 pasos completos. Incluir como imagen estática el primer frame si el formato no soporta GIF.</w:t>
-            </w:r>
-          </w:p>
-        </w:tc>
-      </w:tr>
-    </w:tbl>
-    <w:p>
-      <w:pPr>
-        <w:spacing w:after="200" w:before="80"/>
-        <w:jc w:val="center"/>
-      </w:pPr>
-      <w:r>
-        <w:rPr>
-          <w:rFonts w:ascii="Arial" w:cs="Arial" w:eastAsia="Arial" w:hAnsi="Arial"/>
-          <w:color w:val="B4B2A9"/>
-          <w:sz w:val="20"/>
-          <w:szCs w:val="20"/>
-        </w:rPr>
-        <w:t xml:space="preserve">Figura 7 — Animación completa de los 7 pasos del algoritmo sobre NormalMap.png (262.144 → 1.647 vértices, 99.4% de reducción).</w:t>
-      </w:r>
-    </w:p>
-    <w:p>
-      <w:pPr>
-        <w:spacing w:after="80" w:before="0"/>
-      </w:pPr>
-      <w:r>
-        <w:t xml:space="preserve"/>
-      </w:r>
-    </w:p>
-    <w:p>
-      <w:pPr>
-        <w:pStyle w:val="Heading2"/>
-        <w:spacing w:after="120" w:before="220"/>
       </w:pPr>
       <w:r>
         <w:rPr>
@@ -2580,7 +1898,7 @@
     </w:p>
     <w:p>
       <w:pPr>
-        <w:spacing w:after="130" w:before="0"/>
+        <w:spacing w:after="100" w:before="0"/>
       </w:pPr>
       <w:r>
         <w:rPr>
@@ -2588,15 +1906,7 @@
           <w:sz w:val="22"/>
           <w:szCs w:val="22"/>
         </w:rPr>
-        <w:t xml:space="preserve">Para ilustrar el flujo completo, estos son los primeros tres ciclos con valores representativos del comportamiento real sobre ε = 0.05:</w:t>
-      </w:r>
-    </w:p>
-    <w:p>
-      <w:pPr>
-        <w:spacing w:after="80" w:before="0"/>
-      </w:pPr>
-      <w:r>
-        <w:t xml:space="preserve"/>
+        <w:t xml:space="preserve">Los tres ciclos siguientes ilustran el comportamiento con ε = 0.05 sobre un heightmap real:</w:t>
       </w:r>
     </w:p>
     <w:tbl>
@@ -2630,9 +1940,9 @@
             </w:tcBorders>
             <w:shd w:fill="2E75B6" w:val="clear"/>
             <w:tcMar>
-              <w:top w:type="dxa" w:w="70"/>
-              <w:left w:type="dxa" w:w="100"/>
-              <w:bottom w:type="dxa" w:w="70"/>
+              <w:top w:type="dxa" w:w="60"/>
+              <w:left w:type="dxa" w:w="100"/>
+              <w:bottom w:type="dxa" w:w="60"/>
               <w:right w:type="dxa" w:w="100"/>
             </w:tcMar>
           </w:tcPr>
@@ -2664,9 +1974,9 @@
             </w:tcBorders>
             <w:shd w:fill="2E75B6" w:val="clear"/>
             <w:tcMar>
-              <w:top w:type="dxa" w:w="70"/>
-              <w:left w:type="dxa" w:w="100"/>
-              <w:bottom w:type="dxa" w:w="70"/>
+              <w:top w:type="dxa" w:w="60"/>
+              <w:left w:type="dxa" w:w="100"/>
+              <w:bottom w:type="dxa" w:w="60"/>
               <w:right w:type="dxa" w:w="100"/>
             </w:tcMar>
           </w:tcPr>
@@ -2700,9 +2010,9 @@
             </w:tcBorders>
             <w:shd w:fill="D5E8F0" w:val="clear"/>
             <w:tcMar>
-              <w:top w:type="dxa" w:w="80"/>
-              <w:left w:type="dxa" w:w="100"/>
-              <w:bottom w:type="dxa" w:w="80"/>
+              <w:top w:type="dxa" w:w="60"/>
+              <w:left w:type="dxa" w:w="100"/>
+              <w:bottom w:type="dxa" w:w="60"/>
               <w:right w:type="dxa" w:w="100"/>
             </w:tcMar>
           </w:tcPr>
@@ -2733,26 +2043,16 @@
               <w:right w:val="single" w:color="CCCCCC" w:sz="1"/>
             </w:tcBorders>
             <w:tcMar>
-              <w:top w:type="dxa" w:w="80"/>
-              <w:left w:type="dxa" w:w="100"/>
-              <w:bottom w:type="dxa" w:w="80"/>
-              <w:right w:type="dxa" w:w="100"/>
-            </w:tcMar>
-          </w:tcPr>
-          <w:p>
-            <w:pPr>
-              <w:spacing w:after="40"/>
-            </w:pPr>
-            <w:r>
-              <w:rPr>
-                <w:rFonts w:ascii="Arial" w:cs="Arial" w:eastAsia="Arial" w:hAnsi="Arial"/>
-                <w:b/>
-                <w:bCs/>
-                <w:sz w:val="20"/>
-                <w:szCs w:val="20"/>
-              </w:rPr>
-              <w:t xml:space="preserve">p seleccionado: </w:t>
-            </w:r>
+              <w:top w:type="dxa" w:w="60"/>
+              <w:left w:type="dxa" w:w="100"/>
+              <w:bottom w:type="dxa" w:w="60"/>
+              <w:right w:type="dxa" w:w="100"/>
+            </w:tcMar>
+          </w:tcPr>
+          <w:p>
+            <w:pPr>
+              <w:spacing w:after="30"/>
+            </w:pPr>
             <w:r>
               <w:rPr>
                 <w:rFonts w:ascii="Courier New" w:cs="Courier New" w:eastAsia="Courier New" w:hAnsi="Courier New"/>
@@ -2760,46 +2060,26 @@
                 <w:sz w:val="20"/>
                 <w:szCs w:val="20"/>
               </w:rPr>
-              <w:t xml:space="preserve">v₄₂  →  error = 0.002</w:t>
-            </w:r>
-          </w:p>
-          <w:p>
-            <w:pPr>
-              <w:spacing w:after="40"/>
-            </w:pPr>
-            <w:r>
-              <w:rPr>
-                <w:rFonts w:ascii="Arial" w:cs="Arial" w:eastAsia="Arial" w:hAnsi="Arial"/>
-                <w:b/>
-                <w:bCs/>
-                <w:sz w:val="20"/>
-                <w:szCs w:val="20"/>
-              </w:rPr>
-              <w:t xml:space="preserve">Vecinos: </w:t>
-            </w:r>
-            <w:r>
-              <w:rPr>
-                <w:rFonts w:ascii="Arial" w:cs="Arial" w:eastAsia="Arial" w:hAnsi="Arial"/>
-                <w:sz w:val="20"/>
-                <w:szCs w:val="20"/>
-              </w:rPr>
-              <w:t xml:space="preserve">q₀…q₅ recolectados con Face_circulator (orden 1)</w:t>
-            </w:r>
-          </w:p>
-          <w:p>
-            <w:pPr>
-              <w:spacing w:after="40"/>
-            </w:pPr>
-            <w:r>
-              <w:rPr>
-                <w:rFonts w:ascii="Arial" w:cs="Arial" w:eastAsia="Arial" w:hAnsi="Arial"/>
-                <w:b/>
-                <w:bCs/>
-                <w:sz w:val="20"/>
-                <w:szCs w:val="20"/>
-              </w:rPr>
-              <w:t xml:space="preserve">Decisión: </w:t>
-            </w:r>
+              <w:t xml:space="preserve">p: v₄₂  →  error = 0.002</w:t>
+            </w:r>
+          </w:p>
+          <w:p>
+            <w:pPr>
+              <w:spacing w:after="30"/>
+            </w:pPr>
+            <w:r>
+              <w:rPr>
+                <w:rFonts w:ascii="Arial" w:cs="Arial" w:eastAsia="Arial" w:hAnsi="Arial"/>
+                <w:sz w:val="20"/>
+                <w:szCs w:val="20"/>
+              </w:rPr>
+              <w:t xml:space="preserve">Vecinos: q₀…q₅ con Face_circulator (orden 1)</w:t>
+            </w:r>
+          </w:p>
+          <w:p>
+            <w:pPr>
+              <w:spacing w:after="30"/>
+            </w:pPr>
             <w:r>
               <w:rPr>
                 <w:rFonts w:ascii="Arial" w:cs="Arial" w:eastAsia="Arial" w:hAnsi="Arial"/>
@@ -2819,20 +2099,12 @@
             <w:r>
               <w:rPr>
                 <w:rFonts w:ascii="Arial" w:cs="Arial" w:eastAsia="Arial" w:hAnsi="Arial"/>
-                <w:b/>
-                <w:bCs/>
-                <w:sz w:val="20"/>
-                <w:szCs w:val="20"/>
-              </w:rPr>
-              <w:t xml:space="preserve">Resultado: </w:t>
-            </w:r>
-            <w:r>
-              <w:rPr>
-                <w:rFonts w:ascii="Arial" w:cs="Arial" w:eastAsia="Arial" w:hAnsi="Arial"/>
-                <w:sz w:val="20"/>
-                <w:szCs w:val="20"/>
-              </w:rPr>
-              <w:t xml:space="preserve">T.remove(v₄₂). CGAL re-triangula. Vecinos recalculan error y se reinsertan en heap.</w:t>
+                <w:i/>
+                <w:iCs/>
+                <w:sz w:val="20"/>
+                <w:szCs w:val="20"/>
+              </w:rPr>
+              <w:t xml:space="preserve">T.remove(v₄₂). Vecinos recalculan error y reinsertan en heap.</w:t>
             </w:r>
           </w:p>
         </w:tc>
@@ -2849,9 +2121,9 @@
             </w:tcBorders>
             <w:shd w:fill="EAF3DE" w:val="clear"/>
             <w:tcMar>
-              <w:top w:type="dxa" w:w="80"/>
-              <w:left w:type="dxa" w:w="100"/>
-              <w:bottom w:type="dxa" w:w="80"/>
+              <w:top w:type="dxa" w:w="60"/>
+              <w:left w:type="dxa" w:w="100"/>
+              <w:bottom w:type="dxa" w:w="60"/>
               <w:right w:type="dxa" w:w="100"/>
             </w:tcMar>
           </w:tcPr>
@@ -2882,26 +2154,16 @@
               <w:right w:val="single" w:color="CCCCCC" w:sz="1"/>
             </w:tcBorders>
             <w:tcMar>
-              <w:top w:type="dxa" w:w="80"/>
-              <w:left w:type="dxa" w:w="100"/>
-              <w:bottom w:type="dxa" w:w="80"/>
-              <w:right w:type="dxa" w:w="100"/>
-            </w:tcMar>
-          </w:tcPr>
-          <w:p>
-            <w:pPr>
-              <w:spacing w:after="40"/>
-            </w:pPr>
-            <w:r>
-              <w:rPr>
-                <w:rFonts w:ascii="Arial" w:cs="Arial" w:eastAsia="Arial" w:hAnsi="Arial"/>
-                <w:b/>
-                <w:bCs/>
-                <w:sz w:val="20"/>
-                <w:szCs w:val="20"/>
-              </w:rPr>
-              <w:t xml:space="preserve">p seleccionado: </w:t>
-            </w:r>
+              <w:top w:type="dxa" w:w="60"/>
+              <w:left w:type="dxa" w:w="100"/>
+              <w:bottom w:type="dxa" w:w="60"/>
+              <w:right w:type="dxa" w:w="100"/>
+            </w:tcMar>
+          </w:tcPr>
+          <w:p>
+            <w:pPr>
+              <w:spacing w:after="30"/>
+            </w:pPr>
             <w:r>
               <w:rPr>
                 <w:rFonts w:ascii="Courier New" w:cs="Courier New" w:eastAsia="Courier New" w:hAnsi="Courier New"/>
@@ -2909,46 +2171,26 @@
                 <w:sz w:val="20"/>
                 <w:szCs w:val="20"/>
               </w:rPr>
-              <w:t xml:space="preserve">q₁  →  error = 0.008 (recalculado tras eliminar v₄₂)</w:t>
-            </w:r>
-          </w:p>
-          <w:p>
-            <w:pPr>
-              <w:spacing w:after="40"/>
-            </w:pPr>
-            <w:r>
-              <w:rPr>
-                <w:rFonts w:ascii="Arial" w:cs="Arial" w:eastAsia="Arial" w:hAnsi="Arial"/>
-                <w:b/>
-                <w:bCs/>
-                <w:sz w:val="20"/>
-                <w:szCs w:val="20"/>
-              </w:rPr>
-              <w:t xml:space="preserve">Vecinos: </w:t>
-            </w:r>
-            <w:r>
-              <w:rPr>
-                <w:rFonts w:ascii="Arial" w:cs="Arial" w:eastAsia="Arial" w:hAnsi="Arial"/>
-                <w:sz w:val="20"/>
-                <w:szCs w:val="20"/>
-              </w:rPr>
-              <w:t xml:space="preserve">estrella de q₁ — ya no incluye v₄₂, ese vértice no existe</w:t>
-            </w:r>
-          </w:p>
-          <w:p>
-            <w:pPr>
-              <w:spacing w:after="40"/>
-            </w:pPr>
-            <w:r>
-              <w:rPr>
-                <w:rFonts w:ascii="Arial" w:cs="Arial" w:eastAsia="Arial" w:hAnsi="Arial"/>
-                <w:b/>
-                <w:bCs/>
-                <w:sz w:val="20"/>
-                <w:szCs w:val="20"/>
-              </w:rPr>
-              <w:t xml:space="preserve">Decisión: </w:t>
-            </w:r>
+              <w:t xml:space="preserve">p: q₁  →  error = 0.008 (recalculado — v₄₂ ya no existe)</w:t>
+            </w:r>
+          </w:p>
+          <w:p>
+            <w:pPr>
+              <w:spacing w:after="30"/>
+            </w:pPr>
+            <w:r>
+              <w:rPr>
+                <w:rFonts w:ascii="Arial" w:cs="Arial" w:eastAsia="Arial" w:hAnsi="Arial"/>
+                <w:sz w:val="20"/>
+                <w:szCs w:val="20"/>
+              </w:rPr>
+              <w:t xml:space="preserve">Vecinos: estrella de q₁ sin v₄₂</w:t>
+            </w:r>
+          </w:p>
+          <w:p>
+            <w:pPr>
+              <w:spacing w:after="30"/>
+            </w:pPr>
             <w:r>
               <w:rPr>
                 <w:rFonts w:ascii="Arial" w:cs="Arial" w:eastAsia="Arial" w:hAnsi="Arial"/>
@@ -2968,16 +2210,8 @@
             <w:r>
               <w:rPr>
                 <w:rFonts w:ascii="Arial" w:cs="Arial" w:eastAsia="Arial" w:hAnsi="Arial"/>
-                <w:b/>
-                <w:bCs/>
-                <w:sz w:val="20"/>
-                <w:szCs w:val="20"/>
-              </w:rPr>
-              <w:t xml:space="preserve">Resultado: </w:t>
-            </w:r>
-            <w:r>
-              <w:rPr>
-                <w:rFonts w:ascii="Arial" w:cs="Arial" w:eastAsia="Arial" w:hAnsi="Arial"/>
+                <w:i/>
+                <w:iCs/>
                 <w:sz w:val="20"/>
                 <w:szCs w:val="20"/>
               </w:rPr>
@@ -2998,9 +2232,9 @@
             </w:tcBorders>
             <w:shd w:fill="FAEEDA" w:val="clear"/>
             <w:tcMar>
-              <w:top w:type="dxa" w:w="80"/>
-              <w:left w:type="dxa" w:w="100"/>
-              <w:bottom w:type="dxa" w:w="80"/>
+              <w:top w:type="dxa" w:w="60"/>
+              <w:left w:type="dxa" w:w="100"/>
+              <w:bottom w:type="dxa" w:w="60"/>
               <w:right w:type="dxa" w:w="100"/>
             </w:tcMar>
           </w:tcPr>
@@ -3031,26 +2265,16 @@
               <w:right w:val="single" w:color="CCCCCC" w:sz="1"/>
             </w:tcBorders>
             <w:tcMar>
-              <w:top w:type="dxa" w:w="80"/>
-              <w:left w:type="dxa" w:w="100"/>
-              <w:bottom w:type="dxa" w:w="80"/>
-              <w:right w:type="dxa" w:w="100"/>
-            </w:tcMar>
-          </w:tcPr>
-          <w:p>
-            <w:pPr>
-              <w:spacing w:after="40"/>
-            </w:pPr>
-            <w:r>
-              <w:rPr>
-                <w:rFonts w:ascii="Arial" w:cs="Arial" w:eastAsia="Arial" w:hAnsi="Arial"/>
-                <w:b/>
-                <w:bCs/>
-                <w:sz w:val="20"/>
-                <w:szCs w:val="20"/>
-              </w:rPr>
-              <w:t xml:space="preserve">p seleccionado: </w:t>
-            </w:r>
+              <w:top w:type="dxa" w:w="60"/>
+              <w:left w:type="dxa" w:w="100"/>
+              <w:bottom w:type="dxa" w:w="60"/>
+              <w:right w:type="dxa" w:w="100"/>
+            </w:tcMar>
+          </w:tcPr>
+          <w:p>
+            <w:pPr>
+              <w:spacing w:after="30"/>
+            </w:pPr>
             <w:r>
               <w:rPr>
                 <w:rFonts w:ascii="Courier New" w:cs="Courier New" w:eastAsia="Courier New" w:hAnsi="Courier New"/>
@@ -3058,46 +2282,26 @@
                 <w:sz w:val="20"/>
                 <w:szCs w:val="20"/>
               </w:rPr>
-              <w:t xml:space="preserve">v_cresta  →  error = 0.12</w:t>
-            </w:r>
-          </w:p>
-          <w:p>
-            <w:pPr>
-              <w:spacing w:after="40"/>
-            </w:pPr>
-            <w:r>
-              <w:rPr>
-                <w:rFonts w:ascii="Arial" w:cs="Arial" w:eastAsia="Arial" w:hAnsi="Arial"/>
-                <w:b/>
-                <w:bCs/>
-                <w:sz w:val="20"/>
-                <w:szCs w:val="20"/>
-              </w:rPr>
-              <w:t xml:space="preserve">Vecinos: </w:t>
-            </w:r>
-            <w:r>
-              <w:rPr>
-                <w:rFonts w:ascii="Arial" w:cs="Arial" w:eastAsia="Arial" w:hAnsi="Arial"/>
-                <w:sz w:val="20"/>
-                <w:szCs w:val="20"/>
-              </w:rPr>
-              <w:t xml:space="preserve">estrella del borde de un anillo — triángulos de pendiente pronunciada</w:t>
-            </w:r>
-          </w:p>
-          <w:p>
-            <w:pPr>
-              <w:spacing w:after="40"/>
-            </w:pPr>
-            <w:r>
-              <w:rPr>
-                <w:rFonts w:ascii="Arial" w:cs="Arial" w:eastAsia="Arial" w:hAnsi="Arial"/>
-                <w:b/>
-                <w:bCs/>
-                <w:sz w:val="20"/>
-                <w:szCs w:val="20"/>
-              </w:rPr>
-              <w:t xml:space="preserve">Decisión: </w:t>
-            </w:r>
+              <w:t xml:space="preserve">p: v_cresta  →  error = 0.12</w:t>
+            </w:r>
+          </w:p>
+          <w:p>
+            <w:pPr>
+              <w:spacing w:after="30"/>
+            </w:pPr>
+            <w:r>
+              <w:rPr>
+                <w:rFonts w:ascii="Arial" w:cs="Arial" w:eastAsia="Arial" w:hAnsi="Arial"/>
+                <w:sz w:val="20"/>
+                <w:szCs w:val="20"/>
+              </w:rPr>
+              <w:t xml:space="preserve">Vecinos: estrella del borde — triángulos de pendiente pronunciada</w:t>
+            </w:r>
+          </w:p>
+          <w:p>
+            <w:pPr>
+              <w:spacing w:after="30"/>
+            </w:pPr>
             <w:r>
               <w:rPr>
                 <w:rFonts w:ascii="Arial" w:cs="Arial" w:eastAsia="Arial" w:hAnsi="Arial"/>
@@ -3117,16 +2321,8 @@
             <w:r>
               <w:rPr>
                 <w:rFonts w:ascii="Arial" w:cs="Arial" w:eastAsia="Arial" w:hAnsi="Arial"/>
-                <w:b/>
-                <w:bCs/>
-                <w:sz w:val="20"/>
-                <w:szCs w:val="20"/>
-              </w:rPr>
-              <w:t xml:space="preserve">Resultado: </w:t>
-            </w:r>
-            <w:r>
-              <w:rPr>
-                <w:rFonts w:ascii="Arial" w:cs="Arial" w:eastAsia="Arial" w:hAnsi="Arial"/>
+                <w:i/>
+                <w:iCs/>
                 <w:sz w:val="20"/>
                 <w:szCs w:val="20"/>
               </w:rPr>
@@ -3138,98 +2334,104 @@
     </w:tbl>
     <w:p>
       <w:pPr>
-        <w:spacing w:after="80" w:before="0"/>
+        <w:spacing w:after="100" w:before="0"/>
+      </w:pPr>
+      <w:r>
+        <w:rPr>
+          <w:rFonts w:ascii="Arial" w:cs="Arial" w:eastAsia="Arial" w:hAnsi="Arial"/>
+          <w:sz w:val="22"/>
+          <w:szCs w:val="22"/>
+        </w:rPr>
+        <w:t xml:space="preserve">Los primeros ciclos eliminan vértices de zona plana en rápida sucesión. Cuando el heap entrega un vértice de borde (Ciclo 3), el loop lo conserva y continúa.</w:t>
+      </w:r>
+    </w:p>
+    <w:p>
+      <w:pPr>
+        <w:spacing w:after="60" w:before="0"/>
       </w:pPr>
       <w:r>
         <w:t xml:space="preserve"/>
       </w:r>
     </w:p>
-    <w:tbl>
-      <w:tblPr>
-        <w:tblW w:type="dxa" w:w="9360"/>
-        <w:tblBorders>
-          <w:top w:val="single" w:color="auto" w:sz="4"/>
-          <w:left w:val="single" w:color="auto" w:sz="4"/>
-          <w:bottom w:val="single" w:color="auto" w:sz="4"/>
-          <w:right w:val="single" w:color="auto" w:sz="4"/>
-          <w:insideH w:val="single" w:color="auto" w:sz="4"/>
-          <w:insideV w:val="single" w:color="auto" w:sz="4"/>
-        </w:tblBorders>
-      </w:tblPr>
-      <w:tblGrid>
-        <w:gridCol w:w="9360"/>
-      </w:tblGrid>
-      <w:tr>
-        <w:tc>
-          <w:tcPr>
-            <w:tcW w:type="dxa" w:w="9360"/>
-            <w:tcBorders>
-              <w:top w:val="dashed" w:color="2E75B6" w:sz="2"/>
-              <w:left w:val="dashed" w:color="2E75B6" w:sz="2"/>
-              <w:bottom w:val="dashed" w:color="2E75B6" w:sz="2"/>
-              <w:right w:val="dashed" w:color="2E75B6" w:sz="2"/>
-            </w:tcBorders>
-            <w:shd w:fill="EEF4FB" w:val="clear"/>
-            <w:tcMar>
-              <w:top w:type="dxa" w:w="160"/>
-              <w:left w:type="dxa" w:w="200"/>
-              <w:bottom w:type="dxa" w:w="160"/>
-              <w:right w:type="dxa" w:w="200"/>
-            </w:tcMar>
-          </w:tcPr>
-          <w:p>
-            <w:pPr>
-              <w:jc w:val="center"/>
-            </w:pPr>
-            <w:r>
-              <w:rPr>
-                <w:rFonts w:ascii="Arial" w:cs="Arial" w:eastAsia="Arial" w:hAnsi="Arial"/>
-                <w:b/>
-                <w:bCs/>
-                <w:color w:val="2E75B6"/>
-                <w:sz w:val="24"/>
-                <w:szCs w:val="24"/>
-              </w:rPr>
-              <w:t xml:space="preserve">[ INSERTAR IMAGEN ]</w:t>
-            </w:r>
-          </w:p>
-          <w:p>
-            <w:pPr>
-              <w:jc w:val="center"/>
-            </w:pPr>
-            <w:r>
-              <w:rPr>
-                <w:rFonts w:ascii="Courier New" w:cs="Courier New" w:eastAsia="Courier New" w:hAnsi="Courier New"/>
-                <w:b/>
-                <w:bCs/>
-                <w:color w:val="1F4E79"/>
-                <w:sz w:val="22"/>
-                <w:szCs w:val="22"/>
-              </w:rPr>
-              <w:t xml:space="preserve">paso_07.png</w:t>
-            </w:r>
-          </w:p>
-          <w:p>
-            <w:pPr>
-              <w:spacing w:before="60"/>
-              <w:jc w:val="center"/>
-            </w:pPr>
-            <w:r>
-              <w:rPr>
-                <w:rFonts w:ascii="Arial" w:cs="Arial" w:eastAsia="Arial" w:hAnsi="Arial"/>
-                <w:color w:val="888780"/>
-                <w:sz w:val="20"/>
-                <w:szCs w:val="20"/>
-              </w:rPr>
-              <w:t xml:space="preserve">Paso 7 de 7 — Resultado final sobre NormalMap.png. 262.144 → 1.647 vértices (99.4%). Los triángulos grandes están en las zonas planas entre anillos; los pequeños y densos siguen el borde de cada anillo.</w:t>
-            </w:r>
-          </w:p>
-        </w:tc>
-      </w:tr>
-    </w:tbl>
-    <w:p>
-      <w:pPr>
-        <w:spacing w:after="200" w:before="80"/>
+    <w:p>
+      <w:pPr>
+        <w:pStyle w:val="Heading2"/>
+        <w:spacing w:after="80" w:before="180"/>
+      </w:pPr>
+      <w:r>
+        <w:rPr>
+          <w:rFonts w:ascii="Arial" w:cs="Arial" w:eastAsia="Arial" w:hAnsi="Arial"/>
+          <w:b/>
+          <w:bCs/>
+          <w:color w:val="2E75B6"/>
+          <w:sz w:val="26"/>
+          <w:szCs w:val="26"/>
+        </w:rPr>
+        <w:t xml:space="preserve">5.2 Visualización paso a paso (primer frame del GIF)</w:t>
+      </w:r>
+    </w:p>
+    <w:p>
+      <w:pPr>
+        <w:spacing w:after="100" w:before="0"/>
+      </w:pPr>
+      <w:r>
+        <w:rPr>
+          <w:rFonts w:ascii="Arial" w:cs="Arial" w:eastAsia="Arial" w:hAnsi="Arial"/>
+          <w:sz w:val="22"/>
+          <w:szCs w:val="22"/>
+        </w:rPr>
+        <w:t xml:space="preserve">El script visualizer.py genera un GIF de 7 pasos para cada imagen procesada. El primer frame del GIF correspondiente a NormalMap.png (262.144 → 1.647 vértices, 99.4% de reducción):</w:t>
+      </w:r>
+    </w:p>
+    <w:p>
+      <w:pPr>
+        <w:spacing w:after="40" w:before="100"/>
+        <w:jc w:val="center"/>
+      </w:pPr>
+      <w:r>
+        <w:drawing>
+          <wp:inline distT="0" distB="0" distL="0" distR="0">
+            <wp:extent cx="5943600" cy="2705100"/>
+            <wp:effectExtent t="0" r="0" b="0" l="0"/>
+            <wp:docPr id="1" name="" descr="" title=""/>
+            <wp:cNvGraphicFramePr>
+              <a:graphicFrameLocks xmlns:a="http://schemas.openxmlformats.org/drawingml/2006/main" noChangeAspect="1"/>
+            </wp:cNvGraphicFramePr>
+            <a:graphic xmlns:a="http://schemas.openxmlformats.org/drawingml/2006/main">
+              <a:graphicData uri="http://schemas.openxmlformats.org/drawingml/2006/picture">
+                <pic:pic xmlns:pic="http://schemas.openxmlformats.org/drawingml/2006/picture">
+                  <pic:nvPicPr>
+                    <pic:cNvPr id="0" name="" descr=""/>
+                    <pic:cNvPicPr>
+                      <a:picLocks noChangeAspect="1" noChangeArrowheads="1"/>
+                    </pic:cNvPicPr>
+                  </pic:nvPicPr>
+                  <pic:blipFill>
+                    <a:blip r:embed="rId15" cstate="none"/>
+                    <a:srcRect/>
+                    <a:stretch>
+                      <a:fillRect/>
+                    </a:stretch>
+                  </pic:blipFill>
+                  <pic:spPr bwMode="auto">
+                    <a:xfrm>
+                      <a:off x="0" y="0"/>
+                      <a:ext cx="5943600" cy="2705100"/>
+                    </a:xfrm>
+                    <a:prstGeom prst="rect">
+                      <a:avLst/>
+                    </a:prstGeom>
+                  </pic:spPr>
+                </pic:pic>
+              </a:graphicData>
+            </a:graphic>
+          </wp:inline>
+        </w:drawing>
+      </w:r>
+    </w:p>
+    <w:p>
+      <w:pPr>
+        <w:spacing w:after="160" w:before="0"/>
         <w:jc w:val="center"/>
       </w:pPr>
       <w:r>
@@ -3239,7 +2441,7 @@
           <w:sz w:val="20"/>
           <w:szCs w:val="20"/>
         </w:rPr>
-        <w:t xml:space="preserve">Figura 8 — Paso 7 de 7 — Resultado final. El algoritmo preservó exactamente los bordes de la espiral y eliminó las zonas uniformes.</w:t>
+        <w:t xml:space="preserve">Figura 7 — Frame 1/7 del GIF paso_a_paso.gif — NormalMap.png (262.144 vértices). El GIF completo está en output/test-NormalMap/paso_a_paso.gif.</w:t>
       </w:r>
     </w:p>
     <w:p>
@@ -3250,7 +2452,7 @@
     <w:p>
       <w:pPr>
         <w:pStyle w:val="Heading1"/>
-        <w:spacing w:after="160" w:before="300"/>
+        <w:spacing w:after="120" w:before="240"/>
       </w:pPr>
       <w:r>
         <w:rPr>
@@ -3262,27 +2464,6 @@
           <w:szCs w:val="32"/>
         </w:rPr>
         <w:t xml:space="preserve">6. Estructuras de datos: por qué cada una</w:t>
-      </w:r>
-    </w:p>
-    <w:p>
-      <w:pPr>
-        <w:spacing w:after="130" w:before="0"/>
-      </w:pPr>
-      <w:r>
-        <w:rPr>
-          <w:rFonts w:ascii="Arial" w:cs="Arial" w:eastAsia="Arial" w:hAnsi="Arial"/>
-          <w:sz w:val="22"/>
-          <w:szCs w:val="22"/>
-        </w:rPr>
-        <w:t xml:space="preserve">Cada estructura del algoritmo fue elegida por una razón concreta, no por convención. La siguiente tabla justifica cada decisión:</w:t>
-      </w:r>
-    </w:p>
-    <w:p>
-      <w:pPr>
-        <w:spacing w:after="80" w:before="0"/>
-      </w:pPr>
-      <w:r>
-        <w:t xml:space="preserve"/>
       </w:r>
     </w:p>
     <w:tbl>
@@ -3317,9 +2498,9 @@
             </w:tcBorders>
             <w:shd w:fill="2E75B6" w:val="clear"/>
             <w:tcMar>
-              <w:top w:type="dxa" w:w="70"/>
-              <w:left w:type="dxa" w:w="100"/>
-              <w:bottom w:type="dxa" w:w="70"/>
+              <w:top w:type="dxa" w:w="60"/>
+              <w:left w:type="dxa" w:w="100"/>
+              <w:bottom w:type="dxa" w:w="60"/>
               <w:right w:type="dxa" w:w="100"/>
             </w:tcMar>
           </w:tcPr>
@@ -3351,9 +2532,9 @@
             </w:tcBorders>
             <w:shd w:fill="2E75B6" w:val="clear"/>
             <w:tcMar>
-              <w:top w:type="dxa" w:w="70"/>
-              <w:left w:type="dxa" w:w="100"/>
-              <w:bottom w:type="dxa" w:w="70"/>
+              <w:top w:type="dxa" w:w="60"/>
+              <w:left w:type="dxa" w:w="100"/>
+              <w:bottom w:type="dxa" w:w="60"/>
               <w:right w:type="dxa" w:w="100"/>
             </w:tcMar>
           </w:tcPr>
@@ -3385,9 +2566,9 @@
             </w:tcBorders>
             <w:shd w:fill="2E75B6" w:val="clear"/>
             <w:tcMar>
-              <w:top w:type="dxa" w:w="70"/>
-              <w:left w:type="dxa" w:w="100"/>
-              <w:bottom w:type="dxa" w:w="70"/>
+              <w:top w:type="dxa" w:w="60"/>
+              <w:left w:type="dxa" w:w="100"/>
+              <w:bottom w:type="dxa" w:w="60"/>
               <w:right w:type="dxa" w:w="100"/>
             </w:tcMar>
           </w:tcPr>
@@ -3404,7 +2585,7 @@
                 <w:sz w:val="20"/>
                 <w:szCs w:val="20"/>
               </w:rPr>
-              <w:t xml:space="preserve">Justificación de la elección</w:t>
+              <w:t xml:space="preserve">Justificación</w:t>
             </w:r>
           </w:p>
         </w:tc>
@@ -3421,9 +2602,9 @@
             </w:tcBorders>
             <w:shd w:fill="D5E8F0" w:val="clear"/>
             <w:tcMar>
-              <w:top w:type="dxa" w:w="70"/>
-              <w:left w:type="dxa" w:w="100"/>
-              <w:bottom w:type="dxa" w:w="70"/>
+              <w:top w:type="dxa" w:w="60"/>
+              <w:left w:type="dxa" w:w="100"/>
+              <w:bottom w:type="dxa" w:w="60"/>
               <w:right w:type="dxa" w:w="100"/>
             </w:tcMar>
           </w:tcPr>
@@ -3455,9 +2636,9 @@
             </w:tcBorders>
             <w:shd w:fill="F2F2F2" w:val="clear"/>
             <w:tcMar>
-              <w:top w:type="dxa" w:w="70"/>
-              <w:left w:type="dxa" w:w="100"/>
-              <w:bottom w:type="dxa" w:w="70"/>
+              <w:top w:type="dxa" w:w="60"/>
+              <w:left w:type="dxa" w:w="100"/>
+              <w:bottom w:type="dxa" w:w="60"/>
               <w:right w:type="dxa" w:w="100"/>
             </w:tcMar>
           </w:tcPr>
@@ -3489,9 +2670,9 @@
             </w:tcBorders>
             <w:shd w:fill="F2F2F2" w:val="clear"/>
             <w:tcMar>
-              <w:top w:type="dxa" w:w="70"/>
-              <w:left w:type="dxa" w:w="100"/>
-              <w:bottom w:type="dxa" w:w="70"/>
+              <w:top w:type="dxa" w:w="60"/>
+              <w:left w:type="dxa" w:w="100"/>
+              <w:bottom w:type="dxa" w:w="60"/>
               <w:right w:type="dxa" w:w="100"/>
             </w:tcMar>
           </w:tcPr>
@@ -3508,7 +2689,7 @@
                 <w:sz w:val="20"/>
                 <w:szCs w:val="20"/>
               </w:rPr>
-              <w:t xml:space="preserve">Recorre la estrella de p con twin→next. Implementa el recorrido de la DCEL sin exponer punteros.</w:t>
+              <w:t xml:space="preserve">Recorre la estrella de p con twin→next sin exponer punteros.</w:t>
             </w:r>
           </w:p>
         </w:tc>
@@ -3524,9 +2705,9 @@
               <w:right w:val="single" w:color="CCCCCC" w:sz="1"/>
             </w:tcBorders>
             <w:tcMar>
-              <w:top w:type="dxa" w:w="70"/>
-              <w:left w:type="dxa" w:w="100"/>
-              <w:bottom w:type="dxa" w:w="70"/>
+              <w:top w:type="dxa" w:w="60"/>
+              <w:left w:type="dxa" w:w="100"/>
+              <w:bottom w:type="dxa" w:w="60"/>
               <w:right w:type="dxa" w:w="100"/>
             </w:tcMar>
           </w:tcPr>
@@ -3557,9 +2738,9 @@
               <w:right w:val="single" w:color="CCCCCC" w:sz="1"/>
             </w:tcBorders>
             <w:tcMar>
-              <w:top w:type="dxa" w:w="70"/>
-              <w:left w:type="dxa" w:w="100"/>
-              <w:bottom w:type="dxa" w:w="70"/>
+              <w:top w:type="dxa" w:w="60"/>
+              <w:left w:type="dxa" w:w="100"/>
+              <w:bottom w:type="dxa" w:w="60"/>
               <w:right w:type="dxa" w:w="100"/>
             </w:tcMar>
           </w:tcPr>
@@ -3590,9 +2771,9 @@
               <w:right w:val="single" w:color="CCCCCC" w:sz="1"/>
             </w:tcBorders>
             <w:tcMar>
-              <w:top w:type="dxa" w:w="70"/>
-              <w:left w:type="dxa" w:w="100"/>
-              <w:bottom w:type="dxa" w:w="70"/>
+              <w:top w:type="dxa" w:w="60"/>
+              <w:left w:type="dxa" w:w="100"/>
+              <w:bottom w:type="dxa" w:w="60"/>
               <w:right w:type="dxa" w:w="100"/>
             </w:tcMar>
           </w:tcPr>
@@ -3609,7 +2790,7 @@
                 <w:sz w:val="20"/>
                 <w:szCs w:val="20"/>
               </w:rPr>
-              <w:t xml:space="preserve">Elimina duplicados en inserción. Cada vecino aparece en dos caras — el set lo guarda una sola vez.</w:t>
+              <w:t xml:space="preserve">Elimina duplicados al insertar. Cada vecino aparece en dos caras — el set lo guarda una sola vez.</w:t>
             </w:r>
           </w:p>
         </w:tc>
@@ -3626,9 +2807,9 @@
             </w:tcBorders>
             <w:shd w:fill="D5E8F0" w:val="clear"/>
             <w:tcMar>
-              <w:top w:type="dxa" w:w="70"/>
-              <w:left w:type="dxa" w:w="100"/>
-              <w:bottom w:type="dxa" w:w="70"/>
+              <w:top w:type="dxa" w:w="60"/>
+              <w:left w:type="dxa" w:w="100"/>
+              <w:bottom w:type="dxa" w:w="60"/>
               <w:right w:type="dxa" w:w="100"/>
             </w:tcMar>
           </w:tcPr>
@@ -3660,9 +2841,9 @@
             </w:tcBorders>
             <w:shd w:fill="F2F2F2" w:val="clear"/>
             <w:tcMar>
-              <w:top w:type="dxa" w:w="70"/>
-              <w:left w:type="dxa" w:w="100"/>
-              <w:bottom w:type="dxa" w:w="70"/>
+              <w:top w:type="dxa" w:w="60"/>
+              <w:left w:type="dxa" w:w="100"/>
+              <w:bottom w:type="dxa" w:w="60"/>
               <w:right w:type="dxa" w:w="100"/>
             </w:tcMar>
           </w:tcPr>
@@ -3694,9 +2875,9 @@
             </w:tcBorders>
             <w:shd w:fill="F2F2F2" w:val="clear"/>
             <w:tcMar>
-              <w:top w:type="dxa" w:w="70"/>
-              <w:left w:type="dxa" w:w="100"/>
-              <w:bottom w:type="dxa" w:w="70"/>
+              <w:top w:type="dxa" w:w="60"/>
+              <w:left w:type="dxa" w:w="100"/>
+              <w:bottom w:type="dxa" w:w="60"/>
               <w:right w:type="dxa" w:w="100"/>
             </w:tcMar>
           </w:tcPr>
@@ -3713,7 +2894,7 @@
                 <w:sz w:val="20"/>
                 <w:szCs w:val="20"/>
               </w:rPr>
-              <w:t xml:space="preserve">Min-heap: el vértice con menor error sale primero. greater&lt;&gt; invierte el orden del heap estándar.</w:t>
+              <w:t xml:space="preserve">Min-heap: el vértice con menor error sale primero.</w:t>
             </w:r>
           </w:p>
         </w:tc>
@@ -3729,9 +2910,9 @@
               <w:right w:val="single" w:color="CCCCCC" w:sz="1"/>
             </w:tcBorders>
             <w:tcMar>
-              <w:top w:type="dxa" w:w="70"/>
-              <w:left w:type="dxa" w:w="100"/>
-              <w:bottom w:type="dxa" w:w="70"/>
+              <w:top w:type="dxa" w:w="60"/>
+              <w:left w:type="dxa" w:w="100"/>
+              <w:bottom w:type="dxa" w:w="60"/>
               <w:right w:type="dxa" w:w="100"/>
             </w:tcMar>
           </w:tcPr>
@@ -3762,9 +2943,9 @@
               <w:right w:val="single" w:color="CCCCCC" w:sz="1"/>
             </w:tcBorders>
             <w:tcMar>
-              <w:top w:type="dxa" w:w="70"/>
-              <w:left w:type="dxa" w:w="100"/>
-              <w:bottom w:type="dxa" w:w="70"/>
+              <w:top w:type="dxa" w:w="60"/>
+              <w:left w:type="dxa" w:w="100"/>
+              <w:bottom w:type="dxa" w:w="60"/>
               <w:right w:type="dxa" w:w="100"/>
             </w:tcMar>
           </w:tcPr>
@@ -3795,9 +2976,9 @@
               <w:right w:val="single" w:color="CCCCCC" w:sz="1"/>
             </w:tcBorders>
             <w:tcMar>
-              <w:top w:type="dxa" w:w="70"/>
-              <w:left w:type="dxa" w:w="100"/>
-              <w:bottom w:type="dxa" w:w="70"/>
+              <w:top w:type="dxa" w:w="60"/>
+              <w:left w:type="dxa" w:w="100"/>
+              <w:bottom w:type="dxa" w:w="60"/>
               <w:right w:type="dxa" w:w="100"/>
             </w:tcMar>
           </w:tcPr>
@@ -3814,7 +2995,7 @@
                 <w:sz w:val="20"/>
                 <w:szCs w:val="20"/>
               </w:rPr>
-              <w:t xml:space="preserve">Marca vértices ya procesados. Búsqueda O(1) vs O(log n) de set — se llama miles de veces.</w:t>
+              <w:t xml:space="preserve">Marca vértices ya procesados. O(1) vs O(log n) del set — se llama miles de veces.</w:t>
             </w:r>
           </w:p>
         </w:tc>
@@ -3831,9 +3012,9 @@
             </w:tcBorders>
             <w:shd w:fill="D5E8F0" w:val="clear"/>
             <w:tcMar>
-              <w:top w:type="dxa" w:w="70"/>
-              <w:left w:type="dxa" w:w="100"/>
-              <w:bottom w:type="dxa" w:w="70"/>
+              <w:top w:type="dxa" w:w="60"/>
+              <w:left w:type="dxa" w:w="100"/>
+              <w:bottom w:type="dxa" w:w="60"/>
               <w:right w:type="dxa" w:w="100"/>
             </w:tcMar>
           </w:tcPr>
@@ -3865,9 +3046,9 @@
             </w:tcBorders>
             <w:shd w:fill="F2F2F2" w:val="clear"/>
             <w:tcMar>
-              <w:top w:type="dxa" w:w="70"/>
-              <w:left w:type="dxa" w:w="100"/>
-              <w:bottom w:type="dxa" w:w="70"/>
+              <w:top w:type="dxa" w:w="60"/>
+              <w:left w:type="dxa" w:w="100"/>
+              <w:bottom w:type="dxa" w:w="60"/>
               <w:right w:type="dxa" w:w="100"/>
             </w:tcMar>
           </w:tcPr>
@@ -3899,9 +3080,9 @@
             </w:tcBorders>
             <w:shd w:fill="F2F2F2" w:val="clear"/>
             <w:tcMar>
-              <w:top w:type="dxa" w:w="70"/>
-              <w:left w:type="dxa" w:w="100"/>
-              <w:bottom w:type="dxa" w:w="70"/>
+              <w:top w:type="dxa" w:w="60"/>
+              <w:left w:type="dxa" w:w="100"/>
+              <w:bottom w:type="dxa" w:w="60"/>
               <w:right w:type="dxa" w:w="100"/>
             </w:tcMar>
           </w:tcPr>
@@ -3918,7 +3099,7 @@
                 <w:sz w:val="20"/>
                 <w:szCs w:val="20"/>
               </w:rPr>
-              <w:t xml:space="preserve">Guarda el error más reciente por vértice. Detecta entradas obsoletas del heap en O(1).</w:t>
+              <w:t xml:space="preserve">Guarda el error más reciente. Detecta entradas obsoletas del heap en O(1).</w:t>
             </w:r>
           </w:p>
         </w:tc>
@@ -3926,15 +3107,7 @@
     </w:tbl>
     <w:p>
       <w:pPr>
-        <w:spacing w:after="80" w:before="0"/>
-      </w:pPr>
-      <w:r>
-        <w:t xml:space="preserve"/>
-      </w:r>
-    </w:p>
-    <w:p>
-      <w:pPr>
-        <w:spacing w:after="130" w:before="0"/>
+        <w:spacing w:after="100" w:before="0"/>
       </w:pPr>
       <w:r>
         <w:rPr>
@@ -3942,7 +3115,7 @@
           <w:sz w:val="22"/>
           <w:szCs w:val="22"/>
         </w:rPr>
-        <w:t xml:space="preserve">La distinción entre unordered_set/map y sus versiones ordenadas (set/map) fue deliberada. En una imagen de 2 millones de vértices, el algoritmo hace decenas de millones de búsquedas en estas estructuras. La diferencia entre O(1) y O(log n) por búsqueda se acumula.</w:t>
+        <w:t xml:space="preserve">La distinción entre unordered_set/map y sus versiones ordenadas fue deliberada. En imágenes de 2 millones de vértices, la diferencia entre O(1) y O(log n) por búsqueda se acumula en decenas de millones de operaciones.</w:t>
       </w:r>
     </w:p>
     <w:p>
@@ -3953,7 +3126,7 @@
     <w:p>
       <w:pPr>
         <w:pStyle w:val="Heading1"/>
-        <w:spacing w:after="160" w:before="300"/>
+        <w:spacing w:after="120" w:before="240"/>
       </w:pPr>
       <w:r>
         <w:rPr>
@@ -3965,27 +3138,6 @@
           <w:szCs w:val="32"/>
         </w:rPr>
         <w:t xml:space="preserve">7. Bugs encontrados y por qué importan</w:t>
-      </w:r>
-    </w:p>
-    <w:p>
-      <w:pPr>
-        <w:spacing w:after="130" w:before="0"/>
-      </w:pPr>
-      <w:r>
-        <w:rPr>
-          <w:rFonts w:ascii="Arial" w:cs="Arial" w:eastAsia="Arial" w:hAnsi="Arial"/>
-          <w:sz w:val="22"/>
-          <w:szCs w:val="22"/>
-        </w:rPr>
-        <w:t xml:space="preserve">El desarrollo no fue lineal. Tres bugs importantes aparecieron durante las pruebas, y cada uno enseñó algo sobre cómo funciona CGAL internamente:</w:t>
-      </w:r>
-    </w:p>
-    <w:p>
-      <w:pPr>
-        <w:spacing w:after="80" w:before="0"/>
-      </w:pPr>
-      <w:r>
-        <w:t xml:space="preserve"/>
       </w:r>
     </w:p>
     <w:tbl>
@@ -4020,9 +3172,9 @@
             </w:tcBorders>
             <w:shd w:fill="2E75B6" w:val="clear"/>
             <w:tcMar>
-              <w:top w:type="dxa" w:w="70"/>
-              <w:left w:type="dxa" w:w="100"/>
-              <w:bottom w:type="dxa" w:w="70"/>
+              <w:top w:type="dxa" w:w="60"/>
+              <w:left w:type="dxa" w:w="100"/>
+              <w:bottom w:type="dxa" w:w="60"/>
               <w:right w:type="dxa" w:w="100"/>
             </w:tcMar>
           </w:tcPr>
@@ -4054,9 +3206,9 @@
             </w:tcBorders>
             <w:shd w:fill="2E75B6" w:val="clear"/>
             <w:tcMar>
-              <w:top w:type="dxa" w:w="70"/>
-              <w:left w:type="dxa" w:w="100"/>
-              <w:bottom w:type="dxa" w:w="70"/>
+              <w:top w:type="dxa" w:w="60"/>
+              <w:left w:type="dxa" w:w="100"/>
+              <w:bottom w:type="dxa" w:w="60"/>
               <w:right w:type="dxa" w:w="100"/>
             </w:tcMar>
           </w:tcPr>
@@ -4088,9 +3240,9 @@
             </w:tcBorders>
             <w:shd w:fill="2E75B6" w:val="clear"/>
             <w:tcMar>
-              <w:top w:type="dxa" w:w="70"/>
-              <w:left w:type="dxa" w:w="100"/>
-              <w:bottom w:type="dxa" w:w="70"/>
+              <w:top w:type="dxa" w:w="60"/>
+              <w:left w:type="dxa" w:w="100"/>
+              <w:bottom w:type="dxa" w:w="60"/>
               <w:right w:type="dxa" w:w="100"/>
             </w:tcMar>
           </w:tcPr>
@@ -4107,7 +3259,7 @@
                 <w:sz w:val="20"/>
                 <w:szCs w:val="20"/>
               </w:rPr>
-              <w:t xml:space="preserve">Solución y lección</w:t>
+              <w:t xml:space="preserve">Solución</w:t>
             </w:r>
           </w:p>
         </w:tc>
@@ -4124,9 +3276,9 @@
             </w:tcBorders>
             <w:shd w:fill="FAECE7" w:val="clear"/>
             <w:tcMar>
-              <w:top w:type="dxa" w:w="70"/>
-              <w:left w:type="dxa" w:w="100"/>
-              <w:bottom w:type="dxa" w:w="70"/>
+              <w:top w:type="dxa" w:w="60"/>
+              <w:left w:type="dxa" w:w="100"/>
+              <w:bottom w:type="dxa" w:w="60"/>
               <w:right w:type="dxa" w:w="100"/>
             </w:tcMar>
           </w:tcPr>
@@ -4158,9 +3310,9 @@
             </w:tcBorders>
             <w:shd w:fill="F2F2F2" w:val="clear"/>
             <w:tcMar>
-              <w:top w:type="dxa" w:w="70"/>
-              <w:left w:type="dxa" w:w="100"/>
-              <w:bottom w:type="dxa" w:w="70"/>
+              <w:top w:type="dxa" w:w="60"/>
+              <w:left w:type="dxa" w:w="100"/>
+              <w:bottom w:type="dxa" w:w="60"/>
               <w:right w:type="dxa" w:w="100"/>
             </w:tcMar>
           </w:tcPr>
@@ -4177,7 +3329,7 @@
                 <w:sz w:val="20"/>
                 <w:szCs w:val="20"/>
               </w:rPr>
-              <w:t xml:space="preserve">Al guardar original.obj antes del algoritmo, IO::save asigna índices OBJ en v-&gt;info(). El algoritmo calculaba errores sobre índices — reducción 0%.</w:t>
+              <w:t xml:space="preserve">IO::save asigna índices OBJ en v-&gt;info() al generar el archivo. El algoritmo calculaba errores sobre índices — reducción 0%.</w:t>
             </w:r>
           </w:p>
         </w:tc>
@@ -4192,9 +3344,9 @@
             </w:tcBorders>
             <w:shd w:fill="EAF3DE" w:val="clear"/>
             <w:tcMar>
-              <w:top w:type="dxa" w:w="70"/>
-              <w:left w:type="dxa" w:w="100"/>
-              <w:bottom w:type="dxa" w:w="70"/>
+              <w:top w:type="dxa" w:w="60"/>
+              <w:left w:type="dxa" w:w="100"/>
+              <w:bottom w:type="dxa" w:w="60"/>
               <w:right w:type="dxa" w:w="100"/>
             </w:tcMar>
           </w:tcPr>
@@ -4211,7 +3363,7 @@
                 <w:sz w:val="20"/>
                 <w:szCs w:val="20"/>
               </w:rPr>
-              <w:t xml:space="preserve">Guardar alturas en unordered_map antes del save. Restaurar inmediatamente después. IO::save no documenta este efecto secundario.</w:t>
+              <w:t xml:space="preserve">Backup de alturas en unordered_map antes del save. Restaurar inmediatamente después.</w:t>
             </w:r>
           </w:p>
         </w:tc>
@@ -4228,9 +3380,9 @@
             </w:tcBorders>
             <w:shd w:fill="FAECE7" w:val="clear"/>
             <w:tcMar>
-              <w:top w:type="dxa" w:w="70"/>
-              <w:left w:type="dxa" w:w="100"/>
-              <w:bottom w:type="dxa" w:w="70"/>
+              <w:top w:type="dxa" w:w="60"/>
+              <w:left w:type="dxa" w:w="100"/>
+              <w:bottom w:type="dxa" w:w="60"/>
               <w:right w:type="dxa" w:w="100"/>
             </w:tcMar>
           </w:tcPr>
@@ -4261,9 +3413,9 @@
               <w:right w:val="single" w:color="CCCCCC" w:sz="1"/>
             </w:tcBorders>
             <w:tcMar>
-              <w:top w:type="dxa" w:w="70"/>
-              <w:left w:type="dxa" w:w="100"/>
-              <w:bottom w:type="dxa" w:w="70"/>
+              <w:top w:type="dxa" w:w="60"/>
+              <w:left w:type="dxa" w:w="100"/>
+              <w:bottom w:type="dxa" w:w="60"/>
               <w:right w:type="dxa" w:w="100"/>
             </w:tcMar>
           </w:tcPr>
@@ -4280,7 +3432,7 @@
                 <w:sz w:val="20"/>
                 <w:szCs w:val="20"/>
               </w:rPr>
-              <w:t xml:space="preserve">El loop cortaba con break cuando err &gt;= ε. Entradas obsoletas con error alto detenían el loop antes de procesar vértices válidos de menor error.</w:t>
+              <w:t xml:space="preserve">Entradas obsoletas con error alto detenían el loop antes de procesar vértices válidos con menor error.</w:t>
             </w:r>
           </w:p>
         </w:tc>
@@ -4295,9 +3447,9 @@
             </w:tcBorders>
             <w:shd w:fill="EAF3DE" w:val="clear"/>
             <w:tcMar>
-              <w:top w:type="dxa" w:w="70"/>
-              <w:left w:type="dxa" w:w="100"/>
-              <w:bottom w:type="dxa" w:w="70"/>
+              <w:top w:type="dxa" w:w="60"/>
+              <w:left w:type="dxa" w:w="100"/>
+              <w:bottom w:type="dxa" w:w="60"/>
               <w:right w:type="dxa" w:w="100"/>
             </w:tcMar>
           </w:tcPr>
@@ -4314,7 +3466,7 @@
                 <w:sz w:val="20"/>
                 <w:szCs w:val="20"/>
               </w:rPr>
-              <w:t xml:space="preserve">Cambiar break por continue. El loop sigue hasta vaciar el heap, descartando obsoletos con los dos chequeos (visitados + error_map).</w:t>
+              <w:t xml:space="preserve">Cambiar break por continue. El loop sigue hasta vaciar el heap completamente.</w:t>
             </w:r>
           </w:p>
         </w:tc>
@@ -4331,9 +3483,9 @@
             </w:tcBorders>
             <w:shd w:fill="FAECE7" w:val="clear"/>
             <w:tcMar>
-              <w:top w:type="dxa" w:w="70"/>
-              <w:left w:type="dxa" w:w="100"/>
-              <w:bottom w:type="dxa" w:w="70"/>
+              <w:top w:type="dxa" w:w="60"/>
+              <w:left w:type="dxa" w:w="100"/>
+              <w:bottom w:type="dxa" w:w="60"/>
               <w:right w:type="dxa" w:w="100"/>
             </w:tcMar>
           </w:tcPr>
@@ -4365,9 +3517,9 @@
             </w:tcBorders>
             <w:shd w:fill="F2F2F2" w:val="clear"/>
             <w:tcMar>
-              <w:top w:type="dxa" w:w="70"/>
-              <w:left w:type="dxa" w:w="100"/>
-              <w:bottom w:type="dxa" w:w="70"/>
+              <w:top w:type="dxa" w:w="60"/>
+              <w:left w:type="dxa" w:w="100"/>
+              <w:bottom w:type="dxa" w:w="60"/>
               <w:right w:type="dxa" w:w="100"/>
             </w:tcMar>
           </w:tcPr>
@@ -4384,7 +3536,7 @@
                 <w:sz w:val="20"/>
                 <w:szCs w:val="20"/>
               </w:rPr>
-              <w:t xml:space="preserve">vo[len//2] no es el vértice geométricamente central — CGAL inserta vértices en orden interno de Delaunay. El punto rojo aparecía en la esquina.</w:t>
+              <w:t xml:space="preserve">vo[len//2] no es el vértice geométricamente central — CGAL inserta en orden interno de Delaunay.</w:t>
             </w:r>
           </w:p>
         </w:tc>
@@ -4399,9 +3551,9 @@
             </w:tcBorders>
             <w:shd w:fill="EAF3DE" w:val="clear"/>
             <w:tcMar>
-              <w:top w:type="dxa" w:w="70"/>
-              <w:left w:type="dxa" w:w="100"/>
-              <w:bottom w:type="dxa" w:w="70"/>
+              <w:top w:type="dxa" w:w="60"/>
+              <w:left w:type="dxa" w:w="100"/>
+              <w:bottom w:type="dxa" w:w="60"/>
               <w:right w:type="dxa" w:w="100"/>
             </w:tcMar>
           </w:tcPr>
@@ -4418,7 +3570,7 @@
                 <w:sz w:val="20"/>
                 <w:szCs w:val="20"/>
               </w:rPr>
-              <w:t xml:space="preserve">Calcular centroide geométrico (promedio de x e y) y buscar el vértice más cercano con argmin de distancia euclidiana.</w:t>
+              <w:t xml:space="preserve">Calcular centroide geométrico y buscar el vértice más cercano con argmin de distancia.</w:t>
             </w:r>
           </w:p>
         </w:tc>
@@ -4426,15 +3578,7 @@
     </w:tbl>
     <w:p>
       <w:pPr>
-        <w:spacing w:after="80" w:before="0"/>
-      </w:pPr>
-      <w:r>
-        <w:t xml:space="preserve"/>
-      </w:r>
-    </w:p>
-    <w:p>
-      <w:pPr>
-        <w:spacing w:after="130" w:before="0"/>
+        <w:spacing w:after="100" w:before="0"/>
       </w:pPr>
       <w:r>
         <w:rPr>
@@ -4456,7 +3600,7 @@
           <w:sz w:val="22"/>
           <w:szCs w:val="22"/>
         </w:rPr>
-        <w:t xml:space="preserve">fue el más inesperado y el que más tiempo tomó depurar. La reducción reportada era 0% — el algoritmo parecía no hacer nada. Al inspeccionar los valores de v-&gt;info() con un debugger, encontramos índices OBJ en vez de alturas. Revisando el código fuente de IO.hxx encontramos que save() itera sobre los vértices y asigna índices correlativos en info() para generar las referencias de caras en el archivo. Este efecto secundario no está documentado en la interfaz de pujCGAL. La lección: cuando algo falla silenciosamente en CGAL, lo primero que hay que verificar es si alguna operación de la biblioteca modificó un campo que se asumía estable.</w:t>
+        <w:t xml:space="preserve">fue el más inesperado. La reducción era 0% — el algoritmo no parecía hacer nada. IO::save() asigna índices correlativos en v-&gt;info() al generar el .obj. Efecto secundario no documentado en pujCGAL. La lección: siempre verificar qué campos modifica la biblioteca antes de asumir que son estables.</w:t>
       </w:r>
     </w:p>
     <w:p>
@@ -4467,7 +3611,7 @@
     <w:p>
       <w:pPr>
         <w:pStyle w:val="Heading1"/>
-        <w:spacing w:after="160" w:before="300"/>
+        <w:spacing w:after="120" w:before="240"/>
       </w:pPr>
       <w:r>
         <w:rPr>
@@ -4483,7 +3627,7 @@
     </w:p>
     <w:p>
       <w:pPr>
-        <w:spacing w:after="130" w:before="0"/>
+        <w:spacing w:after="100" w:before="0"/>
       </w:pPr>
       <w:r>
         <w:rPr>
@@ -4491,15 +3635,7 @@
           <w:sz w:val="22"/>
           <w:szCs w:val="22"/>
         </w:rPr>
-        <w:t xml:space="preserve">Ejecutamos el algoritmo con ε = 0.05 y orden_k = 2 sobre 6 imágenes. Las SRTM_US son datos reales de elevación de Estados Unidos del satélite SRTM (Shuttle Radar Topography Mission). Las NormalMap son heightmaps sintéticos con patrón de espiral concéntrica — útiles porque la estructura esperada es predecible.</w:t>
-      </w:r>
-    </w:p>
-    <w:p>
-      <w:pPr>
-        <w:spacing w:after="80" w:before="0"/>
-      </w:pPr>
-      <w:r>
-        <w:t xml:space="preserve"/>
+        <w:t xml:space="preserve">Ejecutamos con ε = 0.05 y orden_k = 2 sobre 6 imágenes. Las SRTM_US son datos reales del satélite SRTM. Las NormalMap son heightmaps sintéticos con espiral concéntrica.</w:t>
       </w:r>
     </w:p>
     <w:tbl>
@@ -4536,9 +3672,9 @@
             </w:tcBorders>
             <w:shd w:fill="2E75B6" w:val="clear"/>
             <w:tcMar>
-              <w:top w:type="dxa" w:w="70"/>
-              <w:left w:type="dxa" w:w="100"/>
-              <w:bottom w:type="dxa" w:w="70"/>
+              <w:top w:type="dxa" w:w="60"/>
+              <w:left w:type="dxa" w:w="100"/>
+              <w:bottom w:type="dxa" w:w="60"/>
               <w:right w:type="dxa" w:w="100"/>
             </w:tcMar>
           </w:tcPr>
@@ -4570,9 +3706,9 @@
             </w:tcBorders>
             <w:shd w:fill="2E75B6" w:val="clear"/>
             <w:tcMar>
-              <w:top w:type="dxa" w:w="70"/>
-              <w:left w:type="dxa" w:w="100"/>
-              <w:bottom w:type="dxa" w:w="70"/>
+              <w:top w:type="dxa" w:w="60"/>
+              <w:left w:type="dxa" w:w="100"/>
+              <w:bottom w:type="dxa" w:w="60"/>
               <w:right w:type="dxa" w:w="100"/>
             </w:tcMar>
           </w:tcPr>
@@ -4604,9 +3740,9 @@
             </w:tcBorders>
             <w:shd w:fill="2E75B6" w:val="clear"/>
             <w:tcMar>
-              <w:top w:type="dxa" w:w="70"/>
-              <w:left w:type="dxa" w:w="100"/>
-              <w:bottom w:type="dxa" w:w="70"/>
+              <w:top w:type="dxa" w:w="60"/>
+              <w:left w:type="dxa" w:w="100"/>
+              <w:bottom w:type="dxa" w:w="60"/>
               <w:right w:type="dxa" w:w="100"/>
             </w:tcMar>
           </w:tcPr>
@@ -4638,9 +3774,9 @@
             </w:tcBorders>
             <w:shd w:fill="2E75B6" w:val="clear"/>
             <w:tcMar>
-              <w:top w:type="dxa" w:w="70"/>
-              <w:left w:type="dxa" w:w="100"/>
-              <w:bottom w:type="dxa" w:w="70"/>
+              <w:top w:type="dxa" w:w="60"/>
+              <w:left w:type="dxa" w:w="100"/>
+              <w:bottom w:type="dxa" w:w="60"/>
               <w:right w:type="dxa" w:w="100"/>
             </w:tcMar>
           </w:tcPr>
@@ -4672,9 +3808,9 @@
             </w:tcBorders>
             <w:shd w:fill="2E75B6" w:val="clear"/>
             <w:tcMar>
-              <w:top w:type="dxa" w:w="70"/>
-              <w:left w:type="dxa" w:w="100"/>
-              <w:bottom w:type="dxa" w:w="70"/>
+              <w:top w:type="dxa" w:w="60"/>
+              <w:left w:type="dxa" w:w="100"/>
+              <w:bottom w:type="dxa" w:w="60"/>
               <w:right w:type="dxa" w:w="100"/>
             </w:tcMar>
           </w:tcPr>
@@ -4708,9 +3844,9 @@
             </w:tcBorders>
             <w:shd w:fill="F2F2F2" w:val="clear"/>
             <w:tcMar>
-              <w:top w:type="dxa" w:w="70"/>
-              <w:left w:type="dxa" w:w="100"/>
-              <w:bottom w:type="dxa" w:w="70"/>
+              <w:top w:type="dxa" w:w="60"/>
+              <w:left w:type="dxa" w:w="100"/>
+              <w:bottom w:type="dxa" w:w="60"/>
               <w:right w:type="dxa" w:w="100"/>
             </w:tcMar>
           </w:tcPr>
@@ -4742,9 +3878,9 @@
             </w:tcBorders>
             <w:shd w:fill="F2F2F2" w:val="clear"/>
             <w:tcMar>
-              <w:top w:type="dxa" w:w="70"/>
-              <w:left w:type="dxa" w:w="100"/>
-              <w:bottom w:type="dxa" w:w="70"/>
+              <w:top w:type="dxa" w:w="60"/>
+              <w:left w:type="dxa" w:w="100"/>
+              <w:bottom w:type="dxa" w:w="60"/>
               <w:right w:type="dxa" w:w="100"/>
             </w:tcMar>
           </w:tcPr>
@@ -4776,9 +3912,9 @@
             </w:tcBorders>
             <w:shd w:fill="F2F2F2" w:val="clear"/>
             <w:tcMar>
-              <w:top w:type="dxa" w:w="70"/>
-              <w:left w:type="dxa" w:w="100"/>
-              <w:bottom w:type="dxa" w:w="70"/>
+              <w:top w:type="dxa" w:w="60"/>
+              <w:left w:type="dxa" w:w="100"/>
+              <w:bottom w:type="dxa" w:w="60"/>
               <w:right w:type="dxa" w:w="100"/>
             </w:tcMar>
           </w:tcPr>
@@ -4810,9 +3946,9 @@
             </w:tcBorders>
             <w:shd w:fill="F2F2F2" w:val="clear"/>
             <w:tcMar>
-              <w:top w:type="dxa" w:w="70"/>
-              <w:left w:type="dxa" w:w="100"/>
-              <w:bottom w:type="dxa" w:w="70"/>
+              <w:top w:type="dxa" w:w="60"/>
+              <w:left w:type="dxa" w:w="100"/>
+              <w:bottom w:type="dxa" w:w="60"/>
               <w:right w:type="dxa" w:w="100"/>
             </w:tcMar>
           </w:tcPr>
@@ -4844,9 +3980,9 @@
             </w:tcBorders>
             <w:shd w:fill="EAF3DE" w:val="clear"/>
             <w:tcMar>
-              <w:top w:type="dxa" w:w="70"/>
-              <w:left w:type="dxa" w:w="100"/>
-              <w:bottom w:type="dxa" w:w="70"/>
+              <w:top w:type="dxa" w:w="60"/>
+              <w:left w:type="dxa" w:w="100"/>
+              <w:bottom w:type="dxa" w:w="60"/>
               <w:right w:type="dxa" w:w="100"/>
             </w:tcMar>
           </w:tcPr>
@@ -4879,9 +4015,9 @@
               <w:right w:val="single" w:color="CCCCCC" w:sz="1"/>
             </w:tcBorders>
             <w:tcMar>
-              <w:top w:type="dxa" w:w="70"/>
-              <w:left w:type="dxa" w:w="100"/>
-              <w:bottom w:type="dxa" w:w="70"/>
+              <w:top w:type="dxa" w:w="60"/>
+              <w:left w:type="dxa" w:w="100"/>
+              <w:bottom w:type="dxa" w:w="60"/>
               <w:right w:type="dxa" w:w="100"/>
             </w:tcMar>
           </w:tcPr>
@@ -4912,9 +4048,9 @@
               <w:right w:val="single" w:color="CCCCCC" w:sz="1"/>
             </w:tcBorders>
             <w:tcMar>
-              <w:top w:type="dxa" w:w="70"/>
-              <w:left w:type="dxa" w:w="100"/>
-              <w:bottom w:type="dxa" w:w="70"/>
+              <w:top w:type="dxa" w:w="60"/>
+              <w:left w:type="dxa" w:w="100"/>
+              <w:bottom w:type="dxa" w:w="60"/>
               <w:right w:type="dxa" w:w="100"/>
             </w:tcMar>
           </w:tcPr>
@@ -4945,9 +4081,9 @@
               <w:right w:val="single" w:color="CCCCCC" w:sz="1"/>
             </w:tcBorders>
             <w:tcMar>
-              <w:top w:type="dxa" w:w="70"/>
-              <w:left w:type="dxa" w:w="100"/>
-              <w:bottom w:type="dxa" w:w="70"/>
+              <w:top w:type="dxa" w:w="60"/>
+              <w:left w:type="dxa" w:w="100"/>
+              <w:bottom w:type="dxa" w:w="60"/>
               <w:right w:type="dxa" w:w="100"/>
             </w:tcMar>
           </w:tcPr>
@@ -4978,9 +4114,9 @@
               <w:right w:val="single" w:color="CCCCCC" w:sz="1"/>
             </w:tcBorders>
             <w:tcMar>
-              <w:top w:type="dxa" w:w="70"/>
-              <w:left w:type="dxa" w:w="100"/>
-              <w:bottom w:type="dxa" w:w="70"/>
+              <w:top w:type="dxa" w:w="60"/>
+              <w:left w:type="dxa" w:w="100"/>
+              <w:bottom w:type="dxa" w:w="60"/>
               <w:right w:type="dxa" w:w="100"/>
             </w:tcMar>
           </w:tcPr>
@@ -5012,9 +4148,9 @@
             </w:tcBorders>
             <w:shd w:fill="EAF3DE" w:val="clear"/>
             <w:tcMar>
-              <w:top w:type="dxa" w:w="70"/>
-              <w:left w:type="dxa" w:w="100"/>
-              <w:bottom w:type="dxa" w:w="70"/>
+              <w:top w:type="dxa" w:w="60"/>
+              <w:left w:type="dxa" w:w="100"/>
+              <w:bottom w:type="dxa" w:w="60"/>
               <w:right w:type="dxa" w:w="100"/>
             </w:tcMar>
           </w:tcPr>
@@ -5048,9 +4184,9 @@
             </w:tcBorders>
             <w:shd w:fill="F2F2F2" w:val="clear"/>
             <w:tcMar>
-              <w:top w:type="dxa" w:w="70"/>
-              <w:left w:type="dxa" w:w="100"/>
-              <w:bottom w:type="dxa" w:w="70"/>
+              <w:top w:type="dxa" w:w="60"/>
+              <w:left w:type="dxa" w:w="100"/>
+              <w:bottom w:type="dxa" w:w="60"/>
               <w:right w:type="dxa" w:w="100"/>
             </w:tcMar>
           </w:tcPr>
@@ -5082,9 +4218,9 @@
             </w:tcBorders>
             <w:shd w:fill="F2F2F2" w:val="clear"/>
             <w:tcMar>
-              <w:top w:type="dxa" w:w="70"/>
-              <w:left w:type="dxa" w:w="100"/>
-              <w:bottom w:type="dxa" w:w="70"/>
+              <w:top w:type="dxa" w:w="60"/>
+              <w:left w:type="dxa" w:w="100"/>
+              <w:bottom w:type="dxa" w:w="60"/>
               <w:right w:type="dxa" w:w="100"/>
             </w:tcMar>
           </w:tcPr>
@@ -5116,9 +4252,9 @@
             </w:tcBorders>
             <w:shd w:fill="F2F2F2" w:val="clear"/>
             <w:tcMar>
-              <w:top w:type="dxa" w:w="70"/>
-              <w:left w:type="dxa" w:w="100"/>
-              <w:bottom w:type="dxa" w:w="70"/>
+              <w:top w:type="dxa" w:w="60"/>
+              <w:left w:type="dxa" w:w="100"/>
+              <w:bottom w:type="dxa" w:w="60"/>
               <w:right w:type="dxa" w:w="100"/>
             </w:tcMar>
           </w:tcPr>
@@ -5150,9 +4286,9 @@
             </w:tcBorders>
             <w:shd w:fill="F2F2F2" w:val="clear"/>
             <w:tcMar>
-              <w:top w:type="dxa" w:w="70"/>
-              <w:left w:type="dxa" w:w="100"/>
-              <w:bottom w:type="dxa" w:w="70"/>
+              <w:top w:type="dxa" w:w="60"/>
+              <w:left w:type="dxa" w:w="100"/>
+              <w:bottom w:type="dxa" w:w="60"/>
               <w:right w:type="dxa" w:w="100"/>
             </w:tcMar>
           </w:tcPr>
@@ -5184,9 +4320,9 @@
             </w:tcBorders>
             <w:shd w:fill="EAF3DE" w:val="clear"/>
             <w:tcMar>
-              <w:top w:type="dxa" w:w="70"/>
-              <w:left w:type="dxa" w:w="100"/>
-              <w:bottom w:type="dxa" w:w="70"/>
+              <w:top w:type="dxa" w:w="60"/>
+              <w:left w:type="dxa" w:w="100"/>
+              <w:bottom w:type="dxa" w:w="60"/>
               <w:right w:type="dxa" w:w="100"/>
             </w:tcMar>
           </w:tcPr>
@@ -5219,9 +4355,9 @@
               <w:right w:val="single" w:color="CCCCCC" w:sz="1"/>
             </w:tcBorders>
             <w:tcMar>
-              <w:top w:type="dxa" w:w="70"/>
-              <w:left w:type="dxa" w:w="100"/>
-              <w:bottom w:type="dxa" w:w="70"/>
+              <w:top w:type="dxa" w:w="60"/>
+              <w:left w:type="dxa" w:w="100"/>
+              <w:bottom w:type="dxa" w:w="60"/>
               <w:right w:type="dxa" w:w="100"/>
             </w:tcMar>
           </w:tcPr>
@@ -5252,9 +4388,9 @@
               <w:right w:val="single" w:color="CCCCCC" w:sz="1"/>
             </w:tcBorders>
             <w:tcMar>
-              <w:top w:type="dxa" w:w="70"/>
-              <w:left w:type="dxa" w:w="100"/>
-              <w:bottom w:type="dxa" w:w="70"/>
+              <w:top w:type="dxa" w:w="60"/>
+              <w:left w:type="dxa" w:w="100"/>
+              <w:bottom w:type="dxa" w:w="60"/>
               <w:right w:type="dxa" w:w="100"/>
             </w:tcMar>
           </w:tcPr>
@@ -5285,9 +4421,9 @@
               <w:right w:val="single" w:color="CCCCCC" w:sz="1"/>
             </w:tcBorders>
             <w:tcMar>
-              <w:top w:type="dxa" w:w="70"/>
-              <w:left w:type="dxa" w:w="100"/>
-              <w:bottom w:type="dxa" w:w="70"/>
+              <w:top w:type="dxa" w:w="60"/>
+              <w:left w:type="dxa" w:w="100"/>
+              <w:bottom w:type="dxa" w:w="60"/>
               <w:right w:type="dxa" w:w="100"/>
             </w:tcMar>
           </w:tcPr>
@@ -5318,9 +4454,9 @@
               <w:right w:val="single" w:color="CCCCCC" w:sz="1"/>
             </w:tcBorders>
             <w:tcMar>
-              <w:top w:type="dxa" w:w="70"/>
-              <w:left w:type="dxa" w:w="100"/>
-              <w:bottom w:type="dxa" w:w="70"/>
+              <w:top w:type="dxa" w:w="60"/>
+              <w:left w:type="dxa" w:w="100"/>
+              <w:bottom w:type="dxa" w:w="60"/>
               <w:right w:type="dxa" w:w="100"/>
             </w:tcMar>
           </w:tcPr>
@@ -5352,9 +4488,9 @@
             </w:tcBorders>
             <w:shd w:fill="EAF3DE" w:val="clear"/>
             <w:tcMar>
-              <w:top w:type="dxa" w:w="70"/>
-              <w:left w:type="dxa" w:w="100"/>
-              <w:bottom w:type="dxa" w:w="70"/>
+              <w:top w:type="dxa" w:w="60"/>
+              <w:left w:type="dxa" w:w="100"/>
+              <w:bottom w:type="dxa" w:w="60"/>
               <w:right w:type="dxa" w:w="100"/>
             </w:tcMar>
           </w:tcPr>
@@ -5388,9 +4524,9 @@
             </w:tcBorders>
             <w:shd w:fill="F2F2F2" w:val="clear"/>
             <w:tcMar>
-              <w:top w:type="dxa" w:w="70"/>
-              <w:left w:type="dxa" w:w="100"/>
-              <w:bottom w:type="dxa" w:w="70"/>
+              <w:top w:type="dxa" w:w="60"/>
+              <w:left w:type="dxa" w:w="100"/>
+              <w:bottom w:type="dxa" w:w="60"/>
               <w:right w:type="dxa" w:w="100"/>
             </w:tcMar>
           </w:tcPr>
@@ -5422,9 +4558,9 @@
             </w:tcBorders>
             <w:shd w:fill="F2F2F2" w:val="clear"/>
             <w:tcMar>
-              <w:top w:type="dxa" w:w="70"/>
-              <w:left w:type="dxa" w:w="100"/>
-              <w:bottom w:type="dxa" w:w="70"/>
+              <w:top w:type="dxa" w:w="60"/>
+              <w:left w:type="dxa" w:w="100"/>
+              <w:bottom w:type="dxa" w:w="60"/>
               <w:right w:type="dxa" w:w="100"/>
             </w:tcMar>
           </w:tcPr>
@@ -5456,9 +4592,9 @@
             </w:tcBorders>
             <w:shd w:fill="F2F2F2" w:val="clear"/>
             <w:tcMar>
-              <w:top w:type="dxa" w:w="70"/>
-              <w:left w:type="dxa" w:w="100"/>
-              <w:bottom w:type="dxa" w:w="70"/>
+              <w:top w:type="dxa" w:w="60"/>
+              <w:left w:type="dxa" w:w="100"/>
+              <w:bottom w:type="dxa" w:w="60"/>
               <w:right w:type="dxa" w:w="100"/>
             </w:tcMar>
           </w:tcPr>
@@ -5490,9 +4626,9 @@
             </w:tcBorders>
             <w:shd w:fill="F2F2F2" w:val="clear"/>
             <w:tcMar>
-              <w:top w:type="dxa" w:w="70"/>
-              <w:left w:type="dxa" w:w="100"/>
-              <w:bottom w:type="dxa" w:w="70"/>
+              <w:top w:type="dxa" w:w="60"/>
+              <w:left w:type="dxa" w:w="100"/>
+              <w:bottom w:type="dxa" w:w="60"/>
               <w:right w:type="dxa" w:w="100"/>
             </w:tcMar>
           </w:tcPr>
@@ -5524,9 +4660,9 @@
             </w:tcBorders>
             <w:shd w:fill="EAF3DE" w:val="clear"/>
             <w:tcMar>
-              <w:top w:type="dxa" w:w="70"/>
-              <w:left w:type="dxa" w:w="100"/>
-              <w:bottom w:type="dxa" w:w="70"/>
+              <w:top w:type="dxa" w:w="60"/>
+              <w:left w:type="dxa" w:w="100"/>
+              <w:bottom w:type="dxa" w:w="60"/>
               <w:right w:type="dxa" w:w="100"/>
             </w:tcMar>
           </w:tcPr>
@@ -5559,9 +4695,9 @@
               <w:right w:val="single" w:color="CCCCCC" w:sz="1"/>
             </w:tcBorders>
             <w:tcMar>
-              <w:top w:type="dxa" w:w="70"/>
-              <w:left w:type="dxa" w:w="100"/>
-              <w:bottom w:type="dxa" w:w="70"/>
+              <w:top w:type="dxa" w:w="60"/>
+              <w:left w:type="dxa" w:w="100"/>
+              <w:bottom w:type="dxa" w:w="60"/>
               <w:right w:type="dxa" w:w="100"/>
             </w:tcMar>
           </w:tcPr>
@@ -5592,9 +4728,9 @@
               <w:right w:val="single" w:color="CCCCCC" w:sz="1"/>
             </w:tcBorders>
             <w:tcMar>
-              <w:top w:type="dxa" w:w="70"/>
-              <w:left w:type="dxa" w:w="100"/>
-              <w:bottom w:type="dxa" w:w="70"/>
+              <w:top w:type="dxa" w:w="60"/>
+              <w:left w:type="dxa" w:w="100"/>
+              <w:bottom w:type="dxa" w:w="60"/>
               <w:right w:type="dxa" w:w="100"/>
             </w:tcMar>
           </w:tcPr>
@@ -5625,9 +4761,9 @@
               <w:right w:val="single" w:color="CCCCCC" w:sz="1"/>
             </w:tcBorders>
             <w:tcMar>
-              <w:top w:type="dxa" w:w="70"/>
-              <w:left w:type="dxa" w:w="100"/>
-              <w:bottom w:type="dxa" w:w="70"/>
+              <w:top w:type="dxa" w:w="60"/>
+              <w:left w:type="dxa" w:w="100"/>
+              <w:bottom w:type="dxa" w:w="60"/>
               <w:right w:type="dxa" w:w="100"/>
             </w:tcMar>
           </w:tcPr>
@@ -5658,9 +4794,9 @@
               <w:right w:val="single" w:color="CCCCCC" w:sz="1"/>
             </w:tcBorders>
             <w:tcMar>
-              <w:top w:type="dxa" w:w="70"/>
-              <w:left w:type="dxa" w:w="100"/>
-              <w:bottom w:type="dxa" w:w="70"/>
+              <w:top w:type="dxa" w:w="60"/>
+              <w:left w:type="dxa" w:w="100"/>
+              <w:bottom w:type="dxa" w:w="60"/>
               <w:right w:type="dxa" w:w="100"/>
             </w:tcMar>
           </w:tcPr>
@@ -5692,9 +4828,9 @@
             </w:tcBorders>
             <w:shd w:fill="EAF3DE" w:val="clear"/>
             <w:tcMar>
-              <w:top w:type="dxa" w:w="70"/>
-              <w:left w:type="dxa" w:w="100"/>
-              <w:bottom w:type="dxa" w:w="70"/>
+              <w:top w:type="dxa" w:w="60"/>
+              <w:left w:type="dxa" w:w="100"/>
+              <w:bottom w:type="dxa" w:w="60"/>
               <w:right w:type="dxa" w:w="100"/>
             </w:tcMar>
           </w:tcPr>
@@ -5719,98 +4855,53 @@
     </w:tbl>
     <w:p>
       <w:pPr>
-        <w:spacing w:after="80" w:before="0"/>
-      </w:pPr>
-      <w:r>
-        <w:t xml:space="preserve"/>
-      </w:r>
-    </w:p>
-    <w:tbl>
-      <w:tblPr>
-        <w:tblW w:type="dxa" w:w="9360"/>
-        <w:tblBorders>
-          <w:top w:val="single" w:color="auto" w:sz="4"/>
-          <w:left w:val="single" w:color="auto" w:sz="4"/>
-          <w:bottom w:val="single" w:color="auto" w:sz="4"/>
-          <w:right w:val="single" w:color="auto" w:sz="4"/>
-          <w:insideH w:val="single" w:color="auto" w:sz="4"/>
-          <w:insideV w:val="single" w:color="auto" w:sz="4"/>
-        </w:tblBorders>
-      </w:tblPr>
-      <w:tblGrid>
-        <w:gridCol w:w="9360"/>
-      </w:tblGrid>
-      <w:tr>
-        <w:tc>
-          <w:tcPr>
-            <w:tcW w:type="dxa" w:w="9360"/>
-            <w:tcBorders>
-              <w:top w:val="dashed" w:color="2E75B6" w:sz="2"/>
-              <w:left w:val="dashed" w:color="2E75B6" w:sz="2"/>
-              <w:bottom w:val="dashed" w:color="2E75B6" w:sz="2"/>
-              <w:right w:val="dashed" w:color="2E75B6" w:sz="2"/>
-            </w:tcBorders>
-            <w:shd w:fill="EEF4FB" w:val="clear"/>
-            <w:tcMar>
-              <w:top w:type="dxa" w:w="160"/>
-              <w:left w:type="dxa" w:w="200"/>
-              <w:bottom w:type="dxa" w:w="160"/>
-              <w:right w:type="dxa" w:w="200"/>
-            </w:tcMar>
-          </w:tcPr>
-          <w:p>
-            <w:pPr>
-              <w:jc w:val="center"/>
-            </w:pPr>
-            <w:r>
-              <w:rPr>
-                <w:rFonts w:ascii="Arial" w:cs="Arial" w:eastAsia="Arial" w:hAnsi="Arial"/>
-                <w:b/>
-                <w:bCs/>
-                <w:color w:val="2E75B6"/>
-                <w:sz w:val="24"/>
-                <w:szCs w:val="24"/>
-              </w:rPr>
-              <w:t xml:space="preserve">[ INSERTAR IMAGEN ]</w:t>
-            </w:r>
-          </w:p>
-          <w:p>
-            <w:pPr>
-              <w:jc w:val="center"/>
-            </w:pPr>
-            <w:r>
-              <w:rPr>
-                <w:rFonts w:ascii="Courier New" w:cs="Courier New" w:eastAsia="Courier New" w:hAnsi="Courier New"/>
-                <w:b/>
-                <w:bCs/>
-                <w:color w:val="1F4E79"/>
-                <w:sz w:val="22"/>
-                <w:szCs w:val="22"/>
-              </w:rPr>
-              <w:t xml:space="preserve">grafica_resultados.png</w:t>
-            </w:r>
-          </w:p>
-          <w:p>
-            <w:pPr>
-              <w:spacing w:before="60"/>
-              <w:jc w:val="center"/>
-            </w:pPr>
-            <w:r>
-              <w:rPr>
-                <w:rFonts w:ascii="Arial" w:cs="Arial" w:eastAsia="Arial" w:hAnsi="Arial"/>
-                <w:color w:val="888780"/>
-                <w:sz w:val="20"/>
-                <w:szCs w:val="20"/>
-              </w:rPr>
-              <w:t xml:space="preserve">Gráfica de barras horizontales: vértices antes (gris) vs después (azul) en escala logarítmica. Porcentaje de reducción al final de cada barra.</w:t>
-            </w:r>
-          </w:p>
-        </w:tc>
-      </w:tr>
-    </w:tbl>
-    <w:p>
-      <w:pPr>
-        <w:spacing w:after="200" w:before="80"/>
+        <w:spacing w:after="40" w:before="100"/>
+        <w:jc w:val="center"/>
+      </w:pPr>
+      <w:r>
+        <w:drawing>
+          <wp:inline distT="0" distB="0" distL="0" distR="0">
+            <wp:extent cx="5943600" cy="3429000"/>
+            <wp:effectExtent t="0" r="0" b="0" l="0"/>
+            <wp:docPr id="1" name="" descr="" title=""/>
+            <wp:cNvGraphicFramePr>
+              <a:graphicFrameLocks xmlns:a="http://schemas.openxmlformats.org/drawingml/2006/main" noChangeAspect="1"/>
+            </wp:cNvGraphicFramePr>
+            <a:graphic xmlns:a="http://schemas.openxmlformats.org/drawingml/2006/main">
+              <a:graphicData uri="http://schemas.openxmlformats.org/drawingml/2006/picture">
+                <pic:pic xmlns:pic="http://schemas.openxmlformats.org/drawingml/2006/picture">
+                  <pic:nvPicPr>
+                    <pic:cNvPr id="0" name="" descr=""/>
+                    <pic:cNvPicPr>
+                      <a:picLocks noChangeAspect="1" noChangeArrowheads="1"/>
+                    </pic:cNvPicPr>
+                  </pic:nvPicPr>
+                  <pic:blipFill>
+                    <a:blip r:embed="rId16" cstate="none"/>
+                    <a:srcRect/>
+                    <a:stretch>
+                      <a:fillRect/>
+                    </a:stretch>
+                  </pic:blipFill>
+                  <pic:spPr bwMode="auto">
+                    <a:xfrm>
+                      <a:off x="0" y="0"/>
+                      <a:ext cx="5943600" cy="3429000"/>
+                    </a:xfrm>
+                    <a:prstGeom prst="rect">
+                      <a:avLst/>
+                    </a:prstGeom>
+                  </pic:spPr>
+                </pic:pic>
+              </a:graphicData>
+            </a:graphic>
+          </wp:inline>
+        </w:drawing>
+      </w:r>
+    </w:p>
+    <w:p>
+      <w:pPr>
+        <w:spacing w:after="160" w:before="0"/>
         <w:jc w:val="center"/>
       </w:pPr>
       <w:r>
@@ -5820,31 +4911,7 @@
           <w:sz w:val="20"/>
           <w:szCs w:val="20"/>
         </w:rPr>
-        <w:t xml:space="preserve">Figura 9 — Vértices antes vs después por imagen (ε = 0.05, orden_k = 2). Escala logarítmica porque los órdenes de magnitud difieren entre imágenes.</w:t>
-      </w:r>
-    </w:p>
-    <w:p>
-      <w:pPr>
-        <w:spacing w:after="80" w:before="0"/>
-      </w:pPr>
-      <w:r>
-        <w:t xml:space="preserve"/>
-      </w:r>
-    </w:p>
-    <w:p>
-      <w:pPr>
-        <w:spacing w:after="130" w:before="0"/>
-      </w:pPr>
-      <w:r>
-        <w:rPr>
-          <w:rFonts w:ascii="Arial" w:cs="Arial" w:eastAsia="Arial" w:hAnsi="Arial"/>
-          <w:b/>
-          <w:bCs/>
-          <w:color w:val="000000"/>
-          <w:sz w:val="22"/>
-          <w:szCs w:val="22"/>
-        </w:rPr>
-        <w:t xml:space="preserve">Dos observaciones clave: </w:t>
+        <w:t xml:space="preserve">Figura 8 — Vértices antes vs después en escala logarítmica (ε=0.05, k=2). El % de reducción aparece al final de cada barra.</w:t>
       </w:r>
     </w:p>
     <w:p>
@@ -5854,7 +4921,7 @@
           <w:ilvl w:val="0"/>
           <w:numId w:val="2"/>
         </w:numPr>
-        <w:spacing w:after="60" w:before="0"/>
+        <w:spacing w:after="40" w:before="0"/>
       </w:pPr>
       <w:r>
         <w:rPr>
@@ -5862,7 +4929,7 @@
           <w:sz w:val="22"/>
           <w:szCs w:val="22"/>
         </w:rPr>
-        <w:t xml:space="preserve">La reducción escala con el tamaño. Las imágenes más grandes tienen proporcionalmente más vértices en zonas planas. SRTM_2048 tiene regiones extensas de terreno casi horizontal que se simplifican agresivamente (96.1%).</w:t>
+        <w:t xml:space="preserve">La reducción escala con el tamaño. Imágenes más grandes tienen proporcionalmente más vértices en zonas planas.</w:t>
       </w:r>
     </w:p>
     <w:p>
@@ -5872,7 +4939,7 @@
           <w:ilvl w:val="0"/>
           <w:numId w:val="2"/>
         </w:numPr>
-        <w:spacing w:after="60" w:before="0"/>
+        <w:spacing w:after="40" w:before="0"/>
       </w:pPr>
       <w:r>
         <w:rPr>
@@ -5880,113 +4947,7 @@
           <w:sz w:val="22"/>
           <w:szCs w:val="22"/>
         </w:rPr>
-        <w:t xml:space="preserve">NormalMap.png alcanza 99.4%. La imagen tiene enormes zonas de gradiente uniforme donde prácticamente todos los vértices tienen error ≈ 0. Solo los bordes de cada anillo de la espiral sobreviven — exactamente lo que el algoritmo debe hacer, y exactamente lo que muestra el paso 7.</w:t>
-      </w:r>
-    </w:p>
-    <w:p>
-      <w:pPr>
-        <w:spacing w:after="80" w:before="0"/>
-      </w:pPr>
-      <w:r>
-        <w:t xml:space="preserve"/>
-      </w:r>
-    </w:p>
-    <w:tbl>
-      <w:tblPr>
-        <w:tblW w:type="dxa" w:w="9360"/>
-        <w:tblBorders>
-          <w:top w:val="single" w:color="auto" w:sz="4"/>
-          <w:left w:val="single" w:color="auto" w:sz="4"/>
-          <w:bottom w:val="single" w:color="auto" w:sz="4"/>
-          <w:right w:val="single" w:color="auto" w:sz="4"/>
-          <w:insideH w:val="single" w:color="auto" w:sz="4"/>
-          <w:insideV w:val="single" w:color="auto" w:sz="4"/>
-        </w:tblBorders>
-      </w:tblPr>
-      <w:tblGrid>
-        <w:gridCol w:w="9360"/>
-      </w:tblGrid>
-      <w:tr>
-        <w:tc>
-          <w:tcPr>
-            <w:tcW w:type="dxa" w:w="9360"/>
-            <w:tcBorders>
-              <w:top w:val="dashed" w:color="2E75B6" w:sz="2"/>
-              <w:left w:val="dashed" w:color="2E75B6" w:sz="2"/>
-              <w:bottom w:val="dashed" w:color="2E75B6" w:sz="2"/>
-              <w:right w:val="dashed" w:color="2E75B6" w:sz="2"/>
-            </w:tcBorders>
-            <w:shd w:fill="EEF4FB" w:val="clear"/>
-            <w:tcMar>
-              <w:top w:type="dxa" w:w="160"/>
-              <w:left w:type="dxa" w:w="200"/>
-              <w:bottom w:type="dxa" w:w="160"/>
-              <w:right w:type="dxa" w:w="200"/>
-            </w:tcMar>
-          </w:tcPr>
-          <w:p>
-            <w:pPr>
-              <w:jc w:val="center"/>
-            </w:pPr>
-            <w:r>
-              <w:rPr>
-                <w:rFonts w:ascii="Arial" w:cs="Arial" w:eastAsia="Arial" w:hAnsi="Arial"/>
-                <w:b/>
-                <w:bCs/>
-                <w:color w:val="2E75B6"/>
-                <w:sz w:val="24"/>
-                <w:szCs w:val="24"/>
-              </w:rPr>
-              <w:t xml:space="preserve">[ INSERTAR IMAGEN ]</w:t>
-            </w:r>
-          </w:p>
-          <w:p>
-            <w:pPr>
-              <w:jc w:val="center"/>
-            </w:pPr>
-            <w:r>
-              <w:rPr>
-                <w:rFonts w:ascii="Courier New" w:cs="Courier New" w:eastAsia="Courier New" w:hAnsi="Courier New"/>
-                <w:b/>
-                <w:bCs/>
-                <w:color w:val="1F4E79"/>
-                <w:sz w:val="22"/>
-                <w:szCs w:val="22"/>
-              </w:rPr>
-              <w:t xml:space="preserve">grafica_epsilon.png</w:t>
-            </w:r>
-          </w:p>
-          <w:p>
-            <w:pPr>
-              <w:spacing w:before="60"/>
-              <w:jc w:val="center"/>
-            </w:pPr>
-            <w:r>
-              <w:rPr>
-                <w:rFonts w:ascii="Arial" w:cs="Arial" w:eastAsia="Arial" w:hAnsi="Arial"/>
-                <w:color w:val="888780"/>
-                <w:sz w:val="20"/>
-                <w:szCs w:val="20"/>
-              </w:rPr>
-              <w:t xml:space="preserve">Curva de reducción vs epsilon para terreno real (SRTM) y sintético (gradiente). El sintético colapsa rápido porque sus zonas planas tienen error exactamente 0.</w:t>
-            </w:r>
-          </w:p>
-        </w:tc>
-      </w:tr>
-    </w:tbl>
-    <w:p>
-      <w:pPr>
-        <w:spacing w:after="200" w:before="80"/>
-        <w:jc w:val="center"/>
-      </w:pPr>
-      <w:r>
-        <w:rPr>
-          <w:rFonts w:ascii="Arial" w:cs="Arial" w:eastAsia="Arial" w:hAnsi="Arial"/>
-          <w:color w:val="B4B2A9"/>
-          <w:sz w:val="20"/>
-          <w:szCs w:val="20"/>
-        </w:rPr>
-        <w:t xml:space="preserve">Figura 10 — Reducción vs epsilon. El terreno real varía poco con ε — casi todos sus vértices son relevantes. El sintético colapsa — tiene zonas perfectamente uniformes.</w:t>
+        <w:t xml:space="preserve">NormalMap.png alcanza 99.4% — sus zonas de gradiente uniforme tienen error ≈ 0. Solo los bordes de cada anillo sobreviven.</w:t>
       </w:r>
     </w:p>
     <w:p>
@@ -5997,7 +4958,7 @@
     <w:p>
       <w:pPr>
         <w:pStyle w:val="Heading1"/>
-        <w:spacing w:after="160" w:before="300"/>
+        <w:spacing w:after="120" w:before="240"/>
       </w:pPr>
       <w:r>
         <w:rPr>
@@ -6014,7 +4975,7 @@
     <w:p>
       <w:pPr>
         <w:pStyle w:val="Heading2"/>
-        <w:spacing w:after="120" w:before="220"/>
+        <w:spacing w:after="80" w:before="180"/>
       </w:pPr>
       <w:r>
         <w:rPr>
@@ -6030,7 +4991,7 @@
     </w:p>
     <w:p>
       <w:pPr>
-        <w:spacing w:after="130" w:before="0"/>
+        <w:spacing w:after="100" w:before="0"/>
       </w:pPr>
       <w:r>
         <w:rPr>
@@ -6038,21 +4999,13 @@
           <w:sz w:val="22"/>
           <w:szCs w:val="22"/>
         </w:rPr>
-        <w:t xml:space="preserve">En la Clase 6 la DCEL parecía una estructura elegante pero abstracta. En este taller la usamos directamente. El patrón do { ... } while(++fc != done) es exactamente el ciclo de recorrido twin→next de los slides de Flórez. Entender la teoría nos permitió implementar el circulator sin ensayo y error — sabíamos exactamente qué estructura estábamos usando.</w:t>
-      </w:r>
-    </w:p>
-    <w:p>
-      <w:pPr>
-        <w:spacing w:after="80" w:before="0"/>
-      </w:pPr>
-      <w:r>
-        <w:t xml:space="preserve"/>
+        <w:t xml:space="preserve">El Face_circulator es exactamente el recorrido twin→next de la DCEL de la Clase 6. Entender la teoría permitió implementar el circulator directamente, sin ensayo y error.</w:t>
       </w:r>
     </w:p>
     <w:p>
       <w:pPr>
         <w:pStyle w:val="Heading2"/>
-        <w:spacing w:after="120" w:before="220"/>
+        <w:spacing w:after="80" w:before="180"/>
       </w:pPr>
       <w:r>
         <w:rPr>
@@ -6068,7 +5021,7 @@
     </w:p>
     <w:p>
       <w:pPr>
-        <w:spacing w:after="130" w:before="0"/>
+        <w:spacing w:after="100" w:before="0"/>
       </w:pPr>
       <w:r>
         <w:rPr>
@@ -6076,21 +5029,13 @@
           <w:sz w:val="22"/>
           <w:szCs w:val="22"/>
         </w:rPr>
-        <w:t xml:space="preserve">El mismo principio — cola de prioridad, siempre procesar el nodo de menor costo, propagar el efecto a los vecinos y actualizar sus costos — se aplica aquí a un problema completamente distinto. La lazy deletion es la consecuencia directa de no tener decrease-key en la STL. No la vimos en clase, pero emerge naturalmente al intentar implementar Dijkstra con las herramientas estándar de C++.</w:t>
-      </w:r>
-    </w:p>
-    <w:p>
-      <w:pPr>
-        <w:spacing w:after="80" w:before="0"/>
-      </w:pPr>
-      <w:r>
-        <w:t xml:space="preserve"/>
+        <w:t xml:space="preserve">La misma cola de prioridad que resuelve rutas más cortas ordena aquí vértices por planitud. La lazy deletion emerge naturalmente al usar priority_queue de la STL sin decrease-key — no fue vista en clase pero es su consecuencia directa.</w:t>
       </w:r>
     </w:p>
     <w:p>
       <w:pPr>
         <w:pStyle w:val="Heading2"/>
-        <w:spacing w:after="120" w:before="220"/>
+        <w:spacing w:after="80" w:before="180"/>
       </w:pPr>
       <w:r>
         <w:rPr>
@@ -6106,7 +5051,7 @@
     </w:p>
     <w:p>
       <w:pPr>
-        <w:spacing w:after="130" w:before="0"/>
+        <w:spacing w:after="100" w:before="0"/>
       </w:pPr>
       <w:r>
         <w:rPr>
@@ -6114,12 +5059,12 @@
           <w:sz w:val="22"/>
           <w:szCs w:val="22"/>
         </w:rPr>
-        <w:t xml:space="preserve">T.remove() garantiza que la malla queda válida y Delaunay sin intervención. Eso es una ventaja enorme — nunca tuvimos triángulos degenerados. Pero IO::save() modifica v-&gt;info() silenciosamente. La lección: las operaciones de CGAL son correctas pero hay que conocer sus efectos secundarios. Cuando un resultado es inesperadamente incorrecto, el primer paso es verificar qué campo modificó la biblioteca.</w:t>
-      </w:r>
-    </w:p>
-    <w:p>
-      <w:pPr>
-        <w:spacing w:after="80" w:before="0"/>
+        <w:t xml:space="preserve">T.remove() garantiza validez y Delaunay automáticamente. Pero IO::save() modifica v-&gt;info() silenciosamente. Cuando un resultado es inesperadamente incorrecto, el primer paso es verificar qué campo modificó la biblioteca.</w:t>
+      </w:r>
+    </w:p>
+    <w:p>
+      <w:pPr>
+        <w:spacing w:after="60" w:before="0"/>
       </w:pPr>
       <w:r>
         <w:t xml:space="preserve"/>
@@ -6127,7 +5072,7 @@
     </w:p>
     <w:p>
       <w:pPr>
-        <w:spacing w:after="130" w:before="0"/>
+        <w:spacing w:after="100" w:before="0"/>
       </w:pPr>
       <w:r>
         <w:rPr>
@@ -6212,7 +5157,7 @@
       <w:pBdr>
         <w:top w:val="single" w:color="2E75B6" w:sz="6" w:space="1"/>
       </w:pBdr>
-      <w:spacing w:before="60"/>
+      <w:spacing w:before="50"/>
       <w:jc w:val="right"/>
     </w:pPr>
     <w:r>
@@ -6284,7 +5229,7 @@
       <w:pBdr>
         <w:bottom w:val="single" w:color="2E75B6" w:sz="6" w:space="1"/>
       </w:pBdr>
-      <w:spacing w:after="60"/>
+      <w:spacing w:after="50"/>
     </w:pPr>
     <w:r>
       <w:rPr>
@@ -6293,7 +5238,7 @@
         <w:sz w:val="18"/>
         <w:szCs w:val="18"/>
       </w:rPr>
-      <w:t xml:space="preserve">Taller 3 — Simplificación de Heightmap por Vecindad de Orden k  |  Abel Albuez · Santiago Gil Gallego</w:t>
+      <w:t xml:space="preserve">Taller 3 — Simplificación de Heightmap  |  Abel Albuez · Santiago Gil Gallego</w:t>
     </w:r>
   </w:p>
 </w:hdr>
@@ -6601,7 +5546,7 @@
     <w:next w:val="Normal"/>
     <w:qFormat/>
     <w:pPr>
-      <w:spacing w:after="160" w:before="300"/>
+      <w:spacing w:after="120" w:before="240"/>
       <w:outlineLvl w:val="0"/>
     </w:pPr>
     <w:rPr>
@@ -6619,7 +5564,7 @@
     <w:next w:val="Normal"/>
     <w:qFormat/>
     <w:pPr>
-      <w:spacing w:after="120" w:before="220"/>
+      <w:spacing w:after="80" w:before="180"/>
       <w:outlineLvl w:val="1"/>
     </w:pPr>
     <w:rPr>
@@ -6637,7 +5582,7 @@
     <w:next w:val="Normal"/>
     <w:qFormat/>
     <w:pPr>
-      <w:spacing w:after="80" w:before="180"/>
+      <w:spacing w:after="60" w:before="140"/>
       <w:outlineLvl w:val="2"/>
     </w:pPr>
     <w:rPr>
